--- a/lvf_global_var/doc/patent/patent_draft_ko.docx
+++ b/lvf_global_var/doc/patent/patent_draft_ko.docx
@@ -48,7 +48,7 @@
           <w:sz w:val="20"/>
           <w:szCs w:val="20"/>
         </w:rPr>
-        <w:t xml:space="preserve">상태: 변리사 검토 전 기술 초안. 개정 2판은 TR-Aware LLE DM 모델링 구조(LVF 기여도 × 집합 소자 민감도 × 트랜지스터별 파라미터 변동량)를 중심으로 재구성하고, 선행기술 조사 결과와 차별점을 반영하였다.</w:t>
+        <w:t xml:space="preserve">상태: 변리사 검토 전 기술 초안. 개정 2판은 TR-Aware LLE DM 모델링 구조(LVF 기여도 × 집합 소자 민감도 × 트랜지스터별 파라미터 변동량)를 중심으로 재구성하고, 선행기술 조사 결과와 차별점을 반영하였다. 개정 2.1판: ICCAD 2023 논문(비특허문헌 1)을 가장 근접한 선행기술로 배경·과제·효과에 명시적으로 연결.</w:t>
       </w:r>
     </w:p>
     <w:p>
@@ -204,39 +204,39 @@
           <w:sz w:val="20"/>
           <w:szCs w:val="20"/>
         </w:rPr>
-        <w:t xml:space="preserve">[0005] 국부 레이아웃 효과에 대해서는, 셀 경계에 위치한 트랜지스터의 파라미터에 대한 지연 민감도를 별도로 특성화한 라이브러리를 만들고, 배치·배선 도구가 인스턴스별 레이아웃 물리량을 측정하여 문턱 전압 및 이동도 변화로 변환한 뒤 STA 엔진에 전달하는 방법이 제안되었다(비특허문헌 1). 인스턴스 기반 계통적 변동을 STA에 반영하는 방법(특허문헌 6), 셀 주변 레이아웃 컨텍스트별로 타이밍을 특성화하는 방법(특허문헌 7), 레이아웃 종속 효과를 반영하여 집적회로를 설계·제조하는 방법(특허문헌 8, 9)도 알려져 있다.</w:t>
-      </w:r>
-    </w:p>
-    <w:p>
-      <w:pPr>
-        <w:spacing w:after="100" w:line="300"/>
-        <w:jc w:val="left"/>
-      </w:pPr>
-      <w:r>
-        <w:rPr>
-          <w:rFonts w:ascii="Malgun Gothic" w:cs="Malgun Gothic" w:eastAsia="Malgun Gothic" w:hAnsi="Malgun Gothic"/>
-          <w:b w:val="false"/>
-          <w:bCs w:val="false"/>
-          <w:sz w:val="20"/>
-          <w:szCs w:val="20"/>
-        </w:rPr>
-        <w:t xml:space="preserve">[0006] 그러나 종래의 국부 레이아웃 효과 모델은 셀 경계 트랜지스터(boundary transistor)에 한정되거나, 트랜지스터별 민감도를 얻기 위해 트랜지스터마다 별도의 특성화 시뮬레이션을 필요로 한다. 셀 내부 트랜지스터(inner transistor)도 주변 레이아웃, 응력, 경년 열화 등에 의해 파라미터가 변동하므로 경계 트랜지스터만의 보정은 오차를 남기며, 모든 트랜지스터에 대한 직접 특성화는 트랜지스터 수에 비례하는 시뮬레이션 비용과 라이브러리 재특성화 기간을 요구한다. 전역 변동에 대해서도 공정 코너마다 특성화를 반복하는 방식이 사용되어 코너 추가 비용이 크다.</w:t>
-      </w:r>
-    </w:p>
-    <w:p>
-      <w:pPr>
-        <w:spacing w:after="100" w:line="300"/>
-        <w:jc w:val="left"/>
-      </w:pPr>
-      <w:r>
-        <w:rPr>
-          <w:rFonts w:ascii="Malgun Gothic" w:cs="Malgun Gothic" w:eastAsia="Malgun Gothic" w:hAnsi="Malgun Gothic"/>
-          <w:b w:val="false"/>
-          <w:bCs w:val="false"/>
-          <w:sz w:val="20"/>
-          <w:szCs w:val="20"/>
-        </w:rPr>
-        <w:t xml:space="preserve">[0007] 따라서, 이미 존재하는 LVF 특성화 데이터와 집합 민감도 라이브러리를 결합하여, 트랜지스터별 재특성화 없이 셀 내부 트랜지스터를 포함한 모든 트랜지스터의 파라미터 변동을 셀 타이밍에 반영할 수 있는 방법이 요구된다.</w:t>
+        <w:t xml:space="preserve">[0005] 국부 레이아웃 효과에 대해서는, 타이밍 라이브러리에 셀 경계에 위치한 트랜지스터(boundary transistor)의 파라미터에 대한 지연 민감도를 추가로 특성화하여 수록하고, 배치·배선 도구가 인스턴스별 레이아웃 물리량을 측정하여 문턱 전압 및 이동도 변화로 변환한 뒤 STA 엔진에 전달하는 방법이 제안되었다(비특허문헌 1). 비특허문헌 1의 방법은 경계 트랜지스터의 민감도를 트랜지스터별 직접 특성화로 얻어 라이브러리에 수록하는 것으로서, 셀 내부 트랜지스터의 파라미터 변동, 국부 변동(LVF) 특성화 데이터의 재사용, 트랜지스터 식별 정보가 없는 집합 민감도와의 결합에 대해서는 개시하지 않는다. 그 외에 인스턴스 기반 계통적 변동을 STA에 반영하는 방법(특허문헌 6), 셀 주변 레이아웃 컨텍스트별로 타이밍을 특성화하는 방법(특허문헌 7), 레이아웃 종속 효과를 반영하여 집적회로를 설계·제조하는 방법(특허문헌 8, 9)이 알려져 있다.</w:t>
+      </w:r>
+    </w:p>
+    <w:p>
+      <w:pPr>
+        <w:spacing w:after="100" w:line="300"/>
+        <w:jc w:val="left"/>
+      </w:pPr>
+      <w:r>
+        <w:rPr>
+          <w:rFonts w:ascii="Malgun Gothic" w:cs="Malgun Gothic" w:eastAsia="Malgun Gothic" w:hAnsi="Malgun Gothic"/>
+          <w:b w:val="false"/>
+          <w:bCs w:val="false"/>
+          <w:sz w:val="20"/>
+          <w:szCs w:val="20"/>
+        </w:rPr>
+        <w:t xml:space="preserve">[0006] 그러나 셀 내부 트랜지스터(inner transistor)도 주변 레이아웃, 응력, 경년 열화 등에 의해 파라미터가 변동하므로, 경계 트랜지스터만을 보정하는 비특허문헌 1의 방법은 내부 트랜지스터의 변동에 의한 타이밍 변화를 반영하지 못하여 오차를 남긴다. 비특허문헌 1의 방법을 내부 트랜지스터로 확장하려면 내부 트랜지스터 각각에 대한 민감도 특성화 시뮬레이션이 추가로 필요하며, 그 비용은 셀당 트랜지스터 수, 파라미터 수 및 테이블 포인트 수의 곱에 비례하여 라이브러리 재특성화 기간을 늘린다. 전역 변동에 대해서도 공정 코너마다 특성화를 반복하는 방식이 사용되어 코너 추가 비용이 크다.</w:t>
+      </w:r>
+    </w:p>
+    <w:p>
+      <w:pPr>
+        <w:spacing w:after="100" w:line="300"/>
+        <w:jc w:val="left"/>
+      </w:pPr>
+      <w:r>
+        <w:rPr>
+          <w:rFonts w:ascii="Malgun Gothic" w:cs="Malgun Gothic" w:eastAsia="Malgun Gothic" w:hAnsi="Malgun Gothic"/>
+          <w:b w:val="false"/>
+          <w:bCs w:val="false"/>
+          <w:sz w:val="20"/>
+          <w:szCs w:val="20"/>
+        </w:rPr>
+        <w:t xml:space="preserve">[0007] 따라서, 이미 존재하는 LVF 특성화 데이터와 집합 민감도 라이브러리를 결합하여, 트랜지스터별 재특성화 없이 셀 경계 트랜지스터뿐 아니라 내부 트랜지스터를 포함한 모든 트랜지스터의 파라미터 변동을 셀 타이밍에 반영할 수 있는 방법이 요구된다.</w:t>
       </w:r>
     </w:p>
     <w:p>
@@ -573,7 +573,7 @@
           <w:sz w:val="20"/>
           <w:szCs w:val="20"/>
         </w:rPr>
-        <w:t xml:space="preserve">[0008] 본 발명이 해결하고자 하는 과제는, 국부 변동 통계량 산출을 위해 이미 산출된 트랜지스터별 타이밍 민감도로부터 트랜지스터별 기여도를 결정하고, 트랜지스터 식별 정보가 없는 집합 소자 파라미터 민감도와 결합하여, 트랜지스터별 재특성화 없이 트랜지스터별 파라미터 민감도를 복원하는 방법을 제공하는 것이다.</w:t>
+        <w:t xml:space="preserve">[0008] 본 발명이 해결하고자 하는 과제는, 국부 변동 통계량 산출을 위해 이미 산출된 트랜지스터별 타이밍 민감도로부터 트랜지스터별 기여도를 결정하고, 트랜지스터 식별 정보가 없는 집합 소자 파라미터 민감도와 결합하여, 트랜지스터별 재특성화 없이 트랜지스터별 파라미터 민감도를 복원하는 방법을 제공하는 것이다. 이에 의해 경계 트랜지스터의 민감도를 직접 특성화하는 종래 방법(비특허문헌 1)이 갖는 내부 트랜지스터 미반영과 재특성화 비용의 문제를 함께 해결한다.</w:t>
       </w:r>
     </w:p>
     <w:p>
@@ -711,7 +711,7 @@
           <w:sz w:val="20"/>
           <w:szCs w:val="20"/>
         </w:rPr>
-        <w:t xml:space="preserve">[0015] 본 발명에 따르면, 이미 존재하는 LVF 특성화 데이터의 트랜지스터별 기여도와 집합 민감도 라이브러리를 결합하므로 트랜지스터별 재특성화 없이 셀 내 모든 트랜지스터에 대한 파라미터 민감도를 얻을 수 있다. 이에 따라 셀 경계 트랜지스터에 한정되던 국부 레이아웃 효과 보정이 내부 트랜지스터까지 확장되고, 트랜지스터별로 상이한 변동량이 타이밍 아크의 보정에 반영된다.</w:t>
+        <w:t xml:space="preserve">[0015] 본 발명에 따르면, 이미 존재하는 LVF 특성화 데이터의 트랜지스터별 기여도와 집합 민감도 라이브러리를 결합하므로 트랜지스터별 재특성화 없이 셀 내 모든 트랜지스터에 대한 파라미터 민감도를 얻을 수 있다. 경계 트랜지스터의 민감도를 직접 특성화하는 종래 방법(비특허문헌 1)과 비교하면, 특성화 시뮬레이션을 추가하지 않고도 국부 레이아웃 효과 보정이 내부 트랜지스터까지 확장되고, 트랜지스터별로 상이한 변동량이 타이밍 아크의 보정에 반영된다.</w:t>
       </w:r>
     </w:p>
     <w:p>
@@ -12827,7 +12827,7 @@
         <w:rPr>
           <w:rFonts w:ascii="Malgun Gothic" w:cs="Malgun Gothic" w:eastAsia="Malgun Gothic" w:hAnsi="Malgun Gothic"/>
         </w:rPr>
-        <w:t xml:space="preserve">3. 유의사항</w:t>
+        <w:t xml:space="preserve">3. 비특허문헌 1 (ICCAD 2023) 관련 확인 사항</w:t>
       </w:r>
     </w:p>
     <w:p>
@@ -12848,7 +12848,83 @@
           <w:sz w:val="20"/>
           <w:szCs w:val="20"/>
         </w:rPr>
-        <w:t xml:space="preserve">비특허문헌 1은 출원인 공저 논문(2023년 공개)으로 공지 예외 기간이 경과하였을 가능성이 높으므로, 청구항은 이 논문과의 차별점(내부 트랜지스터, 재특성화 불필요, 기여도 × 집합 민감도 결합)을 명확히 유지해야 한다.</w:t>
+        <w:t xml:space="preserve">출원인 확인 결과: 논문에는 "모든 트랜지스터" 및 "LVF 데이터 재사용"에 관한 언급이 없다. 경계 트랜지스터 민감도 라이브러리와 P&amp;R의 Vth·이동도 변환, STA 반영만 공개되었다. 이에 따라 명세서 [0005], [0006], [0008], [0015]에서 비특허문헌 1을 가장 근접한 선행기술로 명시하고, 내부 트랜지스터 미반영과 재특성화 비용을 해결 과제로, 기여도 × 집합 민감도 복원을 해결 수단으로 연결하였다.</w:t>
+      </w:r>
+    </w:p>
+    <w:p>
+      <w:pPr>
+        <w:pStyle w:val="ListParagraph"/>
+        <w:numPr>
+          <w:ilvl w:val="0"/>
+          <w:numId w:val="2"/>
+        </w:numPr>
+        <w:spacing w:after="60" w:line="300"/>
+        <w:jc w:val="left"/>
+      </w:pPr>
+      <w:r>
+        <w:rPr>
+          <w:rFonts w:ascii="Malgun Gothic" w:cs="Malgun Gothic" w:eastAsia="Malgun Gothic" w:hAnsi="Malgun Gothic"/>
+          <w:b w:val="false"/>
+          <w:bCs w:val="false"/>
+          <w:sz w:val="20"/>
+          <w:szCs w:val="20"/>
+        </w:rPr>
+        <w:t xml:space="preserve">내부 트랜지스터 확장에 대한 논의는 사내 비공개 논의로만 존재하였다. 비공개 논의는 공지 기술이 아니므로 명세서에 인용하지 않았다. 다만 다음을 확인해야 한다. (a) 그 논의에서 착상에 기여한 인원의 발명자 포함 여부(공동 발명자 누락은 무효 사유가 될 수 있음), (b) 그 논의가 사내 직무발명 신고 또는 선출원(공개 전 포함)에 이미 포함되어 있는지 여부. 선출원이 있으면 본 건은 그 출원의 개량 발명으로 위치 짓고 확대된 선원 관계를 검토한다, (c) 논의 자료의 비밀 유지 상태(외부 발표·공개 여부).</w:t>
+      </w:r>
+    </w:p>
+    <w:p>
+      <w:pPr>
+        <w:pStyle w:val="ListParagraph"/>
+        <w:numPr>
+          <w:ilvl w:val="0"/>
+          <w:numId w:val="2"/>
+        </w:numPr>
+        <w:spacing w:after="60" w:line="300"/>
+        <w:jc w:val="left"/>
+      </w:pPr>
+      <w:r>
+        <w:rPr>
+          <w:rFonts w:ascii="Malgun Gothic" w:cs="Malgun Gothic" w:eastAsia="Malgun Gothic" w:hAnsi="Malgun Gothic"/>
+          <w:b w:val="false"/>
+          <w:bCs w:val="false"/>
+          <w:sz w:val="20"/>
+          <w:szCs w:val="20"/>
+        </w:rPr>
+        <w:t xml:space="preserve">청구항의 차별 축은 비특허문헌 1이 개시하지 않은 세 가지, 즉 내부 트랜지스터 포함(청구항 10), LVF 기여도 재사용(청구항 1, 2), 집합 민감도와의 결합 복원(청구항 1, 6, 7)이다. 심사 과정에서 비특허문헌 1과 US 8,204,730 또는 US 2012/0072880의 결합이 제시될 수 있으므로, 결합 곤란성 논리(집합 민감도에는 TR 식별 정보가 없어 단순 결합으로는 트랜지스터별 민감도를 얻을 수 없고, 기여도 정규화와 정합성 조건이 있어야 결합이 성립함)를 명세서 [0033], [0045]에 근거로 두었다.</w:t>
+      </w:r>
+    </w:p>
+    <w:p>
+      <w:pPr>
+        <w:pStyle w:val="Heading2"/>
+        <w:keepNext/>
+        <w:spacing w:after="120" w:before="240"/>
+      </w:pPr>
+      <w:r>
+        <w:rPr>
+          <w:rFonts w:ascii="Malgun Gothic" w:cs="Malgun Gothic" w:eastAsia="Malgun Gothic" w:hAnsi="Malgun Gothic"/>
+        </w:rPr>
+        <w:t xml:space="preserve">4. 유의사항</w:t>
+      </w:r>
+    </w:p>
+    <w:p>
+      <w:pPr>
+        <w:pStyle w:val="ListParagraph"/>
+        <w:numPr>
+          <w:ilvl w:val="0"/>
+          <w:numId w:val="2"/>
+        </w:numPr>
+        <w:spacing w:after="60" w:line="300"/>
+        <w:jc w:val="left"/>
+      </w:pPr>
+      <w:r>
+        <w:rPr>
+          <w:rFonts w:ascii="Malgun Gothic" w:cs="Malgun Gothic" w:eastAsia="Malgun Gothic" w:hAnsi="Malgun Gothic"/>
+          <w:b w:val="false"/>
+          <w:bCs w:val="false"/>
+          <w:sz w:val="20"/>
+          <w:szCs w:val="20"/>
+        </w:rPr>
+        <w:t xml:space="preserve">비특허문헌 1은 출원인 공저 논문(2023년 공개)으로 공지 예외 기간이 경과하였으므로 전면적인 선행기술로 취급한다. 청구항은 이 논문과의 차별점(내부 트랜지스터, 재특성화 불필요, 기여도 × 집합 민감도 결합)을 유지해야 한다.</w:t>
       </w:r>
     </w:p>
     <w:p>

--- a/lvf_global_var/doc/patent/patent_draft_ko.docx
+++ b/lvf_global_var/doc/patent/patent_draft_ko.docx
@@ -48,7 +48,7 @@
           <w:sz w:val="20"/>
           <w:szCs w:val="20"/>
         </w:rPr>
-        <w:t xml:space="preserve">상태: 변리사 검토 전 기술 초안. 개정 2판은 TR-Aware LLE DM 모델링 구조(LVF 기여도 × 집합 소자 민감도 × 트랜지스터별 파라미터 변동량)를 중심으로 재구성하고, 선행기술 조사 결과와 차별점을 반영하였다. 개정 2.1판: ICCAD 2023 논문(비특허문헌 1)을 가장 근접한 선행기술로 배경·과제·효과에 명시적으로 연결.</w:t>
+        <w:t xml:space="preserve">상태: 변리사 검토 전 기술 초안. 개정 2판은 TR-Aware LLE DM 모델링 구조(LVF 기여도 × 집합 소자 민감도 × 트랜지스터별 파라미터 변동량)를 중심으로 재구성하고, 선행기술 조사 결과와 차별점을 반영하였다. 개정 2.1판: ICCAD 2023 논문(비특허문헌 1)을 가장 근접한 선행기술로 배경·과제·효과에 명시적으로 연결. 개정 2.2판: 병렬 소자 그룹(multiplier / finger) 취급과 결합 방식의 변형·회피 경로를 실시예 14 및 청구항 19~26으로 추가하고, 청구항 1의 타이밍 변화량 산출 단계를 곱의 합 및 그 함수까지 포섭하도록 확장.</w:t>
       </w:r>
     </w:p>
     <w:p>
@@ -9212,7 +9212,212 @@
           <w:sz w:val="20"/>
           <w:szCs w:val="20"/>
         </w:rPr>
-        <w:t xml:space="preserve">[0075] 소자가 PDK의 매크로 서브서킷으로 제공되는 경우 섭동 파라미터는 매크로가 인스턴스 단위로 전달하는 파라미터로 대체된다. 이상에서 설명한 실시예는 예시적인 것이며, 본 발명이 속하는 기술 분야에서 통상의 지식을 가진 자는 본 발명의 기술적 사상을 벗어나지 않는 범위에서 다양한 변형 및 변경이 가능함을 이해할 것이다. 본 발명의 범위는 청구범위에 의해 정해진다.</w:t>
+        <w:t xml:space="preserve">[0075] 소자가 PDK의 매크로 서브서킷으로 제공되는 경우 섭동 파라미터는 매크로가 인스턴스 단위로 전달하는 파라미터로 대체된다.</w:t>
+      </w:r>
+    </w:p>
+    <w:p>
+      <w:pPr>
+        <w:pStyle w:val="Heading2"/>
+        <w:keepNext/>
+        <w:spacing w:after="120" w:before="240"/>
+      </w:pPr>
+      <w:r>
+        <w:rPr>
+          <w:rFonts w:ascii="Malgun Gothic" w:cs="Malgun Gothic" w:eastAsia="Malgun Gothic" w:hAnsi="Malgun Gothic"/>
+        </w:rPr>
+        <w:t xml:space="preserve">14. 병렬 소자 그룹 및 결합 방식의 변형 실시예</w:t>
+      </w:r>
+    </w:p>
+    <w:p>
+      <w:pPr>
+        <w:spacing w:after="100" w:line="300"/>
+        <w:jc w:val="left"/>
+      </w:pPr>
+      <w:r>
+        <w:rPr>
+          <w:rFonts w:ascii="Malgun Gothic" w:cs="Malgun Gothic" w:eastAsia="Malgun Gothic" w:hAnsi="Malgun Gothic"/>
+          <w:b w:val="false"/>
+          <w:bCs w:val="false"/>
+          <w:sz w:val="20"/>
+          <w:szCs w:val="20"/>
+        </w:rPr>
+        <w:t xml:space="preserve">[0076] 넷리스트의 한 인스턴스가 multiplier 또는 finger 지정에 의해 공통 노드에 병렬 접속된 복수의 단위 소자를 포함하는 경우가 있다. 이때 해당 인스턴스에 대한 섭동은 소속 단위 소자 전부를 동일한 양만큼 함께 이동시키므로, 얻어지는 트랜지스터별 타이밍 민감도는 단위 소자 하나의 민감도가 아니라 소속 단위 소자들의 민감도의 합이다. 단위 소자가 서로 동일한 구조를 가지면 단위 소자 하나의 민감도는 상기 합을 단위 소자의 개수로 나눈 값이다.</w:t>
+      </w:r>
+    </w:p>
+    <w:p>
+      <w:pPr>
+        <w:spacing w:after="100" w:line="300"/>
+        <w:jc w:val="left"/>
+      </w:pPr>
+      <w:r>
+        <w:rPr>
+          <w:rFonts w:ascii="Malgun Gothic" w:cs="Malgun Gothic" w:eastAsia="Malgun Gothic" w:hAnsi="Malgun Gothic"/>
+          <w:b w:val="false"/>
+          <w:bCs w:val="false"/>
+          <w:sz w:val="20"/>
+          <w:szCs w:val="20"/>
+        </w:rPr>
+        <w:t xml:space="preserve">[0077] 단위 소자마다 파라미터 변동량이 서로 다른 경우, 해당 인스턴스에 의한 타이밍 변화량은 단위 소자별 민감도와 단위 소자별 변동량의 곱의 합이므로, 상기 인스턴스의 기여도와 집합 민감도의 곱에 단위 소자별 변동량의 산술 평균을 곱한 값과 같다. 따라서 인스턴스의 변동량으로 소속 단위 소자의 변동량의 대표값을 사용하면, 단위 소자 단위로 전개하지 않고도 동일한 타이밍 변화량이 얻어진다. 대표값은 산술 평균 외에 소자 크기로 가중한 평균이 사용될 수 있다.</w:t>
+      </w:r>
+    </w:p>
+    <w:p>
+      <w:pPr>
+        <w:spacing w:after="100" w:line="300"/>
+        <w:jc w:val="left"/>
+      </w:pPr>
+      <w:r>
+        <w:rPr>
+          <w:rFonts w:ascii="Malgun Gothic" w:cs="Malgun Gothic" w:eastAsia="Malgun Gothic" w:hAnsi="Malgun Gothic"/>
+          <w:b w:val="false"/>
+          <w:bCs w:val="false"/>
+          <w:sz w:val="20"/>
+          <w:szCs w:val="20"/>
+        </w:rPr>
+        <w:t xml:space="preserve">[0078] 인스턴스의 기여도를 단위 소자별로 세분한 값과 단위 소자별 변동량을 각각 사용하는 구성과, 인스턴스 단위의 기여도와 변동량의 대표값을 사용하는 구성은 1차 근사에서 동일한 결과를 준다. 다만 전자를 사용할 때에는 기여도의 세분 정도와 변동량의 개수가 일치하여야 하며, 인스턴스에 하나의 변동량만 주어진 상태에서 세분된 기여도를 적용하면 타이밍 변화량이 단위 소자의 개수만큼 과소평가된다.</w:t>
+      </w:r>
+    </w:p>
+    <w:p>
+      <w:pPr>
+        <w:spacing w:after="100" w:line="300"/>
+        <w:jc w:val="left"/>
+      </w:pPr>
+      <w:r>
+        <w:rPr>
+          <w:rFonts w:ascii="Malgun Gothic" w:cs="Malgun Gothic" w:eastAsia="Malgun Gothic" w:hAnsi="Malgun Gothic"/>
+          <w:b w:val="false"/>
+          <w:bCs w:val="false"/>
+          <w:sz w:val="20"/>
+          <w:szCs w:val="20"/>
+        </w:rPr>
+        <w:t xml:space="preserve">[0079] 인버터의 PMOS를 8개의 단위 소자로 분할한 예에서, 단위 소자 1개를 섭동한 민감도에 대한 기여도는 0.1249이고, n개를 함께 섭동한 민감도는 1개를 섭동한 민감도의 n배와 0.04 % 이내에서 일치하였다. 단위 소자의 확산 영역 공유에 의해 셀 경계측 단위 소자와 내부 단위 소자의 접합 면적 및 둘레가 서로 다르게 주어진 경우에도 두 기여도는 모두 0.1249로 동일하였다. 3σ에 해당하는 45 mV의 섭동에서 단위 소자 민감도의 8배와 8개 동시 섭동 민감도의 차이는 민감도 대비 0.90 %, 타이밍 값 대비 0.11 %였다.</w:t>
+      </w:r>
+    </w:p>
+    <w:p>
+      <w:pPr>
+        <w:spacing w:after="100" w:line="300"/>
+        <w:jc w:val="left"/>
+      </w:pPr>
+      <w:r>
+        <w:rPr>
+          <w:rFonts w:ascii="Malgun Gothic" w:cs="Malgun Gothic" w:eastAsia="Malgun Gothic" w:hAnsi="Malgun Gothic"/>
+          <w:b w:val="false"/>
+          <w:bCs w:val="false"/>
+          <w:sz w:val="20"/>
+          <w:szCs w:val="20"/>
+        </w:rPr>
+        <w:t xml:space="preserve">[0080] 단위 소자마다 실효 채널폭, 채널 길이, 공칭 문턱 전압 또는 이동도가 서로 다른 경우에는 단위 소자의 민감도가 서로 달라 균등 분할이 성립하지 않는다. 이 경우 인스턴스를 국부 레이아웃 효과의 크기가 서로 다른 둘 이상의 서브그룹으로 분할하고, 서브그룹마다 섭동을 수행하여 기여도를 개별적으로 산출한다. 셀 경계측 단위 소자를 하나의 서브그룹으로, 내부 단위 소자를 다른 서브그룹으로 분할하는 것이 일 예이며, 단위 소자 전부를 개별 특성화하는 것에 비해 섭동 횟수가 서브그룹의 개수로 제한된다. 서브그룹의 기여도의 합은 분할 전 인스턴스의 기여도와 같다.</w:t>
+      </w:r>
+    </w:p>
+    <w:p>
+      <w:pPr>
+        <w:spacing w:after="100" w:line="300"/>
+        <w:jc w:val="left"/>
+      </w:pPr>
+      <w:r>
+        <w:rPr>
+          <w:rFonts w:ascii="Malgun Gothic" w:cs="Malgun Gothic" w:eastAsia="Malgun Gothic" w:hAnsi="Malgun Gothic"/>
+          <w:b w:val="false"/>
+          <w:bCs w:val="false"/>
+          <w:sz w:val="20"/>
+          <w:szCs w:val="20"/>
+        </w:rPr>
+        <w:t xml:space="preserve">[0081] 국부 변동에 대해서는 단위 소자의 파라미터 변동이 서로 독립이므로 분산이 가산된다. 소자 그룹의 실효 표준편차는 단위 소자의 표준편차를 단위 소자 개수의 제곱근으로 나눈 값이 되며, 이는 소자 그룹의 전체 소자 면적을 이용한 면적 역제곱근 모델의 결과와 일치한다.</w:t>
+      </w:r>
+    </w:p>
+    <w:p>
+      <w:pPr>
+        <w:spacing w:after="100" w:line="300"/>
+        <w:jc w:val="left"/>
+      </w:pPr>
+      <w:r>
+        <w:rPr>
+          <w:rFonts w:ascii="Malgun Gothic" w:cs="Malgun Gothic" w:eastAsia="Malgun Gothic" w:hAnsi="Malgun Gothic"/>
+          <w:b w:val="false"/>
+          <w:bCs w:val="false"/>
+          <w:sz w:val="20"/>
+          <w:szCs w:val="20"/>
+        </w:rPr>
+        <w:t xml:space="preserve">[0082] 타이밍 변화량의 산출은 곱의 합에 한정되지 않는다. 곱의 합을 변수로 하는 지수 함수, 다항 함수, 유리 함수 또는 구간별 선형 함수에 의해 공칭 타이밍 값으로부터 변동 후 타이밍 값을 산출할 수 있다. 또한 곱의 합에 보정항을 가산할 수 있으며, 보정항은 트랜지스터 간 교차항, 2차 이상의 고차항, 또는 소수의 직접 회로 시뮬레이션 결과와 곱의 합의 잔차에 적합된 함수로부터 산출될 수 있다. 이들 구성은 곱의 합을 산출한 뒤 그 값에 대한 변환 또는 보정을 부가한 것으로, 기여도와 집합 민감도의 결합에 의해 트랜지스터별 민감도를 복원한다는 점에서 동일하다.</w:t>
+      </w:r>
+    </w:p>
+    <w:p>
+      <w:pPr>
+        <w:spacing w:after="100" w:line="300"/>
+        <w:jc w:val="left"/>
+      </w:pPr>
+      <w:r>
+        <w:rPr>
+          <w:rFonts w:ascii="Malgun Gothic" w:cs="Malgun Gothic" w:eastAsia="Malgun Gothic" w:hAnsi="Malgun Gothic"/>
+          <w:b w:val="false"/>
+          <w:bCs w:val="false"/>
+          <w:sz w:val="20"/>
+          <w:szCs w:val="20"/>
+        </w:rPr>
+        <w:t xml:space="preserve">[0083] 기여도는 정적인 값에 한정되지 않는다. 트랜지스터별 파라미터 변동량의 크기, 공정 조건 또는 온도를 기여도 표면의 추가 축으로 두어 기여도를 이들에 의존하는 값으로 저장할 수 있고, 변동량의 크기가 임계값을 초과하는 경우에만 보정 계수를 적용할 수도 있다.</w:t>
+      </w:r>
+    </w:p>
+    <w:p>
+      <w:pPr>
+        <w:spacing w:after="100" w:line="300"/>
+        <w:jc w:val="left"/>
+      </w:pPr>
+      <w:r>
+        <w:rPr>
+          <w:rFonts w:ascii="Malgun Gothic" w:cs="Malgun Gothic" w:eastAsia="Malgun Gothic" w:hAnsi="Malgun Gothic"/>
+          <w:b w:val="false"/>
+          <w:bCs w:val="false"/>
+          <w:sz w:val="20"/>
+          <w:szCs w:val="20"/>
+        </w:rPr>
+        <w:t xml:space="preserve">[0084] 기여도의 산출 지표도 트랜지스터별 타이밍 민감도의 크기에 한정되지 않는다. 트랜지스터별 국부 분산 기여도의 제곱근, 타이밍 아크의 스위칭 경로에 대한 트랜지스터별 전류 분담률, 트랜지스터별 실효 채널폭의 비율, 트랜지스터별 게이트 정전용량의 비율과 같이 트랜지스터별 민감도에 비례하거나 단조 관계에 있는 지표를 정규화하여 기여도로 사용할 수 있다. 정규화에 의해 합이 1이 되므로 이들 지표는 서로 치환 가능하다.</w:t>
+      </w:r>
+    </w:p>
+    <w:p>
+      <w:pPr>
+        <w:spacing w:after="100" w:line="300"/>
+        <w:jc w:val="left"/>
+      </w:pPr>
+      <w:r>
+        <w:rPr>
+          <w:rFonts w:ascii="Malgun Gothic" w:cs="Malgun Gothic" w:eastAsia="Malgun Gothic" w:hAnsi="Malgun Gothic"/>
+          <w:b w:val="false"/>
+          <w:bCs w:val="false"/>
+          <w:sz w:val="20"/>
+          <w:szCs w:val="20"/>
+        </w:rPr>
+        <w:t xml:space="preserve">[0085] 집합 민감도의 획득 경로도 타이밍 라이브러리의 sensitivity 그룹에 한정되지 않는다. 변동 그룹의 트랜지스터를 동시에 섭동한 회로 시뮬레이션을 직접 수행하여 산출하거나, 서로 다른 두 전역 변동점에 대한 타이밍 라이브러리의 타이밍 값의 차분으로부터 산출하거나, 복수의 전역 변동점에 대한 타이밍 라이브러리의 타이밍 값에 대한 회귀로부터 산출할 수 있다. 어느 경로에서든 얻어지는 값은 트랜지스터 식별 정보를 갖지 않는 집합 민감도이다.</w:t>
+      </w:r>
+    </w:p>
+    <w:p>
+      <w:pPr>
+        <w:spacing w:after="100" w:line="300"/>
+        <w:jc w:val="left"/>
+      </w:pPr>
+      <w:r>
+        <w:rPr>
+          <w:rFonts w:ascii="Malgun Gothic" w:cs="Malgun Gothic" w:eastAsia="Malgun Gothic" w:hAnsi="Malgun Gothic"/>
+          <w:b w:val="false"/>
+          <w:bCs w:val="false"/>
+          <w:sz w:val="20"/>
+          <w:szCs w:val="20"/>
+        </w:rPr>
+        <w:t xml:space="preserve">[0086] 결합의 순서와 중간 데이터의 저장 형태는 결과에 영향을 주지 않는다. 기여도에 집합 민감도를 먼저 곱하여 트랜지스터별 민감도를 저장한 뒤 변동량을 곱하는 구성과, 기여도에 변동량을 먼저 곱한 뒤 집합 민감도를 곱하는 구성은 동일한 타이밍 변화량을 준다. 또한 정규화의 범위는 셀 전체, 도전형별 변동 그룹, 또는 해당 타이밍 아크에서 스위칭하는 트랜지스터의 부분집합 중 어느 것으로도 정의될 수 있으며, 기여도의 합이 1이 되는 조건은 선택된 정규화 범위에서 성립한다.</w:t>
+      </w:r>
+    </w:p>
+    <w:p>
+      <w:pPr>
+        <w:spacing w:after="100" w:line="300"/>
+        <w:jc w:val="left"/>
+      </w:pPr>
+      <w:r>
+        <w:rPr>
+          <w:rFonts w:ascii="Malgun Gothic" w:cs="Malgun Gothic" w:eastAsia="Malgun Gothic" w:hAnsi="Malgun Gothic"/>
+          <w:b w:val="false"/>
+          <w:bCs w:val="false"/>
+          <w:sz w:val="20"/>
+          <w:szCs w:val="20"/>
+        </w:rPr>
+        <w:t xml:space="preserve">[0087] 다단으로 구성된 셀에서는 스테이지별로 기여도와 집합 민감도를 분리하여 보유하고, 앞단의 출력 천이 시간 변화를 뒷단의 입력 천이 시간에 반영하여 스테이지별 타이밍 변화량을 합성할 수 있다. 이상에서 설명한 실시예는 예시적인 것이며, 본 발명이 속하는 기술 분야에서 통상의 지식을 가진 자는 본 발명의 기술적 사상을 벗어나지 않는 범위에서 다양한 변형 및 변경이 가능함을 이해할 것이다. 본 발명의 범위는 청구범위에 의해 정해진다.</w:t>
       </w:r>
     </w:p>
     <w:p>
@@ -9354,7 +9559,7 @@
           <w:sz w:val="20"/>
           <w:szCs w:val="20"/>
         </w:rPr>
-        <w:t xml:space="preserve">상기 복원된 트랜지스터별 파라미터 민감도와 상기 트랜지스터별 파라미터 변동량의 곱을 트랜지스터 및 소자 파라미터에 대하여 합산하여 상기 타이밍 아크의 타이밍 변화량을 산출하는 단계; 및</w:t>
+        <w:t xml:space="preserve">상기 복원된 트랜지스터별 파라미터 민감도와 상기 트랜지스터별 파라미터 변동량의 곱에 기초하여 상기 타이밍 아크의 타이밍 변화량을 산출하는 단계로서, 상기 타이밍 변화량은 상기 곱을 트랜지스터 및 소자 파라미터에 대하여 합산한 값, 또는 상기 합산한 값을 변수로 하는 함수에 의해 산출되는 것인 단계; 및</w:t>
       </w:r>
     </w:p>
     <w:p>
@@ -10252,71 +10457,23 @@
           <w:sz w:val="20"/>
           <w:szCs w:val="20"/>
         </w:rPr>
-        <w:t xml:space="preserve">컴퓨터에 의해 수행되는 정적 타이밍 분석 방법으로서,</w:t>
-      </w:r>
-    </w:p>
-    <w:p>
-      <w:pPr>
-        <w:spacing w:after="100" w:line="300"/>
-        <w:jc w:val="left"/>
-      </w:pPr>
-      <w:r>
-        <w:rPr>
-          <w:rFonts w:ascii="Malgun Gothic" w:cs="Malgun Gothic" w:eastAsia="Malgun Gothic" w:hAnsi="Malgun Gothic"/>
-          <w:b w:val="false"/>
-          <w:bCs w:val="false"/>
-          <w:sz w:val="20"/>
-          <w:szCs w:val="20"/>
-        </w:rPr>
-        <w:t xml:space="preserve">제1항 내지 제18항 중 어느 한 항의 방법으로 생성된 트랜지스터별 기여도 및 집합 민감도를 저장하는 단계;</w:t>
-      </w:r>
-    </w:p>
-    <w:p>
-      <w:pPr>
-        <w:spacing w:after="100" w:line="300"/>
-        <w:jc w:val="left"/>
-      </w:pPr>
-      <w:r>
-        <w:rPr>
-          <w:rFonts w:ascii="Malgun Gothic" w:cs="Malgun Gothic" w:eastAsia="Malgun Gothic" w:hAnsi="Malgun Gothic"/>
-          <w:b w:val="false"/>
-          <w:bCs w:val="false"/>
-          <w:sz w:val="20"/>
-          <w:szCs w:val="20"/>
-        </w:rPr>
-        <w:t xml:space="preserve">설계의 각 셀 인스턴스에 대하여 레이아웃으로부터 트랜지스터별 파라미터 변동량을 획득하는 단계;</w:t>
-      </w:r>
-    </w:p>
-    <w:p>
-      <w:pPr>
-        <w:spacing w:after="100" w:line="300"/>
-        <w:jc w:val="left"/>
-      </w:pPr>
-      <w:r>
-        <w:rPr>
-          <w:rFonts w:ascii="Malgun Gothic" w:cs="Malgun Gothic" w:eastAsia="Malgun Gothic" w:hAnsi="Malgun Gothic"/>
-          <w:b w:val="false"/>
-          <w:bCs w:val="false"/>
-          <w:sz w:val="20"/>
-          <w:szCs w:val="20"/>
-        </w:rPr>
-        <w:t xml:space="preserve">상기 인스턴스의 입력 천이 시간과 출력 부하에서 상기 트랜지스터별 기여도와 상기 집합 민감도를 보간하고 상기 트랜지스터별 파라미터 변동량과 결합하여 상기 인스턴스의 타이밍 아크의 타이밍 변화량을 산출하는 단계; 및</w:t>
-      </w:r>
-    </w:p>
-    <w:p>
-      <w:pPr>
-        <w:spacing w:after="100" w:line="300"/>
-        <w:jc w:val="left"/>
-      </w:pPr>
-      <w:r>
-        <w:rPr>
-          <w:rFonts w:ascii="Malgun Gothic" w:cs="Malgun Gothic" w:eastAsia="Malgun Gothic" w:hAnsi="Malgun Gothic"/>
-          <w:b w:val="false"/>
-          <w:bCs w:val="false"/>
-          <w:sz w:val="20"/>
-          <w:szCs w:val="20"/>
-        </w:rPr>
-        <w:t xml:space="preserve">상기 타이밍 변화량을 상기 타이밍 아크의 타이밍 값에 반영하여 타이밍 분석을 수행하는 단계를 포함하는, 정적 타이밍 분석 방법.</w:t>
+        <w:t xml:space="preserve">제1항에 있어서,</w:t>
+      </w:r>
+    </w:p>
+    <w:p>
+      <w:pPr>
+        <w:spacing w:after="100" w:line="300"/>
+        <w:jc w:val="left"/>
+      </w:pPr>
+      <w:r>
+        <w:rPr>
+          <w:rFonts w:ascii="Malgun Gothic" w:cs="Malgun Gothic" w:eastAsia="Malgun Gothic" w:hAnsi="Malgun Gothic"/>
+          <w:b w:val="false"/>
+          <w:bCs w:val="false"/>
+          <w:sz w:val="20"/>
+          <w:szCs w:val="20"/>
+        </w:rPr>
+        <w:t xml:space="preserve">상기 복수의 트랜지스터 중 적어도 하나는 공통 노드에 병렬로 접속된 복수의 단위 소자를 포함하는 소자 그룹이고, 상기 소자 그룹에 대한 트랜지스터별 타이밍 민감도는 상기 복수의 단위 소자의 소자 파라미터를 동일한 섭동량으로 함께 섭동한 결과로부터 얻어진 값이며, 상기 소자 그룹에 대한 트랜지스터별 파라미터 변동량으로 상기 복수의 단위 소자 각각의 파라미터 변동량의 대표값이 사용되고, 상기 대표값은 산술 평균, 소자 크기로 가중한 평균 및 상기 복수의 단위 소자의 파라미터 변동량의 합을 단위 소자의 개수로 나눈 값 중 어느 하나인, 셀 타이밍 변동 모델 생성 방법.</w:t>
       </w:r>
     </w:p>
     <w:p>
@@ -10349,71 +10506,23 @@
           <w:sz w:val="20"/>
           <w:szCs w:val="20"/>
         </w:rPr>
-        <w:t xml:space="preserve">컴퓨터에 의해 수행되는 라이브러리 특성화 데이터의 검증 방법으로서,</w:t>
-      </w:r>
-    </w:p>
-    <w:p>
-      <w:pPr>
-        <w:spacing w:after="100" w:line="300"/>
-        <w:jc w:val="left"/>
-      </w:pPr>
-      <w:r>
-        <w:rPr>
-          <w:rFonts w:ascii="Malgun Gothic" w:cs="Malgun Gothic" w:eastAsia="Malgun Gothic" w:hAnsi="Malgun Gothic"/>
-          <w:b w:val="false"/>
-          <w:bCs w:val="false"/>
-          <w:sz w:val="20"/>
-          <w:szCs w:val="20"/>
-        </w:rPr>
-        <w:t xml:space="preserve">셀의 타이밍 아크에 대하여, 상기 셀을 구성하는 복수의 트랜지스터 각각의 소자 파라미터를 개별적으로 섭동한 회로 시뮬레이션 결과로부터 트랜지스터별 타이밍 변화량을 획득하는 단계;</w:t>
-      </w:r>
-    </w:p>
-    <w:p>
-      <w:pPr>
-        <w:spacing w:after="100" w:line="300"/>
-        <w:jc w:val="left"/>
-      </w:pPr>
-      <w:r>
-        <w:rPr>
-          <w:rFonts w:ascii="Malgun Gothic" w:cs="Malgun Gothic" w:eastAsia="Malgun Gothic" w:hAnsi="Malgun Gothic"/>
-          <w:b w:val="false"/>
-          <w:bCs w:val="false"/>
-          <w:sz w:val="20"/>
-          <w:szCs w:val="20"/>
-        </w:rPr>
-        <w:t xml:space="preserve">상기 복수의 트랜지스터 중 변동 그룹에 속하는 트랜지스터들의 상기 소자 파라미터를 동일한 섭동량으로 동시에 섭동한 회로 시뮬레이션 결과로부터 그룹 타이밍 변화량을 획득하는 단계;</w:t>
-      </w:r>
-    </w:p>
-    <w:p>
-      <w:pPr>
-        <w:spacing w:after="100" w:line="300"/>
-        <w:jc w:val="left"/>
-      </w:pPr>
-      <w:r>
-        <w:rPr>
-          <w:rFonts w:ascii="Malgun Gothic" w:cs="Malgun Gothic" w:eastAsia="Malgun Gothic" w:hAnsi="Malgun Gothic"/>
-          <w:b w:val="false"/>
-          <w:bCs w:val="false"/>
-          <w:sz w:val="20"/>
-          <w:szCs w:val="20"/>
-        </w:rPr>
-        <w:t xml:space="preserve">상기 변동 그룹에 속하는 트랜지스터들의 상기 트랜지스터별 타이밍 변화량을 부호를 유지한 채 합산한 값과 상기 그룹 타이밍 변화량의 차이를 산출하는 단계; 및</w:t>
-      </w:r>
-    </w:p>
-    <w:p>
-      <w:pPr>
-        <w:spacing w:after="100" w:line="300"/>
-        <w:jc w:val="left"/>
-      </w:pPr>
-      <w:r>
-        <w:rPr>
-          <w:rFonts w:ascii="Malgun Gothic" w:cs="Malgun Gothic" w:eastAsia="Malgun Gothic" w:hAnsi="Malgun Gothic"/>
-          <w:b w:val="false"/>
-          <w:bCs w:val="false"/>
-          <w:sz w:val="20"/>
-          <w:szCs w:val="20"/>
-        </w:rPr>
-        <w:t xml:space="preserve">상기 차이가 임계값 이하인 경우 상기 트랜지스터별 타이밍 변화량으로부터 산출되는 민감도 및 기여도를 상기 변동 그룹의 동시 변동 또는 트랜지스터별 변동에 따른 타이밍 변화량의 산출에 사용하도록 판정하고, 상기 임계값을 초과하는 경우 상기 타이밍 아크를 재특성화 또는 직접 특성화 대상으로 판정하는 단계를 포함하는, 검증 방법.</w:t>
+        <w:t xml:space="preserve">제19항에 있어서,</w:t>
+      </w:r>
+    </w:p>
+    <w:p>
+      <w:pPr>
+        <w:spacing w:after="100" w:line="300"/>
+        <w:jc w:val="left"/>
+      </w:pPr>
+      <w:r>
+        <w:rPr>
+          <w:rFonts w:ascii="Malgun Gothic" w:cs="Malgun Gothic" w:eastAsia="Malgun Gothic" w:hAnsi="Malgun Gothic"/>
+          <w:b w:val="false"/>
+          <w:bCs w:val="false"/>
+          <w:sz w:val="20"/>
+          <w:szCs w:val="20"/>
+        </w:rPr>
+        <w:t xml:space="preserve">상기 소자 그룹은 국부 레이아웃 효과의 크기가 서로 다른 둘 이상의 서브그룹으로 분할되고, 상기 서브그룹 각각에 대하여 상기 트랜지스터별 타이밍 민감도, 상기 트랜지스터별 기여도 및 상기 트랜지스터별 파라미터 변동량이 개별적으로 산출되며, 상기 서브그룹의 기여도의 합은 분할 전 상기 소자 그룹의 기여도와 같은, 셀 타이밍 변동 모델 생성 방법.</w:t>
       </w:r>
     </w:p>
     <w:p>
@@ -10446,39 +10555,23 @@
           <w:sz w:val="20"/>
           <w:szCs w:val="20"/>
         </w:rPr>
-        <w:t xml:space="preserve">프로세서; 및</w:t>
-      </w:r>
-    </w:p>
-    <w:p>
-      <w:pPr>
-        <w:spacing w:after="100" w:line="300"/>
-        <w:jc w:val="left"/>
-      </w:pPr>
-      <w:r>
-        <w:rPr>
-          <w:rFonts w:ascii="Malgun Gothic" w:cs="Malgun Gothic" w:eastAsia="Malgun Gothic" w:hAnsi="Malgun Gothic"/>
-          <w:b w:val="false"/>
-          <w:bCs w:val="false"/>
-          <w:sz w:val="20"/>
-          <w:szCs w:val="20"/>
-        </w:rPr>
-        <w:t xml:space="preserve">상기 프로세서에 의해 실행되는 명령어를 저장하는 메모리를 포함하고,</w:t>
-      </w:r>
-    </w:p>
-    <w:p>
-      <w:pPr>
-        <w:spacing w:after="100" w:line="300"/>
-        <w:jc w:val="left"/>
-      </w:pPr>
-      <w:r>
-        <w:rPr>
-          <w:rFonts w:ascii="Malgun Gothic" w:cs="Malgun Gothic" w:eastAsia="Malgun Gothic" w:hAnsi="Malgun Gothic"/>
-          <w:b w:val="false"/>
-          <w:bCs w:val="false"/>
-          <w:sz w:val="20"/>
-          <w:szCs w:val="20"/>
-        </w:rPr>
-        <w:t xml:space="preserve">상기 명령어는 상기 프로세서로 하여금 제1항 내지 제20항 중 어느 한 항의 방법을 수행하도록 하는, 셀 타이밍 변동 모델 생성 장치.</w:t>
+        <w:t xml:space="preserve">제19항에 있어서,</w:t>
+      </w:r>
+    </w:p>
+    <w:p>
+      <w:pPr>
+        <w:spacing w:after="100" w:line="300"/>
+        <w:jc w:val="left"/>
+      </w:pPr>
+      <w:r>
+        <w:rPr>
+          <w:rFonts w:ascii="Malgun Gothic" w:cs="Malgun Gothic" w:eastAsia="Malgun Gothic" w:hAnsi="Malgun Gothic"/>
+          <w:b w:val="false"/>
+          <w:bCs w:val="false"/>
+          <w:sz w:val="20"/>
+          <w:szCs w:val="20"/>
+        </w:rPr>
+        <w:t xml:space="preserve">상기 소자 그룹의 국부 변동에 대한 표준편차는 상기 단위 소자의 표준편차를 상기 복수의 단위 소자의 개수의 제곱근으로 나눈 값, 또는 상기 소자 그룹의 전체 소자 면적을 이용한 면적 역제곱근 모델로 산출되는, 셀 타이밍 변동 모델 생성 방법.</w:t>
       </w:r>
     </w:p>
     <w:p>
@@ -10511,7 +10604,511 @@
           <w:sz w:val="20"/>
           <w:szCs w:val="20"/>
         </w:rPr>
-        <w:t xml:space="preserve">제1항 내지 제20항 중 어느 한 항의 방법을 컴퓨터에서 실행시키기 위한 프로그램을 기록한 컴퓨터 판독 가능 기록 매체.</w:t>
+        <w:t xml:space="preserve">제1항에 있어서,</w:t>
+      </w:r>
+    </w:p>
+    <w:p>
+      <w:pPr>
+        <w:spacing w:after="100" w:line="300"/>
+        <w:jc w:val="left"/>
+      </w:pPr>
+      <w:r>
+        <w:rPr>
+          <w:rFonts w:ascii="Malgun Gothic" w:cs="Malgun Gothic" w:eastAsia="Malgun Gothic" w:hAnsi="Malgun Gothic"/>
+          <w:b w:val="false"/>
+          <w:bCs w:val="false"/>
+          <w:sz w:val="20"/>
+          <w:szCs w:val="20"/>
+        </w:rPr>
+        <w:t xml:space="preserve">상기 타이밍 변화량을 산출하는 단계는, 상기 곱의 합에 보정항을 가산하는 단계를 포함하고, 상기 보정항은 트랜지스터 간 교차항, 2차 이상의 고차항, 및 회로 시뮬레이션 결과와 상기 곱의 합의 잔차에 적합된 함수 중 적어도 하나로부터 산출되는, 셀 타이밍 변동 모델 생성 방법.</w:t>
+      </w:r>
+    </w:p>
+    <w:p>
+      <w:pPr>
+        <w:keepNext/>
+        <w:spacing w:after="40" w:line="300"/>
+        <w:jc w:val="left"/>
+      </w:pPr>
+      <w:r>
+        <w:rPr>
+          <w:rFonts w:ascii="Malgun Gothic" w:cs="Malgun Gothic" w:eastAsia="Malgun Gothic" w:hAnsi="Malgun Gothic"/>
+          <w:b/>
+          <w:bCs/>
+          <w:sz w:val="20"/>
+          <w:szCs w:val="20"/>
+        </w:rPr>
+        <w:t xml:space="preserve">【청구항 23】</w:t>
+      </w:r>
+    </w:p>
+    <w:p>
+      <w:pPr>
+        <w:spacing w:after="100" w:line="300"/>
+        <w:jc w:val="left"/>
+      </w:pPr>
+      <w:r>
+        <w:rPr>
+          <w:rFonts w:ascii="Malgun Gothic" w:cs="Malgun Gothic" w:eastAsia="Malgun Gothic" w:hAnsi="Malgun Gothic"/>
+          <w:b w:val="false"/>
+          <w:bCs w:val="false"/>
+          <w:sz w:val="20"/>
+          <w:szCs w:val="20"/>
+        </w:rPr>
+        <w:t xml:space="preserve">제1항에 있어서,</w:t>
+      </w:r>
+    </w:p>
+    <w:p>
+      <w:pPr>
+        <w:spacing w:after="100" w:line="300"/>
+        <w:jc w:val="left"/>
+      </w:pPr>
+      <w:r>
+        <w:rPr>
+          <w:rFonts w:ascii="Malgun Gothic" w:cs="Malgun Gothic" w:eastAsia="Malgun Gothic" w:hAnsi="Malgun Gothic"/>
+          <w:b w:val="false"/>
+          <w:bCs w:val="false"/>
+          <w:sz w:val="20"/>
+          <w:szCs w:val="20"/>
+        </w:rPr>
+        <w:t xml:space="preserve">상기 타이밍 변화량은 상기 곱의 합을 변수로 하는 지수 함수, 다항 함수, 유리 함수 및 구간별 선형 함수 중 어느 하나에 의해 공칭 타이밍 값으로부터 산출되는, 셀 타이밍 변동 모델 생성 방법.</w:t>
+      </w:r>
+    </w:p>
+    <w:p>
+      <w:pPr>
+        <w:keepNext/>
+        <w:spacing w:after="40" w:line="300"/>
+        <w:jc w:val="left"/>
+      </w:pPr>
+      <w:r>
+        <w:rPr>
+          <w:rFonts w:ascii="Malgun Gothic" w:cs="Malgun Gothic" w:eastAsia="Malgun Gothic" w:hAnsi="Malgun Gothic"/>
+          <w:b/>
+          <w:bCs/>
+          <w:sz w:val="20"/>
+          <w:szCs w:val="20"/>
+        </w:rPr>
+        <w:t xml:space="preserve">【청구항 24】</w:t>
+      </w:r>
+    </w:p>
+    <w:p>
+      <w:pPr>
+        <w:spacing w:after="100" w:line="300"/>
+        <w:jc w:val="left"/>
+      </w:pPr>
+      <w:r>
+        <w:rPr>
+          <w:rFonts w:ascii="Malgun Gothic" w:cs="Malgun Gothic" w:eastAsia="Malgun Gothic" w:hAnsi="Malgun Gothic"/>
+          <w:b w:val="false"/>
+          <w:bCs w:val="false"/>
+          <w:sz w:val="20"/>
+          <w:szCs w:val="20"/>
+        </w:rPr>
+        <w:t xml:space="preserve">제1항에 있어서,</w:t>
+      </w:r>
+    </w:p>
+    <w:p>
+      <w:pPr>
+        <w:spacing w:after="100" w:line="300"/>
+        <w:jc w:val="left"/>
+      </w:pPr>
+      <w:r>
+        <w:rPr>
+          <w:rFonts w:ascii="Malgun Gothic" w:cs="Malgun Gothic" w:eastAsia="Malgun Gothic" w:hAnsi="Malgun Gothic"/>
+          <w:b w:val="false"/>
+          <w:bCs w:val="false"/>
+          <w:sz w:val="20"/>
+          <w:szCs w:val="20"/>
+        </w:rPr>
+        <w:t xml:space="preserve">상기 트랜지스터별 기여도는 상기 트랜지스터별 파라미터 변동량의 크기, 공정 조건 및 온도 중 적어도 하나에 더 의존하는 값으로 저장되거나, 상기 트랜지스터별 파라미터 변동량의 크기가 임계값을 초과하는 경우 보정 계수에 의해 보정되는, 셀 타이밍 변동 모델 생성 방법.</w:t>
+      </w:r>
+    </w:p>
+    <w:p>
+      <w:pPr>
+        <w:keepNext/>
+        <w:spacing w:after="40" w:line="300"/>
+        <w:jc w:val="left"/>
+      </w:pPr>
+      <w:r>
+        <w:rPr>
+          <w:rFonts w:ascii="Malgun Gothic" w:cs="Malgun Gothic" w:eastAsia="Malgun Gothic" w:hAnsi="Malgun Gothic"/>
+          <w:b/>
+          <w:bCs/>
+          <w:sz w:val="20"/>
+          <w:szCs w:val="20"/>
+        </w:rPr>
+        <w:t xml:space="preserve">【청구항 25】</w:t>
+      </w:r>
+    </w:p>
+    <w:p>
+      <w:pPr>
+        <w:spacing w:after="100" w:line="300"/>
+        <w:jc w:val="left"/>
+      </w:pPr>
+      <w:r>
+        <w:rPr>
+          <w:rFonts w:ascii="Malgun Gothic" w:cs="Malgun Gothic" w:eastAsia="Malgun Gothic" w:hAnsi="Malgun Gothic"/>
+          <w:b w:val="false"/>
+          <w:bCs w:val="false"/>
+          <w:sz w:val="20"/>
+          <w:szCs w:val="20"/>
+        </w:rPr>
+        <w:t xml:space="preserve">제1항에 있어서,</w:t>
+      </w:r>
+    </w:p>
+    <w:p>
+      <w:pPr>
+        <w:spacing w:after="100" w:line="300"/>
+        <w:jc w:val="left"/>
+      </w:pPr>
+      <w:r>
+        <w:rPr>
+          <w:rFonts w:ascii="Malgun Gothic" w:cs="Malgun Gothic" w:eastAsia="Malgun Gothic" w:hAnsi="Malgun Gothic"/>
+          <w:b w:val="false"/>
+          <w:bCs w:val="false"/>
+          <w:sz w:val="20"/>
+          <w:szCs w:val="20"/>
+        </w:rPr>
+        <w:t xml:space="preserve">상기 트랜지스터별 기여도는, 트랜지스터별 타이밍 민감도의 크기에 갈음하여, 트랜지스터별 국부 분산 기여도의 제곱근, 타이밍 아크의 스위칭 경로에 대한 트랜지스터별 전류 분담률, 트랜지스터별 실효 채널폭의 비율 및 트랜지스터별 게이트 정전용량의 비율 중 적어도 하나를 정규화하여 결정되는, 셀 타이밍 변동 모델 생성 방법.</w:t>
+      </w:r>
+    </w:p>
+    <w:p>
+      <w:pPr>
+        <w:keepNext/>
+        <w:spacing w:after="40" w:line="300"/>
+        <w:jc w:val="left"/>
+      </w:pPr>
+      <w:r>
+        <w:rPr>
+          <w:rFonts w:ascii="Malgun Gothic" w:cs="Malgun Gothic" w:eastAsia="Malgun Gothic" w:hAnsi="Malgun Gothic"/>
+          <w:b/>
+          <w:bCs/>
+          <w:sz w:val="20"/>
+          <w:szCs w:val="20"/>
+        </w:rPr>
+        <w:t xml:space="preserve">【청구항 26】</w:t>
+      </w:r>
+    </w:p>
+    <w:p>
+      <w:pPr>
+        <w:spacing w:after="100" w:line="300"/>
+        <w:jc w:val="left"/>
+      </w:pPr>
+      <w:r>
+        <w:rPr>
+          <w:rFonts w:ascii="Malgun Gothic" w:cs="Malgun Gothic" w:eastAsia="Malgun Gothic" w:hAnsi="Malgun Gothic"/>
+          <w:b w:val="false"/>
+          <w:bCs w:val="false"/>
+          <w:sz w:val="20"/>
+          <w:szCs w:val="20"/>
+        </w:rPr>
+        <w:t xml:space="preserve">제1항에 있어서,</w:t>
+      </w:r>
+    </w:p>
+    <w:p>
+      <w:pPr>
+        <w:spacing w:after="100" w:line="300"/>
+        <w:jc w:val="left"/>
+      </w:pPr>
+      <w:r>
+        <w:rPr>
+          <w:rFonts w:ascii="Malgun Gothic" w:cs="Malgun Gothic" w:eastAsia="Malgun Gothic" w:hAnsi="Malgun Gothic"/>
+          <w:b w:val="false"/>
+          <w:bCs w:val="false"/>
+          <w:sz w:val="20"/>
+          <w:szCs w:val="20"/>
+        </w:rPr>
+        <w:t xml:space="preserve">상기 집합 민감도를 획득하는 단계는, 변동 그룹의 트랜지스터를 동시에 섭동한 회로 시뮬레이션의 수행, 서로 다른 두 전역 변동점에 대한 타이밍 라이브러리의 타이밍 값의 차분, 및 복수의 전역 변동점에 대한 타이밍 라이브러리의 타이밍 값에 대한 회귀 중 어느 하나에 의해 상기 집합 민감도를 산출하는 단계를 포함하는, 셀 타이밍 변동 모델 생성 방법.</w:t>
+      </w:r>
+    </w:p>
+    <w:p>
+      <w:pPr>
+        <w:keepNext/>
+        <w:spacing w:after="40" w:line="300"/>
+        <w:jc w:val="left"/>
+      </w:pPr>
+      <w:r>
+        <w:rPr>
+          <w:rFonts w:ascii="Malgun Gothic" w:cs="Malgun Gothic" w:eastAsia="Malgun Gothic" w:hAnsi="Malgun Gothic"/>
+          <w:b/>
+          <w:bCs/>
+          <w:sz w:val="20"/>
+          <w:szCs w:val="20"/>
+        </w:rPr>
+        <w:t xml:space="preserve">【청구항 27】</w:t>
+      </w:r>
+    </w:p>
+    <w:p>
+      <w:pPr>
+        <w:spacing w:after="100" w:line="300"/>
+        <w:jc w:val="left"/>
+      </w:pPr>
+      <w:r>
+        <w:rPr>
+          <w:rFonts w:ascii="Malgun Gothic" w:cs="Malgun Gothic" w:eastAsia="Malgun Gothic" w:hAnsi="Malgun Gothic"/>
+          <w:b w:val="false"/>
+          <w:bCs w:val="false"/>
+          <w:sz w:val="20"/>
+          <w:szCs w:val="20"/>
+        </w:rPr>
+        <w:t xml:space="preserve">컴퓨터에 의해 수행되는 정적 타이밍 분석 방법으로서,</w:t>
+      </w:r>
+    </w:p>
+    <w:p>
+      <w:pPr>
+        <w:spacing w:after="100" w:line="300"/>
+        <w:jc w:val="left"/>
+      </w:pPr>
+      <w:r>
+        <w:rPr>
+          <w:rFonts w:ascii="Malgun Gothic" w:cs="Malgun Gothic" w:eastAsia="Malgun Gothic" w:hAnsi="Malgun Gothic"/>
+          <w:b w:val="false"/>
+          <w:bCs w:val="false"/>
+          <w:sz w:val="20"/>
+          <w:szCs w:val="20"/>
+        </w:rPr>
+        <w:t xml:space="preserve">제1항 내지 제26항 중 어느 한 항의 방법으로 생성된 트랜지스터별 기여도 및 집합 민감도를 저장하는 단계;</w:t>
+      </w:r>
+    </w:p>
+    <w:p>
+      <w:pPr>
+        <w:spacing w:after="100" w:line="300"/>
+        <w:jc w:val="left"/>
+      </w:pPr>
+      <w:r>
+        <w:rPr>
+          <w:rFonts w:ascii="Malgun Gothic" w:cs="Malgun Gothic" w:eastAsia="Malgun Gothic" w:hAnsi="Malgun Gothic"/>
+          <w:b w:val="false"/>
+          <w:bCs w:val="false"/>
+          <w:sz w:val="20"/>
+          <w:szCs w:val="20"/>
+        </w:rPr>
+        <w:t xml:space="preserve">설계의 각 셀 인스턴스에 대하여 레이아웃으로부터 트랜지스터별 파라미터 변동량을 획득하는 단계;</w:t>
+      </w:r>
+    </w:p>
+    <w:p>
+      <w:pPr>
+        <w:spacing w:after="100" w:line="300"/>
+        <w:jc w:val="left"/>
+      </w:pPr>
+      <w:r>
+        <w:rPr>
+          <w:rFonts w:ascii="Malgun Gothic" w:cs="Malgun Gothic" w:eastAsia="Malgun Gothic" w:hAnsi="Malgun Gothic"/>
+          <w:b w:val="false"/>
+          <w:bCs w:val="false"/>
+          <w:sz w:val="20"/>
+          <w:szCs w:val="20"/>
+        </w:rPr>
+        <w:t xml:space="preserve">상기 인스턴스의 입력 천이 시간과 출력 부하에서 상기 트랜지스터별 기여도와 상기 집합 민감도를 보간하고 상기 트랜지스터별 파라미터 변동량과 결합하여 상기 인스턴스의 타이밍 아크의 타이밍 변화량을 산출하는 단계; 및</w:t>
+      </w:r>
+    </w:p>
+    <w:p>
+      <w:pPr>
+        <w:spacing w:after="100" w:line="300"/>
+        <w:jc w:val="left"/>
+      </w:pPr>
+      <w:r>
+        <w:rPr>
+          <w:rFonts w:ascii="Malgun Gothic" w:cs="Malgun Gothic" w:eastAsia="Malgun Gothic" w:hAnsi="Malgun Gothic"/>
+          <w:b w:val="false"/>
+          <w:bCs w:val="false"/>
+          <w:sz w:val="20"/>
+          <w:szCs w:val="20"/>
+        </w:rPr>
+        <w:t xml:space="preserve">상기 타이밍 변화량을 상기 타이밍 아크의 타이밍 값에 반영하여 타이밍 분석을 수행하는 단계를 포함하는, 정적 타이밍 분석 방법.</w:t>
+      </w:r>
+    </w:p>
+    <w:p>
+      <w:pPr>
+        <w:keepNext/>
+        <w:spacing w:after="40" w:line="300"/>
+        <w:jc w:val="left"/>
+      </w:pPr>
+      <w:r>
+        <w:rPr>
+          <w:rFonts w:ascii="Malgun Gothic" w:cs="Malgun Gothic" w:eastAsia="Malgun Gothic" w:hAnsi="Malgun Gothic"/>
+          <w:b/>
+          <w:bCs/>
+          <w:sz w:val="20"/>
+          <w:szCs w:val="20"/>
+        </w:rPr>
+        <w:t xml:space="preserve">【청구항 28】</w:t>
+      </w:r>
+    </w:p>
+    <w:p>
+      <w:pPr>
+        <w:spacing w:after="100" w:line="300"/>
+        <w:jc w:val="left"/>
+      </w:pPr>
+      <w:r>
+        <w:rPr>
+          <w:rFonts w:ascii="Malgun Gothic" w:cs="Malgun Gothic" w:eastAsia="Malgun Gothic" w:hAnsi="Malgun Gothic"/>
+          <w:b w:val="false"/>
+          <w:bCs w:val="false"/>
+          <w:sz w:val="20"/>
+          <w:szCs w:val="20"/>
+        </w:rPr>
+        <w:t xml:space="preserve">컴퓨터에 의해 수행되는 라이브러리 특성화 데이터의 검증 방법으로서,</w:t>
+      </w:r>
+    </w:p>
+    <w:p>
+      <w:pPr>
+        <w:spacing w:after="100" w:line="300"/>
+        <w:jc w:val="left"/>
+      </w:pPr>
+      <w:r>
+        <w:rPr>
+          <w:rFonts w:ascii="Malgun Gothic" w:cs="Malgun Gothic" w:eastAsia="Malgun Gothic" w:hAnsi="Malgun Gothic"/>
+          <w:b w:val="false"/>
+          <w:bCs w:val="false"/>
+          <w:sz w:val="20"/>
+          <w:szCs w:val="20"/>
+        </w:rPr>
+        <w:t xml:space="preserve">셀의 타이밍 아크에 대하여, 상기 셀을 구성하는 복수의 트랜지스터 각각의 소자 파라미터를 개별적으로 섭동한 회로 시뮬레이션 결과로부터 트랜지스터별 타이밍 변화량을 획득하는 단계;</w:t>
+      </w:r>
+    </w:p>
+    <w:p>
+      <w:pPr>
+        <w:spacing w:after="100" w:line="300"/>
+        <w:jc w:val="left"/>
+      </w:pPr>
+      <w:r>
+        <w:rPr>
+          <w:rFonts w:ascii="Malgun Gothic" w:cs="Malgun Gothic" w:eastAsia="Malgun Gothic" w:hAnsi="Malgun Gothic"/>
+          <w:b w:val="false"/>
+          <w:bCs w:val="false"/>
+          <w:sz w:val="20"/>
+          <w:szCs w:val="20"/>
+        </w:rPr>
+        <w:t xml:space="preserve">상기 복수의 트랜지스터 중 변동 그룹에 속하는 트랜지스터들의 상기 소자 파라미터를 동일한 섭동량으로 동시에 섭동한 회로 시뮬레이션 결과로부터 그룹 타이밍 변화량을 획득하는 단계;</w:t>
+      </w:r>
+    </w:p>
+    <w:p>
+      <w:pPr>
+        <w:spacing w:after="100" w:line="300"/>
+        <w:jc w:val="left"/>
+      </w:pPr>
+      <w:r>
+        <w:rPr>
+          <w:rFonts w:ascii="Malgun Gothic" w:cs="Malgun Gothic" w:eastAsia="Malgun Gothic" w:hAnsi="Malgun Gothic"/>
+          <w:b w:val="false"/>
+          <w:bCs w:val="false"/>
+          <w:sz w:val="20"/>
+          <w:szCs w:val="20"/>
+        </w:rPr>
+        <w:t xml:space="preserve">상기 변동 그룹에 속하는 트랜지스터들의 상기 트랜지스터별 타이밍 변화량을 부호를 유지한 채 합산한 값과 상기 그룹 타이밍 변화량의 차이를 산출하는 단계; 및</w:t>
+      </w:r>
+    </w:p>
+    <w:p>
+      <w:pPr>
+        <w:spacing w:after="100" w:line="300"/>
+        <w:jc w:val="left"/>
+      </w:pPr>
+      <w:r>
+        <w:rPr>
+          <w:rFonts w:ascii="Malgun Gothic" w:cs="Malgun Gothic" w:eastAsia="Malgun Gothic" w:hAnsi="Malgun Gothic"/>
+          <w:b w:val="false"/>
+          <w:bCs w:val="false"/>
+          <w:sz w:val="20"/>
+          <w:szCs w:val="20"/>
+        </w:rPr>
+        <w:t xml:space="preserve">상기 차이가 임계값 이하인 경우 상기 트랜지스터별 타이밍 변화량으로부터 산출되는 민감도 및 기여도를 상기 변동 그룹의 동시 변동 또는 트랜지스터별 변동에 따른 타이밍 변화량의 산출에 사용하도록 판정하고, 상기 임계값을 초과하는 경우 상기 타이밍 아크를 재특성화 또는 직접 특성화 대상으로 판정하는 단계를 포함하는, 검증 방법.</w:t>
+      </w:r>
+    </w:p>
+    <w:p>
+      <w:pPr>
+        <w:keepNext/>
+        <w:spacing w:after="40" w:line="300"/>
+        <w:jc w:val="left"/>
+      </w:pPr>
+      <w:r>
+        <w:rPr>
+          <w:rFonts w:ascii="Malgun Gothic" w:cs="Malgun Gothic" w:eastAsia="Malgun Gothic" w:hAnsi="Malgun Gothic"/>
+          <w:b/>
+          <w:bCs/>
+          <w:sz w:val="20"/>
+          <w:szCs w:val="20"/>
+        </w:rPr>
+        <w:t xml:space="preserve">【청구항 29】</w:t>
+      </w:r>
+    </w:p>
+    <w:p>
+      <w:pPr>
+        <w:spacing w:after="100" w:line="300"/>
+        <w:jc w:val="left"/>
+      </w:pPr>
+      <w:r>
+        <w:rPr>
+          <w:rFonts w:ascii="Malgun Gothic" w:cs="Malgun Gothic" w:eastAsia="Malgun Gothic" w:hAnsi="Malgun Gothic"/>
+          <w:b w:val="false"/>
+          <w:bCs w:val="false"/>
+          <w:sz w:val="20"/>
+          <w:szCs w:val="20"/>
+        </w:rPr>
+        <w:t xml:space="preserve">프로세서; 및</w:t>
+      </w:r>
+    </w:p>
+    <w:p>
+      <w:pPr>
+        <w:spacing w:after="100" w:line="300"/>
+        <w:jc w:val="left"/>
+      </w:pPr>
+      <w:r>
+        <w:rPr>
+          <w:rFonts w:ascii="Malgun Gothic" w:cs="Malgun Gothic" w:eastAsia="Malgun Gothic" w:hAnsi="Malgun Gothic"/>
+          <w:b w:val="false"/>
+          <w:bCs w:val="false"/>
+          <w:sz w:val="20"/>
+          <w:szCs w:val="20"/>
+        </w:rPr>
+        <w:t xml:space="preserve">상기 프로세서에 의해 실행되는 명령어를 저장하는 메모리를 포함하고,</w:t>
+      </w:r>
+    </w:p>
+    <w:p>
+      <w:pPr>
+        <w:spacing w:after="100" w:line="300"/>
+        <w:jc w:val="left"/>
+      </w:pPr>
+      <w:r>
+        <w:rPr>
+          <w:rFonts w:ascii="Malgun Gothic" w:cs="Malgun Gothic" w:eastAsia="Malgun Gothic" w:hAnsi="Malgun Gothic"/>
+          <w:b w:val="false"/>
+          <w:bCs w:val="false"/>
+          <w:sz w:val="20"/>
+          <w:szCs w:val="20"/>
+        </w:rPr>
+        <w:t xml:space="preserve">상기 명령어는 상기 프로세서로 하여금 제1항 내지 제28항 중 어느 한 항의 방법을 수행하도록 하는, 셀 타이밍 변동 모델 생성 장치.</w:t>
+      </w:r>
+    </w:p>
+    <w:p>
+      <w:pPr>
+        <w:keepNext/>
+        <w:spacing w:after="40" w:line="300"/>
+        <w:jc w:val="left"/>
+      </w:pPr>
+      <w:r>
+        <w:rPr>
+          <w:rFonts w:ascii="Malgun Gothic" w:cs="Malgun Gothic" w:eastAsia="Malgun Gothic" w:hAnsi="Malgun Gothic"/>
+          <w:b/>
+          <w:bCs/>
+          <w:sz w:val="20"/>
+          <w:szCs w:val="20"/>
+        </w:rPr>
+        <w:t xml:space="preserve">【청구항 30】</w:t>
+      </w:r>
+    </w:p>
+    <w:p>
+      <w:pPr>
+        <w:spacing w:after="100" w:line="300"/>
+        <w:jc w:val="left"/>
+      </w:pPr>
+      <w:r>
+        <w:rPr>
+          <w:rFonts w:ascii="Malgun Gothic" w:cs="Malgun Gothic" w:eastAsia="Malgun Gothic" w:hAnsi="Malgun Gothic"/>
+          <w:b w:val="false"/>
+          <w:bCs w:val="false"/>
+          <w:sz w:val="20"/>
+          <w:szCs w:val="20"/>
+        </w:rPr>
+        <w:t xml:space="preserve">제1항 내지 제28항 중 어느 한 항의 방법을 컴퓨터에서 실행시키기 위한 프로그램을 기록한 컴퓨터 판독 가능 기록 매체.</w:t>
       </w:r>
     </w:p>
     <w:p>
@@ -12903,7 +13500,788 @@
         <w:rPr>
           <w:rFonts w:ascii="Malgun Gothic" w:cs="Malgun Gothic" w:eastAsia="Malgun Gothic" w:hAnsi="Malgun Gothic"/>
         </w:rPr>
-        <w:t xml:space="preserve">4. 유의사항</w:t>
+        <w:t xml:space="preserve">4. 회피 설계 대응 (개정 2.2판)</w:t>
+      </w:r>
+    </w:p>
+    <w:p>
+      <w:pPr>
+        <w:pStyle w:val="ListParagraph"/>
+        <w:numPr>
+          <w:ilvl w:val="0"/>
+          <w:numId w:val="2"/>
+        </w:numPr>
+        <w:spacing w:after="60" w:line="300"/>
+        <w:jc w:val="left"/>
+      </w:pPr>
+      <w:r>
+        <w:rPr>
+          <w:rFonts w:ascii="Malgun Gothic" w:cs="Malgun Gothic" w:eastAsia="Malgun Gothic" w:hAnsi="Malgun Gothic"/>
+          <w:b w:val="false"/>
+          <w:bCs w:val="false"/>
+          <w:sz w:val="20"/>
+          <w:szCs w:val="20"/>
+        </w:rPr>
+        <w:t xml:space="preserve">청구항 1의 타이밍 변화량 산출 단계를 "곱을 합산하여"에서 "곱에 기초하여 산출하되, 곱의 합 또는 곱의 합을 변수로 하는 함수"로 확장하였다. 종전 문언은 선형 합으로 한정되어, 곱의 합을 지수·다항 함수로 변환하거나 보정항을 가산하는 구성이 문언 침해를 벗어날 여지가 있었다.</w:t>
+      </w:r>
+    </w:p>
+    <w:p>
+      <w:pPr>
+        <w:pStyle w:val="ListParagraph"/>
+        <w:numPr>
+          <w:ilvl w:val="0"/>
+          <w:numId w:val="2"/>
+        </w:numPr>
+        <w:spacing w:after="60" w:line="300"/>
+        <w:jc w:val="left"/>
+      </w:pPr>
+      <w:r>
+        <w:rPr>
+          <w:rFonts w:ascii="Malgun Gothic" w:cs="Malgun Gothic" w:eastAsia="Malgun Gothic" w:hAnsi="Malgun Gothic"/>
+          <w:b w:val="false"/>
+          <w:bCs w:val="false"/>
+          <w:sz w:val="20"/>
+          <w:szCs w:val="20"/>
+        </w:rPr>
+        <w:t xml:space="preserve">예상되는 회피 경로와 대응 청구항은 다음과 같다.</w:t>
+      </w:r>
+    </w:p>
+    <w:tbl>
+      <w:tblPr>
+        <w:tblW w:type="dxa" w:w="9638"/>
+        <w:tblBorders>
+          <w:top w:val="single" w:color="auto" w:sz="4"/>
+          <w:left w:val="single" w:color="auto" w:sz="4"/>
+          <w:bottom w:val="single" w:color="auto" w:sz="4"/>
+          <w:right w:val="single" w:color="auto" w:sz="4"/>
+          <w:insideH w:val="single" w:color="auto" w:sz="4"/>
+          <w:insideV w:val="single" w:color="auto" w:sz="4"/>
+        </w:tblBorders>
+      </w:tblPr>
+      <w:tblGrid>
+        <w:gridCol w:w="4819"/>
+        <w:gridCol w:w="4819"/>
+      </w:tblGrid>
+      <w:tr>
+        <w:trPr>
+          <w:tblHeader/>
+        </w:trPr>
+        <w:tc>
+          <w:tcPr>
+            <w:tcW w:type="dxa" w:w="4819"/>
+            <w:tcBorders>
+              <w:top w:val="single" w:color="000000" w:sz="4"/>
+              <w:left w:val="single" w:color="000000" w:sz="4"/>
+              <w:bottom w:val="single" w:color="000000" w:sz="4"/>
+              <w:right w:val="single" w:color="000000" w:sz="4"/>
+            </w:tcBorders>
+            <w:shd w:fill="E7E6E6" w:color="auto" w:val="clear"/>
+            <w:tcMar>
+              <w:top w:type="dxa" w:w="40"/>
+              <w:left w:type="dxa" w:w="80"/>
+              <w:bottom w:type="dxa" w:w="40"/>
+              <w:right w:type="dxa" w:w="80"/>
+            </w:tcMar>
+          </w:tcPr>
+          <w:p>
+            <w:pPr>
+              <w:spacing w:after="0"/>
+              <w:jc w:val="left"/>
+            </w:pPr>
+            <w:r>
+              <w:rPr>
+                <w:rFonts w:ascii="Malgun Gothic" w:cs="Malgun Gothic" w:eastAsia="Malgun Gothic" w:hAnsi="Malgun Gothic"/>
+                <w:b/>
+                <w:bCs/>
+                <w:sz w:val="18"/>
+                <w:szCs w:val="18"/>
+              </w:rPr>
+              <w:t xml:space="preserve">회피 경로</w:t>
+            </w:r>
+          </w:p>
+        </w:tc>
+        <w:tc>
+          <w:tcPr>
+            <w:tcW w:type="dxa" w:w="4819"/>
+            <w:tcBorders>
+              <w:top w:val="single" w:color="000000" w:sz="4"/>
+              <w:left w:val="single" w:color="000000" w:sz="4"/>
+              <w:bottom w:val="single" w:color="000000" w:sz="4"/>
+              <w:right w:val="single" w:color="000000" w:sz="4"/>
+            </w:tcBorders>
+            <w:shd w:fill="E7E6E6" w:color="auto" w:val="clear"/>
+            <w:tcMar>
+              <w:top w:type="dxa" w:w="40"/>
+              <w:left w:type="dxa" w:w="80"/>
+              <w:bottom w:type="dxa" w:w="40"/>
+              <w:right w:type="dxa" w:w="80"/>
+            </w:tcMar>
+          </w:tcPr>
+          <w:p>
+            <w:pPr>
+              <w:spacing w:after="0"/>
+              <w:jc w:val="center"/>
+            </w:pPr>
+            <w:r>
+              <w:rPr>
+                <w:rFonts w:ascii="Malgun Gothic" w:cs="Malgun Gothic" w:eastAsia="Malgun Gothic" w:hAnsi="Malgun Gothic"/>
+                <w:b/>
+                <w:bCs/>
+                <w:sz w:val="18"/>
+                <w:szCs w:val="18"/>
+              </w:rPr>
+              <w:t xml:space="preserve">대응</w:t>
+            </w:r>
+          </w:p>
+        </w:tc>
+      </w:tr>
+      <w:tr>
+        <w:trPr>
+          <w:tblHeader w:val="false"/>
+        </w:trPr>
+        <w:tc>
+          <w:tcPr>
+            <w:tcW w:type="dxa" w:w="4819"/>
+            <w:tcBorders>
+              <w:top w:val="single" w:color="000000" w:sz="4"/>
+              <w:left w:val="single" w:color="000000" w:sz="4"/>
+              <w:bottom w:val="single" w:color="000000" w:sz="4"/>
+              <w:right w:val="single" w:color="000000" w:sz="4"/>
+            </w:tcBorders>
+            <w:tcMar>
+              <w:top w:type="dxa" w:w="40"/>
+              <w:left w:type="dxa" w:w="80"/>
+              <w:bottom w:type="dxa" w:w="40"/>
+              <w:right w:type="dxa" w:w="80"/>
+            </w:tcMar>
+          </w:tcPr>
+          <w:p>
+            <w:pPr>
+              <w:spacing w:after="0"/>
+              <w:jc w:val="left"/>
+            </w:pPr>
+            <w:r>
+              <w:rPr>
+                <w:rFonts w:ascii="Malgun Gothic" w:cs="Malgun Gothic" w:eastAsia="Malgun Gothic" w:hAnsi="Malgun Gothic"/>
+                <w:b w:val="false"/>
+                <w:bCs w:val="false"/>
+                <w:sz w:val="18"/>
+                <w:szCs w:val="18"/>
+              </w:rPr>
+              <w:t xml:space="preserve">곱의 합 대신 비선형 집계</w:t>
+            </w:r>
+          </w:p>
+        </w:tc>
+        <w:tc>
+          <w:tcPr>
+            <w:tcW w:type="dxa" w:w="4819"/>
+            <w:tcBorders>
+              <w:top w:val="single" w:color="000000" w:sz="4"/>
+              <w:left w:val="single" w:color="000000" w:sz="4"/>
+              <w:bottom w:val="single" w:color="000000" w:sz="4"/>
+              <w:right w:val="single" w:color="000000" w:sz="4"/>
+            </w:tcBorders>
+            <w:tcMar>
+              <w:top w:type="dxa" w:w="40"/>
+              <w:left w:type="dxa" w:w="80"/>
+              <w:bottom w:type="dxa" w:w="40"/>
+              <w:right w:type="dxa" w:w="80"/>
+            </w:tcMar>
+          </w:tcPr>
+          <w:p>
+            <w:pPr>
+              <w:spacing w:after="0"/>
+              <w:jc w:val="center"/>
+            </w:pPr>
+            <w:r>
+              <w:rPr>
+                <w:rFonts w:ascii="Malgun Gothic" w:cs="Malgun Gothic" w:eastAsia="Malgun Gothic" w:hAnsi="Malgun Gothic"/>
+                <w:b w:val="false"/>
+                <w:bCs w:val="false"/>
+                <w:sz w:val="18"/>
+                <w:szCs w:val="18"/>
+              </w:rPr>
+              <w:t xml:space="preserve">청구항 1(확장), 청구항 23</w:t>
+            </w:r>
+          </w:p>
+        </w:tc>
+      </w:tr>
+      <w:tr>
+        <w:trPr>
+          <w:tblHeader w:val="false"/>
+        </w:trPr>
+        <w:tc>
+          <w:tcPr>
+            <w:tcW w:type="dxa" w:w="4819"/>
+            <w:tcBorders>
+              <w:top w:val="single" w:color="000000" w:sz="4"/>
+              <w:left w:val="single" w:color="000000" w:sz="4"/>
+              <w:bottom w:val="single" w:color="000000" w:sz="4"/>
+              <w:right w:val="single" w:color="000000" w:sz="4"/>
+            </w:tcBorders>
+            <w:tcMar>
+              <w:top w:type="dxa" w:w="40"/>
+              <w:left w:type="dxa" w:w="80"/>
+              <w:bottom w:type="dxa" w:w="40"/>
+              <w:right w:type="dxa" w:w="80"/>
+            </w:tcMar>
+          </w:tcPr>
+          <w:p>
+            <w:pPr>
+              <w:spacing w:after="0"/>
+              <w:jc w:val="left"/>
+            </w:pPr>
+            <w:r>
+              <w:rPr>
+                <w:rFonts w:ascii="Malgun Gothic" w:cs="Malgun Gothic" w:eastAsia="Malgun Gothic" w:hAnsi="Malgun Gothic"/>
+                <w:b w:val="false"/>
+                <w:bCs w:val="false"/>
+                <w:sz w:val="18"/>
+                <w:szCs w:val="18"/>
+              </w:rPr>
+              <w:t xml:space="preserve">잔차를 별도 알고리즘으로 보정</w:t>
+            </w:r>
+          </w:p>
+        </w:tc>
+        <w:tc>
+          <w:tcPr>
+            <w:tcW w:type="dxa" w:w="4819"/>
+            <w:tcBorders>
+              <w:top w:val="single" w:color="000000" w:sz="4"/>
+              <w:left w:val="single" w:color="000000" w:sz="4"/>
+              <w:bottom w:val="single" w:color="000000" w:sz="4"/>
+              <w:right w:val="single" w:color="000000" w:sz="4"/>
+            </w:tcBorders>
+            <w:tcMar>
+              <w:top w:type="dxa" w:w="40"/>
+              <w:left w:type="dxa" w:w="80"/>
+              <w:bottom w:type="dxa" w:w="40"/>
+              <w:right w:type="dxa" w:w="80"/>
+            </w:tcMar>
+          </w:tcPr>
+          <w:p>
+            <w:pPr>
+              <w:spacing w:after="0"/>
+              <w:jc w:val="center"/>
+            </w:pPr>
+            <w:r>
+              <w:rPr>
+                <w:rFonts w:ascii="Malgun Gothic" w:cs="Malgun Gothic" w:eastAsia="Malgun Gothic" w:hAnsi="Malgun Gothic"/>
+                <w:b w:val="false"/>
+                <w:bCs w:val="false"/>
+                <w:sz w:val="18"/>
+                <w:szCs w:val="18"/>
+              </w:rPr>
+              <w:t xml:space="preserve">청구항 22</w:t>
+            </w:r>
+          </w:p>
+        </w:tc>
+      </w:tr>
+      <w:tr>
+        <w:trPr>
+          <w:tblHeader w:val="false"/>
+        </w:trPr>
+        <w:tc>
+          <w:tcPr>
+            <w:tcW w:type="dxa" w:w="4819"/>
+            <w:tcBorders>
+              <w:top w:val="single" w:color="000000" w:sz="4"/>
+              <w:left w:val="single" w:color="000000" w:sz="4"/>
+              <w:bottom w:val="single" w:color="000000" w:sz="4"/>
+              <w:right w:val="single" w:color="000000" w:sz="4"/>
+            </w:tcBorders>
+            <w:tcMar>
+              <w:top w:type="dxa" w:w="40"/>
+              <w:left w:type="dxa" w:w="80"/>
+              <w:bottom w:type="dxa" w:w="40"/>
+              <w:right w:type="dxa" w:w="80"/>
+            </w:tcMar>
+          </w:tcPr>
+          <w:p>
+            <w:pPr>
+              <w:spacing w:after="0"/>
+              <w:jc w:val="left"/>
+            </w:pPr>
+            <w:r>
+              <w:rPr>
+                <w:rFonts w:ascii="Malgun Gothic" w:cs="Malgun Gothic" w:eastAsia="Malgun Gothic" w:hAnsi="Malgun Gothic"/>
+                <w:b w:val="false"/>
+                <w:bCs w:val="false"/>
+                <w:sz w:val="18"/>
+                <w:szCs w:val="18"/>
+              </w:rPr>
+              <w:t xml:space="preserve">기여도를 변동량·코너·온도 의존 값으로 변경</w:t>
+            </w:r>
+          </w:p>
+        </w:tc>
+        <w:tc>
+          <w:tcPr>
+            <w:tcW w:type="dxa" w:w="4819"/>
+            <w:tcBorders>
+              <w:top w:val="single" w:color="000000" w:sz="4"/>
+              <w:left w:val="single" w:color="000000" w:sz="4"/>
+              <w:bottom w:val="single" w:color="000000" w:sz="4"/>
+              <w:right w:val="single" w:color="000000" w:sz="4"/>
+            </w:tcBorders>
+            <w:tcMar>
+              <w:top w:type="dxa" w:w="40"/>
+              <w:left w:type="dxa" w:w="80"/>
+              <w:bottom w:type="dxa" w:w="40"/>
+              <w:right w:type="dxa" w:w="80"/>
+            </w:tcMar>
+          </w:tcPr>
+          <w:p>
+            <w:pPr>
+              <w:spacing w:after="0"/>
+              <w:jc w:val="center"/>
+            </w:pPr>
+            <w:r>
+              <w:rPr>
+                <w:rFonts w:ascii="Malgun Gothic" w:cs="Malgun Gothic" w:eastAsia="Malgun Gothic" w:hAnsi="Malgun Gothic"/>
+                <w:b w:val="false"/>
+                <w:bCs w:val="false"/>
+                <w:sz w:val="18"/>
+                <w:szCs w:val="18"/>
+              </w:rPr>
+              <w:t xml:space="preserve">청구항 24</w:t>
+            </w:r>
+          </w:p>
+        </w:tc>
+      </w:tr>
+      <w:tr>
+        <w:trPr>
+          <w:tblHeader w:val="false"/>
+        </w:trPr>
+        <w:tc>
+          <w:tcPr>
+            <w:tcW w:type="dxa" w:w="4819"/>
+            <w:tcBorders>
+              <w:top w:val="single" w:color="000000" w:sz="4"/>
+              <w:left w:val="single" w:color="000000" w:sz="4"/>
+              <w:bottom w:val="single" w:color="000000" w:sz="4"/>
+              <w:right w:val="single" w:color="000000" w:sz="4"/>
+            </w:tcBorders>
+            <w:tcMar>
+              <w:top w:type="dxa" w:w="40"/>
+              <w:left w:type="dxa" w:w="80"/>
+              <w:bottom w:type="dxa" w:w="40"/>
+              <w:right w:type="dxa" w:w="80"/>
+            </w:tcMar>
+          </w:tcPr>
+          <w:p>
+            <w:pPr>
+              <w:spacing w:after="0"/>
+              <w:jc w:val="left"/>
+            </w:pPr>
+            <w:r>
+              <w:rPr>
+                <w:rFonts w:ascii="Malgun Gothic" w:cs="Malgun Gothic" w:eastAsia="Malgun Gothic" w:hAnsi="Malgun Gothic"/>
+                <w:b w:val="false"/>
+                <w:bCs w:val="false"/>
+                <w:sz w:val="18"/>
+                <w:szCs w:val="18"/>
+              </w:rPr>
+              <w:t xml:space="preserve">민감도 대신 전류 분담률, 실효 채널폭 비율 등으로 기여도 산출</w:t>
+            </w:r>
+          </w:p>
+        </w:tc>
+        <w:tc>
+          <w:tcPr>
+            <w:tcW w:type="dxa" w:w="4819"/>
+            <w:tcBorders>
+              <w:top w:val="single" w:color="000000" w:sz="4"/>
+              <w:left w:val="single" w:color="000000" w:sz="4"/>
+              <w:bottom w:val="single" w:color="000000" w:sz="4"/>
+              <w:right w:val="single" w:color="000000" w:sz="4"/>
+            </w:tcBorders>
+            <w:tcMar>
+              <w:top w:type="dxa" w:w="40"/>
+              <w:left w:type="dxa" w:w="80"/>
+              <w:bottom w:type="dxa" w:w="40"/>
+              <w:right w:type="dxa" w:w="80"/>
+            </w:tcMar>
+          </w:tcPr>
+          <w:p>
+            <w:pPr>
+              <w:spacing w:after="0"/>
+              <w:jc w:val="center"/>
+            </w:pPr>
+            <w:r>
+              <w:rPr>
+                <w:rFonts w:ascii="Malgun Gothic" w:cs="Malgun Gothic" w:eastAsia="Malgun Gothic" w:hAnsi="Malgun Gothic"/>
+                <w:b w:val="false"/>
+                <w:bCs w:val="false"/>
+                <w:sz w:val="18"/>
+                <w:szCs w:val="18"/>
+              </w:rPr>
+              <w:t xml:space="preserve">청구항 25</w:t>
+            </w:r>
+          </w:p>
+        </w:tc>
+      </w:tr>
+      <w:tr>
+        <w:trPr>
+          <w:tblHeader w:val="false"/>
+        </w:trPr>
+        <w:tc>
+          <w:tcPr>
+            <w:tcW w:type="dxa" w:w="4819"/>
+            <w:tcBorders>
+              <w:top w:val="single" w:color="000000" w:sz="4"/>
+              <w:left w:val="single" w:color="000000" w:sz="4"/>
+              <w:bottom w:val="single" w:color="000000" w:sz="4"/>
+              <w:right w:val="single" w:color="000000" w:sz="4"/>
+            </w:tcBorders>
+            <w:tcMar>
+              <w:top w:type="dxa" w:w="40"/>
+              <w:left w:type="dxa" w:w="80"/>
+              <w:bottom w:type="dxa" w:w="40"/>
+              <w:right w:type="dxa" w:w="80"/>
+            </w:tcMar>
+          </w:tcPr>
+          <w:p>
+            <w:pPr>
+              <w:spacing w:after="0"/>
+              <w:jc w:val="left"/>
+            </w:pPr>
+            <w:r>
+              <w:rPr>
+                <w:rFonts w:ascii="Malgun Gothic" w:cs="Malgun Gothic" w:eastAsia="Malgun Gothic" w:hAnsi="Malgun Gothic"/>
+                <w:b w:val="false"/>
+                <w:bCs w:val="false"/>
+                <w:sz w:val="18"/>
+                <w:szCs w:val="18"/>
+              </w:rPr>
+              <w:t xml:space="preserve">집합 민감도를 sensitivity 그룹이 아닌 코너 라이브러리 차분·회귀로 획득</w:t>
+            </w:r>
+          </w:p>
+        </w:tc>
+        <w:tc>
+          <w:tcPr>
+            <w:tcW w:type="dxa" w:w="4819"/>
+            <w:tcBorders>
+              <w:top w:val="single" w:color="000000" w:sz="4"/>
+              <w:left w:val="single" w:color="000000" w:sz="4"/>
+              <w:bottom w:val="single" w:color="000000" w:sz="4"/>
+              <w:right w:val="single" w:color="000000" w:sz="4"/>
+            </w:tcBorders>
+            <w:tcMar>
+              <w:top w:type="dxa" w:w="40"/>
+              <w:left w:type="dxa" w:w="80"/>
+              <w:bottom w:type="dxa" w:w="40"/>
+              <w:right w:type="dxa" w:w="80"/>
+            </w:tcMar>
+          </w:tcPr>
+          <w:p>
+            <w:pPr>
+              <w:spacing w:after="0"/>
+              <w:jc w:val="center"/>
+            </w:pPr>
+            <w:r>
+              <w:rPr>
+                <w:rFonts w:ascii="Malgun Gothic" w:cs="Malgun Gothic" w:eastAsia="Malgun Gothic" w:hAnsi="Malgun Gothic"/>
+                <w:b w:val="false"/>
+                <w:bCs w:val="false"/>
+                <w:sz w:val="18"/>
+                <w:szCs w:val="18"/>
+              </w:rPr>
+              <w:t xml:space="preserve">청구항 26</w:t>
+            </w:r>
+          </w:p>
+        </w:tc>
+      </w:tr>
+      <w:tr>
+        <w:trPr>
+          <w:tblHeader w:val="false"/>
+        </w:trPr>
+        <w:tc>
+          <w:tcPr>
+            <w:tcW w:type="dxa" w:w="4819"/>
+            <w:tcBorders>
+              <w:top w:val="single" w:color="000000" w:sz="4"/>
+              <w:left w:val="single" w:color="000000" w:sz="4"/>
+              <w:bottom w:val="single" w:color="000000" w:sz="4"/>
+              <w:right w:val="single" w:color="000000" w:sz="4"/>
+            </w:tcBorders>
+            <w:tcMar>
+              <w:top w:type="dxa" w:w="40"/>
+              <w:left w:type="dxa" w:w="80"/>
+              <w:bottom w:type="dxa" w:w="40"/>
+              <w:right w:type="dxa" w:w="80"/>
+            </w:tcMar>
+          </w:tcPr>
+          <w:p>
+            <w:pPr>
+              <w:spacing w:after="0"/>
+              <w:jc w:val="left"/>
+            </w:pPr>
+            <w:r>
+              <w:rPr>
+                <w:rFonts w:ascii="Malgun Gothic" w:cs="Malgun Gothic" w:eastAsia="Malgun Gothic" w:hAnsi="Malgun Gothic"/>
+                <w:b w:val="false"/>
+                <w:bCs w:val="false"/>
+                <w:sz w:val="18"/>
+                <w:szCs w:val="18"/>
+              </w:rPr>
+              <w:t xml:space="preserve">multiplier / finger로 묶인 인스턴스의 취급</w:t>
+            </w:r>
+          </w:p>
+        </w:tc>
+        <w:tc>
+          <w:tcPr>
+            <w:tcW w:type="dxa" w:w="4819"/>
+            <w:tcBorders>
+              <w:top w:val="single" w:color="000000" w:sz="4"/>
+              <w:left w:val="single" w:color="000000" w:sz="4"/>
+              <w:bottom w:val="single" w:color="000000" w:sz="4"/>
+              <w:right w:val="single" w:color="000000" w:sz="4"/>
+            </w:tcBorders>
+            <w:tcMar>
+              <w:top w:type="dxa" w:w="40"/>
+              <w:left w:type="dxa" w:w="80"/>
+              <w:bottom w:type="dxa" w:w="40"/>
+              <w:right w:type="dxa" w:w="80"/>
+            </w:tcMar>
+          </w:tcPr>
+          <w:p>
+            <w:pPr>
+              <w:spacing w:after="0"/>
+              <w:jc w:val="center"/>
+            </w:pPr>
+            <w:r>
+              <w:rPr>
+                <w:rFonts w:ascii="Malgun Gothic" w:cs="Malgun Gothic" w:eastAsia="Malgun Gothic" w:hAnsi="Malgun Gothic"/>
+                <w:b w:val="false"/>
+                <w:bCs w:val="false"/>
+                <w:sz w:val="18"/>
+                <w:szCs w:val="18"/>
+              </w:rPr>
+              <w:t xml:space="preserve">청구항 19~21, 실시예 [0076]~[0081]</w:t>
+            </w:r>
+          </w:p>
+        </w:tc>
+      </w:tr>
+      <w:tr>
+        <w:trPr>
+          <w:tblHeader w:val="false"/>
+        </w:trPr>
+        <w:tc>
+          <w:tcPr>
+            <w:tcW w:type="dxa" w:w="4819"/>
+            <w:tcBorders>
+              <w:top w:val="single" w:color="000000" w:sz="4"/>
+              <w:left w:val="single" w:color="000000" w:sz="4"/>
+              <w:bottom w:val="single" w:color="000000" w:sz="4"/>
+              <w:right w:val="single" w:color="000000" w:sz="4"/>
+            </w:tcBorders>
+            <w:tcMar>
+              <w:top w:type="dxa" w:w="40"/>
+              <w:left w:type="dxa" w:w="80"/>
+              <w:bottom w:type="dxa" w:w="40"/>
+              <w:right w:type="dxa" w:w="80"/>
+            </w:tcMar>
+          </w:tcPr>
+          <w:p>
+            <w:pPr>
+              <w:spacing w:after="0"/>
+              <w:jc w:val="left"/>
+            </w:pPr>
+            <w:r>
+              <w:rPr>
+                <w:rFonts w:ascii="Malgun Gothic" w:cs="Malgun Gothic" w:eastAsia="Malgun Gothic" w:hAnsi="Malgun Gothic"/>
+                <w:b w:val="false"/>
+                <w:bCs w:val="false"/>
+                <w:sz w:val="18"/>
+                <w:szCs w:val="18"/>
+              </w:rPr>
+              <w:t xml:space="preserve">결합 순서 변경, 정규화 범위 변경</w:t>
+            </w:r>
+          </w:p>
+        </w:tc>
+        <w:tc>
+          <w:tcPr>
+            <w:tcW w:type="dxa" w:w="4819"/>
+            <w:tcBorders>
+              <w:top w:val="single" w:color="000000" w:sz="4"/>
+              <w:left w:val="single" w:color="000000" w:sz="4"/>
+              <w:bottom w:val="single" w:color="000000" w:sz="4"/>
+              <w:right w:val="single" w:color="000000" w:sz="4"/>
+            </w:tcBorders>
+            <w:tcMar>
+              <w:top w:type="dxa" w:w="40"/>
+              <w:left w:type="dxa" w:w="80"/>
+              <w:bottom w:type="dxa" w:w="40"/>
+              <w:right w:type="dxa" w:w="80"/>
+            </w:tcMar>
+          </w:tcPr>
+          <w:p>
+            <w:pPr>
+              <w:spacing w:after="0"/>
+              <w:jc w:val="center"/>
+            </w:pPr>
+            <w:r>
+              <w:rPr>
+                <w:rFonts w:ascii="Malgun Gothic" w:cs="Malgun Gothic" w:eastAsia="Malgun Gothic" w:hAnsi="Malgun Gothic"/>
+                <w:b w:val="false"/>
+                <w:bCs w:val="false"/>
+                <w:sz w:val="18"/>
+                <w:szCs w:val="18"/>
+              </w:rPr>
+              <w:t xml:space="preserve">실시예 [0086] (방어 공개)</w:t>
+            </w:r>
+          </w:p>
+        </w:tc>
+      </w:tr>
+      <w:tr>
+        <w:trPr>
+          <w:tblHeader w:val="false"/>
+        </w:trPr>
+        <w:tc>
+          <w:tcPr>
+            <w:tcW w:type="dxa" w:w="4819"/>
+            <w:tcBorders>
+              <w:top w:val="single" w:color="000000" w:sz="4"/>
+              <w:left w:val="single" w:color="000000" w:sz="4"/>
+              <w:bottom w:val="single" w:color="000000" w:sz="4"/>
+              <w:right w:val="single" w:color="000000" w:sz="4"/>
+            </w:tcBorders>
+            <w:tcMar>
+              <w:top w:type="dxa" w:w="40"/>
+              <w:left w:type="dxa" w:w="80"/>
+              <w:bottom w:type="dxa" w:w="40"/>
+              <w:right w:type="dxa" w:w="80"/>
+            </w:tcMar>
+          </w:tcPr>
+          <w:p>
+            <w:pPr>
+              <w:spacing w:after="0"/>
+              <w:jc w:val="left"/>
+            </w:pPr>
+            <w:r>
+              <w:rPr>
+                <w:rFonts w:ascii="Malgun Gothic" w:cs="Malgun Gothic" w:eastAsia="Malgun Gothic" w:hAnsi="Malgun Gothic"/>
+                <w:b w:val="false"/>
+                <w:bCs w:val="false"/>
+                <w:sz w:val="18"/>
+                <w:szCs w:val="18"/>
+              </w:rPr>
+              <w:t xml:space="preserve">다단 셀 스테이지 분리</w:t>
+            </w:r>
+          </w:p>
+        </w:tc>
+        <w:tc>
+          <w:tcPr>
+            <w:tcW w:type="dxa" w:w="4819"/>
+            <w:tcBorders>
+              <w:top w:val="single" w:color="000000" w:sz="4"/>
+              <w:left w:val="single" w:color="000000" w:sz="4"/>
+              <w:bottom w:val="single" w:color="000000" w:sz="4"/>
+              <w:right w:val="single" w:color="000000" w:sz="4"/>
+            </w:tcBorders>
+            <w:tcMar>
+              <w:top w:type="dxa" w:w="40"/>
+              <w:left w:type="dxa" w:w="80"/>
+              <w:bottom w:type="dxa" w:w="40"/>
+              <w:right w:type="dxa" w:w="80"/>
+            </w:tcMar>
+          </w:tcPr>
+          <w:p>
+            <w:pPr>
+              <w:spacing w:after="0"/>
+              <w:jc w:val="center"/>
+            </w:pPr>
+            <w:r>
+              <w:rPr>
+                <w:rFonts w:ascii="Malgun Gothic" w:cs="Malgun Gothic" w:eastAsia="Malgun Gothic" w:hAnsi="Malgun Gothic"/>
+                <w:b w:val="false"/>
+                <w:bCs w:val="false"/>
+                <w:sz w:val="18"/>
+                <w:szCs w:val="18"/>
+              </w:rPr>
+              <w:t xml:space="preserve">실시예 [0087] (방어 공개)</w:t>
+            </w:r>
+          </w:p>
+        </w:tc>
+      </w:tr>
+    </w:tbl>
+    <w:p>
+      <w:pPr>
+        <w:spacing w:after="120"/>
+      </w:pPr>
+    </w:p>
+    <w:p>
+      <w:pPr>
+        <w:pStyle w:val="ListParagraph"/>
+        <w:numPr>
+          <w:ilvl w:val="0"/>
+          <w:numId w:val="2"/>
+        </w:numPr>
+        <w:spacing w:after="60" w:line="300"/>
+        <w:jc w:val="left"/>
+      </w:pPr>
+      <w:r>
+        <w:rPr>
+          <w:rFonts w:ascii="Malgun Gothic" w:cs="Malgun Gothic" w:eastAsia="Malgun Gothic" w:hAnsi="Malgun Gothic"/>
+          <w:b w:val="false"/>
+          <w:bCs w:val="false"/>
+          <w:sz w:val="20"/>
+          <w:szCs w:val="20"/>
+        </w:rPr>
+        <w:t xml:space="preserve">청구하지 않고 실시예로만 기재한 항목([0086], [0087])은 방어 공개를 목적으로 한다. 공개에 의해 타인의 후출원에 대한 신규성 상실 자료가 되며, 필요 시 분할출원으로 청구항화할 수 있다.</w:t>
+      </w:r>
+    </w:p>
+    <w:p>
+      <w:pPr>
+        <w:pStyle w:val="ListParagraph"/>
+        <w:numPr>
+          <w:ilvl w:val="0"/>
+          <w:numId w:val="2"/>
+        </w:numPr>
+        <w:spacing w:after="60" w:line="300"/>
+        <w:jc w:val="left"/>
+      </w:pPr>
+      <w:r>
+        <w:rPr>
+          <w:rFonts w:ascii="Malgun Gothic" w:cs="Malgun Gothic" w:eastAsia="Malgun Gothic" w:hAnsi="Malgun Gothic"/>
+          <w:b w:val="false"/>
+          <w:bCs w:val="false"/>
+          <w:sz w:val="20"/>
+          <w:szCs w:val="20"/>
+        </w:rPr>
+        <w:t xml:space="preserve">병렬 소자 그룹 관련 기재([0079])의 수치는 본 문서와 함께 관리되는 회귀 예제의 ngspice 실행 결과이다. 실제 PDK 셀에서 재현한 뒤 출원 전 확정한다.</w:t>
+      </w:r>
+    </w:p>
+    <w:p>
+      <w:pPr>
+        <w:pStyle w:val="ListParagraph"/>
+        <w:numPr>
+          <w:ilvl w:val="0"/>
+          <w:numId w:val="2"/>
+        </w:numPr>
+        <w:spacing w:after="60" w:line="300"/>
+        <w:jc w:val="left"/>
+      </w:pPr>
+      <w:r>
+        <w:rPr>
+          <w:rFonts w:ascii="Malgun Gothic" w:cs="Malgun Gothic" w:eastAsia="Malgun Gothic" w:hAnsi="Malgun Gothic"/>
+          <w:b w:val="false"/>
+          <w:bCs w:val="false"/>
+          <w:sz w:val="20"/>
+          <w:szCs w:val="20"/>
+        </w:rPr>
+        <w:t xml:space="preserve">청구항 19~21은 실제 구현에서 반드시 부딪히는 구성이므로 우선순위가 높다. 종전 초안에는 multiplier / finger 취급에 관한 기재가 전혀 없었다.</w:t>
+      </w:r>
+    </w:p>
+    <w:p>
+      <w:pPr>
+        <w:pStyle w:val="Heading2"/>
+        <w:keepNext/>
+        <w:spacing w:after="120" w:before="240"/>
+      </w:pPr>
+      <w:r>
+        <w:rPr>
+          <w:rFonts w:ascii="Malgun Gothic" w:cs="Malgun Gothic" w:eastAsia="Malgun Gothic" w:hAnsi="Malgun Gothic"/>
+        </w:rPr>
+        <w:t xml:space="preserve">5. 유의사항</w:t>
       </w:r>
     </w:p>
     <w:p>

--- a/lvf_global_var/doc/patent/patent_draft_ko.docx
+++ b/lvf_global_var/doc/patent/patent_draft_ko.docx
@@ -48,7 +48,7 @@
           <w:sz w:val="20"/>
           <w:szCs w:val="20"/>
         </w:rPr>
-        <w:t xml:space="preserve">상태: 변리사 검토 전 기술 초안. 개정 2판은 TR-Aware LLE DM 모델링 구조(LVF 기여도 × 집합 소자 민감도 × 트랜지스터별 파라미터 변동량)를 중심으로 재구성하고, 선행기술 조사 결과와 차별점을 반영하였다. 개정 2.1판: ICCAD 2023 논문(비특허문헌 1)을 가장 근접한 선행기술로 배경·과제·효과에 명시적으로 연결. 개정 2.2판: 병렬 소자 그룹(multiplier / finger) 취급과 결합 방식의 변형·회피 경로를 실시예 14 및 청구항 19~26으로 추가하고, 청구항 1의 타이밍 변화량 산출 단계를 곱의 합 및 그 함수까지 포섭하도록 확장.</w:t>
+        <w:t xml:space="preserve">상태: 변리사 검토 전 기술 초안. 개정 2판은 TR-Aware LLE DM 모델링 구조(LVF 기여도 × 집합 소자 민감도 × 트랜지스터별 파라미터 변동량)를 중심으로 재구성하고, 선행기술 조사 결과와 차별점을 반영하였다. 개정 2.1판: ICCAD 2023 논문(비특허문헌 1)을 가장 근접한 선행기술로 배경·과제·효과에 명시적으로 연결. 개정 2.2판: 병렬 소자 그룹(multiplier / finger) 취급과 결합 방식의 변형·회피 경로를 실시예 14 및 청구항 19~26으로 추가하고, 청구항 1의 타이밍 변화량 산출 단계를 곱의 합 및 그 함수까지 포섭하도록 확장. 개정 2.3판: 서사를 'LVF 민감도로 각 트랜지스터의 전역 변동 몫을 예측하고 이를 국부 레이아웃 효과·경년 열화에 활용'으로 재정리.</w:t>
       </w:r>
     </w:p>
     <w:p>
@@ -573,23 +573,23 @@
           <w:sz w:val="20"/>
           <w:szCs w:val="20"/>
         </w:rPr>
-        <w:t xml:space="preserve">[0008] 본 발명이 해결하고자 하는 과제는, 국부 변동 통계량 산출을 위해 이미 산출된 트랜지스터별 타이밍 민감도로부터 트랜지스터별 기여도를 결정하고, 트랜지스터 식별 정보가 없는 집합 소자 파라미터 민감도와 결합하여, 트랜지스터별 재특성화 없이 트랜지스터별 파라미터 민감도를 복원하는 방법을 제공하는 것이다. 이에 의해 경계 트랜지스터의 민감도를 직접 특성화하는 종래 방법(비특허문헌 1)이 갖는 내부 트랜지스터 미반영과 재특성화 비용의 문제를 함께 해결한다.</w:t>
-      </w:r>
-    </w:p>
-    <w:p>
-      <w:pPr>
-        <w:spacing w:after="100" w:line="300"/>
-        <w:jc w:val="left"/>
-      </w:pPr>
-      <w:r>
-        <w:rPr>
-          <w:rFonts w:ascii="Malgun Gothic" w:cs="Malgun Gothic" w:eastAsia="Malgun Gothic" w:hAnsi="Malgun Gothic"/>
-          <w:b w:val="false"/>
-          <w:bCs w:val="false"/>
-          <w:sz w:val="20"/>
-          <w:szCs w:val="20"/>
-        </w:rPr>
-        <w:t xml:space="preserve">[0009] 본 발명이 해결하고자 하는 다른 과제는, 복원된 트랜지스터별 민감도와 트랜지스터별 파라미터 변동량의 곱의 합으로 복수의 트랜지스터가 동시에 서로 다른 크기로 변동될 때의 셀 타이밍 변화량을 산출하여, 셀 경계 트랜지스터뿐 아니라 내부 트랜지스터의 국부 레이아웃 효과를 정적 타이밍 분석에 반영하는 방법을 제공하는 것이다.</w:t>
+        <w:t xml:space="preserve">[0008] 본 발명이 해결하고자 하는 과제는, 국부 변동 통계량 산출을 위해 라이브러리 특성화 과정에서 이미 산출된 트랜지스터별 타이밍 민감도로부터 트랜지스터별 기여도를 결정하고, 셀 전체를 동시에 섭동하여 얻어진 집합 전역 변동 데이터에 상기 기여도를 결합하여, 트랜지스터별 재특성화 없이 각 트랜지스터가 전역 변동에서 차지하는 몫, 즉 트랜지스터별 전역 변동 민감도를 예측하는 방법을 제공하는 것이다. 이에 의해 경계 트랜지스터의 민감도를 직접 특성화하는 종래 방법(비특허문헌 1)이 갖는 내부 트랜지스터 미반영과 재특성화 비용의 문제를 함께 해결한다.</w:t>
+      </w:r>
+    </w:p>
+    <w:p>
+      <w:pPr>
+        <w:spacing w:after="100" w:line="300"/>
+        <w:jc w:val="left"/>
+      </w:pPr>
+      <w:r>
+        <w:rPr>
+          <w:rFonts w:ascii="Malgun Gothic" w:cs="Malgun Gothic" w:eastAsia="Malgun Gothic" w:hAnsi="Malgun Gothic"/>
+          <w:b w:val="false"/>
+          <w:bCs w:val="false"/>
+          <w:sz w:val="20"/>
+          <w:szCs w:val="20"/>
+        </w:rPr>
+        <w:t xml:space="preserve">[0009] 전역 변동은 셀 내 모든 트랜지스터에 공통의 파라미터 변동량이 인가되는 특수한 경우이다. 트랜지스터별 몫이 예측되면 트랜지스터마다 서로 다른 파라미터 변동량이 인가되는 경우로 확장할 수 있다. 본 발명이 해결하고자 하는 다른 과제는, 예측된 트랜지스터별 민감도와 트랜지스터별 파라미터 변동량의 곱에 기초하여, 셀 경계 트랜지스터와 내부 트랜지스터의 국부 레이아웃 효과 및 트랜지스터마다 스트레스 이력이 다른 경년 열화와 같이 변동량이 트랜지스터별로 상이한 경우의 셀 타이밍 변화량을 산출하여 정적 타이밍 분석에 반영하는 방법을 제공하는 것이다.</w:t>
       </w:r>
     </w:p>
     <w:p>
@@ -634,7 +634,7 @@
           <w:sz w:val="20"/>
           <w:szCs w:val="20"/>
         </w:rPr>
-        <w:t xml:space="preserve">[0011] 상기 과제를 해결하기 위한 본 발명의 일 실시예에 따른 방법은, 셀의 타이밍 아크에 대하여 셀을 구성하는 복수의 트랜지스터 각각의 소자 파라미터를 개별적으로 섭동한 회로 시뮬레이션 결과로부터 얻어진 트랜지스터별 타이밍 민감도를 획득하는 단계; 상기 트랜지스터별 타이밍 민감도를 정규화하여 트랜지스터별 기여도를 결정하는 단계; 상기 셀의 복수의 트랜지스터를 동시에 섭동한 결과에 대응하며 트랜지스터 식별 정보를 갖지 않는 집합 소자 파라미터 민감도를 획득하는 단계; 상기 트랜지스터별 기여도와 상기 집합 소자 파라미터 민감도를 결합하여 트랜지스터별 파라미터 민감도를 복원하는 단계; 트랜지스터별 파라미터 변동량을 획득하는 단계; 상기 복원된 트랜지스터별 파라미터 민감도와 상기 트랜지스터별 파라미터 변동량의 곱을 트랜지스터 및 파라미터에 대해 합산하여 상기 타이밍 아크의 타이밍 변화량을 산출하는 단계; 및 상기 타이밍 변화량을 이용하여 타이밍 분석을 보정하거나 타이밍 라이브러리 데이터를 생성하는 단계를 포함한다.</w:t>
+        <w:t xml:space="preserve">[0011] 상기 과제를 해결하기 위한 본 발명의 일 실시예에 따른 방법은, 셀의 타이밍 아크에 대하여 셀을 구성하는 복수의 트랜지스터 각각의 소자 파라미터를 개별적으로 섭동한 회로 시뮬레이션 결과로부터 얻어진 트랜지스터별 타이밍 민감도를 획득하는 단계; 상기 트랜지스터별 타이밍 민감도를 정규화하여 트랜지스터별 기여도를 결정하는 단계; 상기 셀의 복수의 트랜지스터를 동시에 섭동한 결과에 대응하며 트랜지스터 식별 정보를 갖지 않는 집합 소자 파라미터 민감도를 획득하는 단계; 상기 트랜지스터별 기여도와 상기 집합 소자 파라미터 민감도를 결합하여 각 트랜지스터가 차지하는 몫에 해당하는 트랜지스터별 파라미터 민감도를 예측하는 단계; 트랜지스터별 파라미터 변동량을 획득하는 단계; 상기 복원된 트랜지스터별 파라미터 민감도와 상기 트랜지스터별 파라미터 변동량의 곱을 트랜지스터 및 파라미터에 대해 합산하여 상기 타이밍 아크의 타이밍 변화량을 산출하는 단계; 및 상기 타이밍 변화량을 이용하여 타이밍 분석을 보정하거나 타이밍 라이브러리 데이터를 생성하는 단계를 포함한다.</w:t>
       </w:r>
     </w:p>
     <w:p>
@@ -711,39 +711,39 @@
           <w:sz w:val="20"/>
           <w:szCs w:val="20"/>
         </w:rPr>
-        <w:t xml:space="preserve">[0015] 본 발명에 따르면, 이미 존재하는 LVF 특성화 데이터의 트랜지스터별 기여도와 집합 민감도 라이브러리를 결합하므로 트랜지스터별 재특성화 없이 셀 내 모든 트랜지스터에 대한 파라미터 민감도를 얻을 수 있다. 경계 트랜지스터의 민감도를 직접 특성화하는 종래 방법(비특허문헌 1)과 비교하면, 특성화 시뮬레이션을 추가하지 않고도 국부 레이아웃 효과 보정이 내부 트랜지스터까지 확장되고, 트랜지스터별로 상이한 변동량이 타이밍 아크의 보정에 반영된다.</w:t>
-      </w:r>
-    </w:p>
-    <w:p>
-      <w:pPr>
-        <w:spacing w:after="100" w:line="300"/>
-        <w:jc w:val="left"/>
-      </w:pPr>
-      <w:r>
-        <w:rPr>
-          <w:rFonts w:ascii="Malgun Gothic" w:cs="Malgun Gothic" w:eastAsia="Malgun Gothic" w:hAnsi="Malgun Gothic"/>
-          <w:b w:val="false"/>
-          <w:bCs w:val="false"/>
-          <w:sz w:val="20"/>
-          <w:szCs w:val="20"/>
-        </w:rPr>
-        <w:t xml:space="preserve">[0016] 또한, 트랜지스터 기여도와 물리 파라미터 민감도가 분리되어 저장되므로 파라미터 종류나 변동 원인(국부 레이아웃 효과, 전역 공정 변동, 경년 열화)에 관계없이 동일한 기여도를 재사용할 수 있으며, 새로운 전역 변동점의 타이밍 라이브러리와 셀별 디레이트를 추가 시뮬레이션 없이 생성할 수 있다.</w:t>
-      </w:r>
-    </w:p>
-    <w:p>
-      <w:pPr>
-        <w:spacing w:after="100" w:line="300"/>
-        <w:jc w:val="left"/>
-      </w:pPr>
-      <w:r>
-        <w:rPr>
-          <w:rFonts w:ascii="Malgun Gothic" w:cs="Malgun Gothic" w:eastAsia="Malgun Gothic" w:hAnsi="Malgun Gothic"/>
-          <w:b w:val="false"/>
-          <w:bCs w:val="false"/>
-          <w:sz w:val="20"/>
-          <w:szCs w:val="20"/>
-        </w:rPr>
-        <w:t xml:space="preserve">[0017] 또한, 동시 변동 시뮬레이션과 개별 민감도 합산의 비교를 통해 특성화 데이터의 정합성과 모델의 적용 가능 범위를 정량적으로 판정할 수 있다.</w:t>
+        <w:t xml:space="preserve">[0015] 본 발명에 따르면, 이미 존재하는 LVF 특성화 데이터의 트랜지스터별 기여도와 집합 민감도 라이브러리를 결합하므로, 트랜지스터별 재특성화 없이 셀 내 모든 트랜지스터가 전역 변동에서 차지하는 몫을 예측할 수 있다. 경계 트랜지스터의 민감도를 직접 특성화하는 종래 방법(비특허문헌 1)과 비교하면, 특성화 시뮬레이션을 추가하지 않고도 보정 대상이 내부 트랜지스터까지 확장된다.</w:t>
+      </w:r>
+    </w:p>
+    <w:p>
+      <w:pPr>
+        <w:spacing w:after="100" w:line="300"/>
+        <w:jc w:val="left"/>
+      </w:pPr>
+      <w:r>
+        <w:rPr>
+          <w:rFonts w:ascii="Malgun Gothic" w:cs="Malgun Gothic" w:eastAsia="Malgun Gothic" w:hAnsi="Malgun Gothic"/>
+          <w:b w:val="false"/>
+          <w:bCs w:val="false"/>
+          <w:sz w:val="20"/>
+          <w:szCs w:val="20"/>
+        </w:rPr>
+        <w:t xml:space="preserve">[0016] 또한, 예측된 트랜지스터별 민감도는 변동량이 트랜지스터마다 다른 경우에 그대로 사용된다. 전역 변동은 모든 트랜지스터에 공통의 변동량이 인가되는 경우이고, 국부 레이아웃 효과와 경년 열화는 트랜지스터마다 변동량이 다른 경우이나, 어느 쪽도 동일한 기여도와 동일한 집합 민감도를 사용하며 파라미터 변동량만 교체된다. 따라서 변동 원인이 추가되어도 특성화 시뮬레이션은 증가하지 않는다.</w:t>
+      </w:r>
+    </w:p>
+    <w:p>
+      <w:pPr>
+        <w:spacing w:after="100" w:line="300"/>
+        <w:jc w:val="left"/>
+      </w:pPr>
+      <w:r>
+        <w:rPr>
+          <w:rFonts w:ascii="Malgun Gothic" w:cs="Malgun Gothic" w:eastAsia="Malgun Gothic" w:hAnsi="Malgun Gothic"/>
+          <w:b w:val="false"/>
+          <w:bCs w:val="false"/>
+          <w:sz w:val="20"/>
+          <w:szCs w:val="20"/>
+        </w:rPr>
+        <w:t xml:space="preserve">[0017] 또한, 트랜지스터 기여도와 물리 파라미터 민감도가 분리되어 저장되므로 파라미터 종류에 관계없이 동일한 기여도를 재사용할 수 있고, 새로운 전역 변동점의 타이밍 라이브러리와 셀별 디레이트를 추가 시뮬레이션 없이 생성할 수 있으며, 동시 변동 시뮬레이션과 개별 민감도 합산의 비교를 통해 특성화 데이터의 정합성과 모델의 적용 가능 범위를 정량적으로 판정할 수 있다.</w:t>
       </w:r>
     </w:p>
     <w:p>
@@ -1067,7 +1067,7 @@
           <w:sz w:val="20"/>
           <w:szCs w:val="20"/>
         </w:rPr>
-        <w:t xml:space="preserve">[0034] 본 실시예의 방법은 기여도 결정 단계(S210), 집합 민감도 획득 단계(S220), 트랜지스터별 민감도 복원 단계(S230), 변동량 획득 단계(S240), 타이밍 변화량 산출 단계(S250), 및 타이밍 분석 보정 또는 라이브러리 생성 단계(S260)를 포함한다. 기여도 C(i)는 LVF 데이터로부터, 파라미터 민감도 S_agg(q)는 집합 민감도 라이브러리로부터 각각 독립적으로 생성되어 저장되고, 필요 시 결합된다(decoupled modeling). 각 단계는 프로세서와 메모리를 구비한 컴퓨터에서 수행된다.</w:t>
+        <w:t xml:space="preserve">[0034] 본 실시예의 방법은 기여도 결정 단계(S210), 집합 민감도 획득 단계(S220), 트랜지스터별 민감도 복원 단계(S230), 변동량 획득 단계(S240), 타이밍 변화량 산출 단계(S250), 및 타이밍 분석 보정 또는 라이브러리 생성 단계(S260)를 포함한다. 기여도 C(i)는 LVF 데이터로부터, 파라미터 민감도 S_agg(q)는 집합 민감도 라이브러리로부터 각각 독립적으로 생성되어 저장되고, 필요 시 결합된다(decoupled modeling). 각 단계는 프로세서와 메모리를 구비한 컴퓨터에서 수행된다. 집합 민감도는 셀 전체를 동시에 섭동하여 얻어지므로 모든 트랜지스터에 공통의 변동량이 인가되는 전역 변동에 대응하며, 여기에 기여도를 결합하면 각 트랜지스터가 전역 변동에서 차지하는 몫이 얻어진다. 이 몫은 트랜지스터마다 변동량이 서로 다른 경우에도 그대로 사용되는 트랜지스터별 민감도이므로, 국부 레이아웃 효과와 경년 열화는 파라미터 변동량만 교체하여 동일한 경로로 처리된다.</w:t>
       </w:r>
     </w:p>
     <w:p>

--- a/lvf_global_var/doc/patent/patent_draft_ko.docx
+++ b/lvf_global_var/doc/patent/patent_draft_ko.docx
@@ -16,7 +16,7 @@
           <w:sz w:val="36"/>
           <w:szCs w:val="36"/>
         </w:rPr>
-        <w:t xml:space="preserve">특허 출원 명세서 초안 (개정 2판)</w:t>
+        <w:t xml:space="preserve">특허 출원 명세서 초안 (개정 2.4판)</w:t>
       </w:r>
     </w:p>
     <w:p>
@@ -48,7 +48,7 @@
           <w:sz w:val="20"/>
           <w:szCs w:val="20"/>
         </w:rPr>
-        <w:t xml:space="preserve">상태: 변리사 검토 전 기술 초안. 개정 2판은 TR-Aware LLE DM 모델링 구조(LVF 기여도 × 집합 소자 민감도 × 트랜지스터별 파라미터 변동량)를 중심으로 재구성하고, 선행기술 조사 결과와 차별점을 반영하였다. 개정 2.1판: ICCAD 2023 논문(비특허문헌 1)을 가장 근접한 선행기술로 배경·과제·효과에 명시적으로 연결. 개정 2.2판: 병렬 소자 그룹(multiplier / finger) 취급과 결합 방식의 변형·회피 경로를 실시예 14 및 청구항 19~26으로 추가하고, 청구항 1의 타이밍 변화량 산출 단계를 곱의 합 및 그 함수까지 포섭하도록 확장. 개정 2.3판: 서사를 'LVF 민감도로 각 트랜지스터의 전역 변동 몫을 예측하고 이를 국부 레이아웃 효과·경년 열화에 활용'으로 재정리.</w:t>
+        <w:t xml:space="preserve">상태: 변리사 검토 전 기술 초안. 개정 2판은 TR-Aware LLE DM 모델링 구조(LVF 기여도 × 집합 소자 민감도 × 트랜지스터별 파라미터 변동량)를 중심으로 재구성하고, 선행기술 조사 결과와 차별점을 반영하였다. 개정 2.1판: ICCAD 2023 논문(비특허문헌 1)을 가장 근접한 선행기술로 배경·과제·효과에 명시적으로 연결. 개정 2.2판: 병렬 소자 그룹(multiplier / finger) 취급과 결합 방식의 변형·회피 경로를 실시예 14 및 청구항 19~26으로 추가하고, 청구항 1의 타이밍 변화량 산출 단계를 곱의 합 및 그 함수까지 포섭하도록 확장. 개정 2.3판: 서사를 'LVF 민감도로 각 트랜지스터의 전역 변동 몫을 예측하고 이를 국부 레이아웃 효과·경년 열화에 활용'으로 재정리. 개정 2.4판: 기여도 모델링의 성립 조건을 보완. 타이밍 값의 종류(지연·출력 천이 시간·제약 시간)를 기여도의 축으로 추가하고, 부호 유지 정규화의 발산 조건과 부호 조건비 ρ에 의한 선택 규칙, 분모 0 처리, 파라미터 독립 판정 임계값, 보정 계수의 정의, 대체 지표의 성립 조건을 명시하며, 배분 행렬·스케일 인자·대리 모델 실시예(실시예 15)와 청구항 27~31을 추가.</w:t>
       </w:r>
     </w:p>
     <w:p>
@@ -1022,7 +1022,7 @@
           <w:sz w:val="20"/>
           <w:szCs w:val="20"/>
         </w:rPr>
-        <w:t xml:space="preserve">[0032] "트랜지스터별 타이밍 민감도" S(i,q)는 트랜지스터 i의 파라미터 q의 단위 변동에 대한 타이밍 값의 변화율이다. "트랜지스터별 기여도" C(i)는 트랜지스터별 민감도를 셀 또는 변동 그룹 내에서 정규화한 값으로서 합이 1이다. "집합 소자 파라미터 민감도" S_agg(q)는 셀 내 복수의 트랜지스터(전체 또는 변동 그룹)를 동시에 섭동하여 산출된, 트랜지스터 식별 정보가 없는 민감도이다. "집합 민감도 라이브러리"는 집합 소자 파라미터 민감도를 소자 파라미터별 테이블로 제공하는 라이브러리 확장 형식(예: sensitivity 그룹의 device_param, contributing_devices, sens_cell_rise, sens_cell_fall 속성)을 의미하며, 이하 실시예에서는 USM으로 약칭한다.</w:t>
+        <w:t xml:space="preserve">[0032] "트랜지스터별 타이밍 민감도" S(i,q)는 트랜지스터 i의 파라미터 q의 단위 변동에 대한 타이밍 값의 변화율이다. "트랜지스터별 기여도" C(i)는 트랜지스터별 민감도를 셀 또는 변동 그룹 내에서 정규화한 값으로서, 기본 실시예에서 그 합은 1이다(정규화 상수를 달리 두는 변형은 실시예 14 참조). "집합 소자 파라미터 민감도" S_agg(q)는 셀 내 복수의 트랜지스터(전체 또는 변동 그룹)를 동시에 섭동하여 산출된, 트랜지스터 식별 정보가 없는 민감도이다. "집합 민감도 라이브러리"는 집합 소자 파라미터 민감도를 소자 파라미터별 테이블로 제공하는 라이브러리 확장 형식(예: sensitivity 그룹의 device_param, contributing_devices, sens_cell_rise, sens_cell_fall, sens_rise_transition, sens_fall_transition 속성)을 의미한다. "타이밍 값의 종류"는 지연(cell_rise, cell_fall), 출력 천이 시간(rise_transition, fall_transition) 및 제약 시간(setup, hold 등)의 구분을 말하며, 기여도와 집합 민감도는 타이밍 값의 종류마다 별도로 정의된다.</w:t>
       </w:r>
     </w:p>
     <w:p>
@@ -1196,7 +1196,7 @@
           <w:sz w:val="20"/>
           <w:szCs w:val="20"/>
         </w:rPr>
-        <w:t xml:space="preserve">[0037] 도 3을 참조하면, 트랜지스터별 기여도는 트랜지스터별 민감도를 정규화하여 결정된다. 일 실시예에서 기여도는 민감도 크기의 비율로 정의된다.</w:t>
+        <w:t xml:space="preserve">[0037] 도 3을 참조하면, 트랜지스터별 기여도는 트랜지스터별 민감도를 정규화하여 결정된다. 일 실시예에서 기여도는 민감도 크기의 비율로 정의된다. 수학식 3의 분모가 0인 경우, 즉 해당 변동 그룹의 어느 트랜지스터도 그 타이밍 값에 영향을 주지 않는 경우에는 그 그룹의 모든 트랜지스터별 기여도를 0으로 두며, 그 그룹은 타이밍 변화량 산출에 기여하지 않는다. 분모가 0이 아닌 한 수학식 3의 기여도는 0 이상 1 이하이고 발산하지 않는다.</w:t>
       </w:r>
     </w:p>
     <w:p>
@@ -1246,39 +1246,39 @@
           <w:sz w:val="20"/>
           <w:szCs w:val="20"/>
         </w:rPr>
-        <w:t xml:space="preserve">[0038] 다른 실시예에서 기여도는 부호를 유지한 비율 C(i) = S1(i,q) / Σ_j S1(j,q)로 정의된다. 부호를 유지하면 비구동 트랜지스터의 음의 민감도(예: 출력 하강 아크에서 PMOS 문턱 전압 증가에 의한 경합 전류 감소)가 보존되어 복원 정확도가 높아진다. 합산 범위 j는 셀 전체 또는 집합 민감도가 산출된 변동 그룹(예: 동일 도전형)으로 한다.</w:t>
-      </w:r>
-    </w:p>
-    <w:p>
-      <w:pPr>
-        <w:spacing w:after="100" w:line="300"/>
-        <w:jc w:val="left"/>
-      </w:pPr>
-      <w:r>
-        <w:rPr>
-          <w:rFonts w:ascii="Malgun Gothic" w:cs="Malgun Gothic" w:eastAsia="Malgun Gothic" w:hAnsi="Malgun Gothic"/>
-          <w:b w:val="false"/>
-          <w:bCs w:val="false"/>
-          <w:sz w:val="20"/>
-          <w:szCs w:val="20"/>
-        </w:rPr>
-        <w:t xml:space="preserve">[0039] 기여도는 고정된 스칼라가 아니라 셀, 타이밍 아크, 출력 천이 방향, 조건(when), 입력 천이 시간 및 출력 부하에 의존하는 표면 C(i) = f(cell, arc, transition, when, slew, load)로 저장된다. 저장 형식은 조회 테이블(wide table), 라이브러리 속성, 데이터베이스, 적합된 함수(fitted surface) 등 임의의 형식일 수 있다. 도 3의 표는 입력 천이 시간 S1~S3, 출력 부하 L1~L3에 대한 트랜지스터 XMP0, XMP0@2, XMP0@3의 기여도 표면의 예이다.</w:t>
-      </w:r>
-    </w:p>
-    <w:p>
-      <w:pPr>
-        <w:spacing w:after="100" w:line="300"/>
-        <w:jc w:val="left"/>
-      </w:pPr>
-      <w:r>
-        <w:rPr>
-          <w:rFonts w:ascii="Malgun Gothic" w:cs="Malgun Gothic" w:eastAsia="Malgun Gothic" w:hAnsi="Malgun Gothic"/>
-          <w:b w:val="false"/>
-          <w:bCs w:val="false"/>
-          <w:sz w:val="20"/>
-          <w:szCs w:val="20"/>
-        </w:rPr>
-        <w:t xml:space="preserve">[0040] 일 실시예에서, 문턱 전압에 대한 기여도 C_vth(i)와 이동도에 대한 기여도 C_u0(i)의 차이가 임계값 이하인 경우 하나의 파라미터 독립 기여도 C(i)를 복수의 파라미터에 공통으로 사용하고, 임계값을 초과하는 경우 파라미터별 기여도 C(i,q)를 사용한다. 후술하는 실시예에서 두 파라미터의 기여도는 단일 스위칭 트랜지스터 아크에서 일치하였으나 직렬 적층 트랜지스터의 상단이 스위칭하는 아크에서는 0.2 이상 차이가 있었으므로, 파라미터 독립 기여도의 사용 여부는 셀 및 아크별로 판정된다.</w:t>
+        <w:t xml:space="preserve">[0038] 다른 실시예에서 기여도는 부호를 유지한 비율 C(i) = S1(i,q) / Σ_j S1(j,q)로 정의된다. 부호를 유지하면 비구동 트랜지스터의 음의 민감도(예: 출력 하강 아크에서 PMOS 문턱 전압 증가에 의한 경합 전류 감소)가 보존되어 복원 정확도가 높아진다(표 2). 그러나 부호 유지 정규화의 분모는 부호 합이므로, 양의 민감도와 음의 민감도가 상쇄되는 변동 그룹에서는 분모가 0에 가까워져 기여도가 발산한다. 이를 판정하기 위해 부호 조건비 ρ = |Σ_j S1(j,q)| / Σ_j |S1(j,q)| (0 ≤ ρ ≤ 1)를 변동 그룹마다 산출한다. 부호 유지 기여도의 크기는 |C(i)| ≤ |S1(i,q)| / |Σ_j S1(j,q)| ≤ 1/ρ로 제한되므로, ρ가 하한값 ρ_min(예: 0.5) 이상인 그룹에서는 부호 유지 기여도를 사용하고, ρ가 하한값 미만인 그룹에서는 수학식 3의 부호 없는 기여도를 사용한다. 집합 민감도가 별도의 라이브러리에서 오차 ε을 갖고 주어지면 복원된 트랜지스터별 민감도의 상대 오차는 (ε / Σ_j |S1(j,q)|) / ρ로 증폭되므로, ρ가 작은 그룹에서 부호 유지 기여도를 사용하면 라이브러리의 작은 오차가 큰 복원 오차가 된다. 표 2에서 부호 유지 기여도의 복원 오차가 작은 것은 집합 민감도를 트랜지스터별 민감도와 같은 시뮬레이션 조건에서 산출하여 ε이 0에 가까웠기 때문이며, 이 결과가 ρ가 작은 그룹에서의 발산을 배제하는 것은 아니다. 실시예의 ρ 분포와 발산 사례는 실시예 15의 표 5에 나타내었다. 합산 범위 j는 셀 전체 또는 집합 민감도가 산출된 변동 그룹(예: 동일 도전형)으로 한다.</w:t>
+      </w:r>
+    </w:p>
+    <w:p>
+      <w:pPr>
+        <w:spacing w:after="100" w:line="300"/>
+        <w:jc w:val="left"/>
+      </w:pPr>
+      <w:r>
+        <w:rPr>
+          <w:rFonts w:ascii="Malgun Gothic" w:cs="Malgun Gothic" w:eastAsia="Malgun Gothic" w:hAnsi="Malgun Gothic"/>
+          <w:b w:val="false"/>
+          <w:bCs w:val="false"/>
+          <w:sz w:val="20"/>
+          <w:szCs w:val="20"/>
+        </w:rPr>
+        <w:t xml:space="preserve">[0039] 기여도는 고정된 스칼라가 아니라 셀, 타이밍 아크, 출력 천이 방향, 조건(when), 타이밍 값의 종류(measure) 및 입력 천이 시간과 출력 부하에 의존하는 표면 C(i) = f(cell, arc, transition, when, measure, slew, load)로 저장된다. 타이밍 값의 종류가 축에 포함되는 이유는, 동일한 타이밍 아크에서도 지연에 대한 기여도와 출력 천이 시간에 대한 기여도가 다르기 때문이다. 지연은 스위칭 트랜지스터가 도통하는 시점에 지배되는 반면 출력 천이 시간은 출력 노드의 충·방전 전류 경로 전체에 의해 결정되므로, 직렬 적층 트랜지스터에서 두 기여도는 크게 다르다(실시예 15의 표 6). 따라서 지연에 대한 기여도는 지연에 대한 집합 민감도(sens_cell_rise, sens_cell_fall)와, 출력 천이 시간에 대한 기여도는 출력 천이 시간에 대한 집합 민감도(sens_rise_transition, sens_fall_transition)와 결합되며, 하나의 기여도를 두 종류의 타이밍 값에 공용하지 않는다. 저장 형식은 조회 테이블(wide table), 라이브러리 속성, 데이터베이스, 적합된 함수(fitted surface) 등 임의의 형식일 수 있다. 도 3의 표는 입력 천이 시간 T1~T3, 출력 부하 L1~L3에 대한 트랜지스터 XMP0, XMP0@2, XMP0@3의 지연 기여도 표면의 예이다.</w:t>
+      </w:r>
+    </w:p>
+    <w:p>
+      <w:pPr>
+        <w:spacing w:after="100" w:line="300"/>
+        <w:jc w:val="left"/>
+      </w:pPr>
+      <w:r>
+        <w:rPr>
+          <w:rFonts w:ascii="Malgun Gothic" w:cs="Malgun Gothic" w:eastAsia="Malgun Gothic" w:hAnsi="Malgun Gothic"/>
+          <w:b w:val="false"/>
+          <w:bCs w:val="false"/>
+          <w:sz w:val="20"/>
+          <w:szCs w:val="20"/>
+        </w:rPr>
+        <w:t xml:space="preserve">[0040] 일 실시예에서, 문턱 전압에 대한 기여도 C_vth(i)와 이동도에 대한 기여도 C_u0(i)의 차이가 임계값 이하인 경우 하나의 파라미터 독립 기여도 C(i)를 복수의 파라미터에 공통으로 사용하고, 임계값을 초과하는 경우 파라미터별 기여도 C(i,q)를 사용한다. 차이는 타이밍 아크의 테이블 포인트에 대한 |C_vth(i) − C_u0(i)|의 평균 또는 최대값으로 정의되고, 임계값은 예를 들어 0.1로 설정된다. 파라미터 독립 기여도를 사용할 때 발생하는 타이밍 변화량의 오차는 기여도 차이에 집합 민감도와 변동량의 곱을 곱한 값이므로, 임계값은 허용되는 타이밍 오차로부터 역산될 수 있다. 후술하는 실시예(표 3)에서 두 파라미터의 기여도는 단일 스위칭 트랜지스터 아크에서 일치하였고 적층 하단 트랜지스터가 스위칭하는 아크에서 0.04 이내였으나, 직렬 적층 트랜지스터의 상단이 스위칭하는 아크에서는 0.18 이상 차이가 있었으므로, 파라미터 독립 기여도의 사용 여부는 셀 및 아크별로 판정된다.</w:t>
       </w:r>
     </w:p>
     <w:p>
@@ -1674,7 +1674,7 @@
           <w:sz w:val="20"/>
           <w:szCs w:val="20"/>
         </w:rPr>
-        <w:t xml:space="preserve">[0053] 기여도와 집합 민감도는 인스턴스의 입력 천이 시간과 출력 부하에 대해 표면 위에서 보간(예: 이중 선형 보간)되어 사용된다. 타이밍 값은 지연 외에 출력 천이 시간 및 제약 시간에 대해서도 동일한 방식으로 산출된다.</w:t>
+        <w:t xml:space="preserve">[0053] 기여도와 집합 민감도는 인스턴스의 입력 천이 시간과 출력 부하에 대해 표면 위에서 보간(예: 이중 선형 보간)되어 사용된다. 타이밍 값은 지연 외에 출력 천이 시간 및 제약 시간에 대해서도 동일한 방식으로 산출되되, 각 타이밍 값의 종류에 대응하는 기여도와 집합 민감도가 사용된다. 출력 천이 시간의 변화량은 출력 천이 시간에 대한 기여도와 출력 천이 시간에 대한 집합 민감도로부터, 제약 시간의 변화량은 제약 시간에 대한 기여도와 집합 민감도로부터 산출된다. 수학식 8 및 수학식 10과 같이 공칭 타이밍 값 D0에 대한 상대 변화율을 사용하는 구성은 D0가 0보다 큰 지연 및 출력 천이 시간에 적용되며, 0 또는 음의 값을 가질 수 있는 제약 시간(setup, hold)에 대해서는 상대 변화율 대신 수학식 6의 절대 변화량 ΔD를 공칭 값에 가산한다.</w:t>
       </w:r>
     </w:p>
     <w:p>
@@ -1835,7 +1835,7 @@
           <w:sz w:val="20"/>
           <w:szCs w:val="20"/>
         </w:rPr>
-        <w:t xml:space="preserve">[0058] 1차 항에 대하여 개별 섭동 민감도의 부호 합 G1(g,q)는 그룹 동시 섭동 민감도 G1_direct(g,q)와 이론적으로 일치한다. 차이 d1 = |G1 − G1_direct|·Δ_ref / D0가 제1 임계값(예: 0.5 %) 이하이면 합산 민감도 및 이에 기초한 기여도를 사용한다. 이 검증은 수학식 5의 복원 정합성 조건, 즉 집합 민감도가 트랜지스터별 민감도의 부호 합과 같다는 조건을 확인하는 것과 동일하다.</w:t>
+        <w:t xml:space="preserve">[0058] 1차 항에 대하여 개별 섭동 민감도의 부호 합 G1(g,q)는 그룹 동시 섭동 민감도 G1_direct(g,q)와 이론적으로 일치한다. 차이 d1 = |G1 − G1_direct|·Δ_ref / D0가 제1 임계값(예: 0.5 %) 이하이면 합산 민감도 및 이에 기초한 기여도를 사용한다. 이 검증은 수학식 5의 복원 정합성 조건, 즉 집합 민감도가 트랜지스터별 민감도의 부호 합과 같다는 조건을 확인하는 것과 동일하다. d1이 작다는 것은 부호 합과 그룹 직접 민감도가 일치한다는 것만을 뜻하며, 부호 유지 기여도의 발산 여부는 [0038]의 부호 조건비 ρ로 별도로 판정한다.</w:t>
       </w:r>
     </w:p>
     <w:p>
@@ -1896,23 +1896,23 @@
           <w:sz w:val="20"/>
           <w:szCs w:val="20"/>
         </w:rPr>
-        <w:t xml:space="preserve">[0061] 국부 레이아웃 효과의 경우, 도 6과 같이 STA 도구는 각 셀 인스턴스에 대해 인스턴스별 트랜지스터 변동량을 조회하고, 인스턴스의 입력 천이 시간과 출력 부하에서 기여도 표면과 집합 민감도 표면을 보간하여 수학식 6의 타이밍 변화량을 산출하며, 이를 해당 타이밍 아크의 지연, 출력 천이 시간 또는 제약 시간에 대한 보정값으로 주석(annotation)하거나 인스턴스별 디레이트로 적용한다. 데이터 조회 키는 기여도의 경우 (cell, arc, transition, when, slew, load, TR), 집합 민감도의 경우 (cell, arc, transition, parameter, slew, load), 변동량의 경우 (instance, TR, parameter)이다.</w:t>
-      </w:r>
-    </w:p>
-    <w:p>
-      <w:pPr>
-        <w:spacing w:after="100" w:line="300"/>
-        <w:jc w:val="left"/>
-      </w:pPr>
-      <w:r>
-        <w:rPr>
-          <w:rFonts w:ascii="Malgun Gothic" w:cs="Malgun Gothic" w:eastAsia="Malgun Gothic" w:hAnsi="Malgun Gothic"/>
-          <w:b w:val="false"/>
-          <w:bCs w:val="false"/>
-          <w:sz w:val="20"/>
-          <w:szCs w:val="20"/>
-        </w:rPr>
-        <w:t xml:space="preserve">[0062] 전역 변동의 경우, 도 9와 같이 공칭 타이밍 라이브러리에서 타이밍 아크에 대응하는 timing 그룹이 출력 핀, 관련 핀, 조건 및 타이밍 유형으로 식별되고, 출력 천이 방향에 따라 cell_rise 또는 cell_fall 테이블과 rise_transition 또는 fall_transition 테이블이 갱신 대상이 된다. 라이브러리의 단위 선언(time_unit, capacitive_load_unit)에 따라 인덱스를 물리 단위로 변환하고, 모델 격자 위의 상대 변화율 r(slew, load) = ΔD/D0를 라이브러리 테이블의 각 인덱스 위치에 이중 선형 보간(격자 밖은 경계값)하여 기존 값을 갱신한다.</w:t>
+        <w:t xml:space="preserve">[0061] 국부 레이아웃 효과의 경우, 도 6과 같이 STA 도구는 각 셀 인스턴스에 대해 인스턴스별 트랜지스터 변동량을 조회하고, 인스턴스의 입력 천이 시간과 출력 부하에서 기여도 표면과 집합 민감도 표면을 보간하여 수학식 6의 타이밍 변화량을 산출하며, 이를 해당 타이밍 아크의 지연, 출력 천이 시간 또는 제약 시간에 대한 보정값으로 주석(annotation)하거나 인스턴스별 디레이트로 적용한다. 데이터 조회 키는 기여도의 경우 (cell, arc, transition, when, measure, slew, load, TR), 집합 민감도의 경우 (cell, arc, transition, measure, parameter, slew, load), 변동량의 경우 (instance, TR, parameter)이다. 여기서 measure는 타이밍 값의 종류(지연, 출력 천이 시간, 제약 시간)이며, 지연의 보정에는 지연 기여도가, 출력 천이 시간의 보정에는 출력 천이 시간 기여도가 사용된다.</w:t>
+      </w:r>
+    </w:p>
+    <w:p>
+      <w:pPr>
+        <w:spacing w:after="100" w:line="300"/>
+        <w:jc w:val="left"/>
+      </w:pPr>
+      <w:r>
+        <w:rPr>
+          <w:rFonts w:ascii="Malgun Gothic" w:cs="Malgun Gothic" w:eastAsia="Malgun Gothic" w:hAnsi="Malgun Gothic"/>
+          <w:b w:val="false"/>
+          <w:bCs w:val="false"/>
+          <w:sz w:val="20"/>
+          <w:szCs w:val="20"/>
+        </w:rPr>
+        <w:t xml:space="preserve">[0062] 전역 변동의 경우, 도 9와 같이 공칭 타이밍 라이브러리에서 타이밍 아크에 대응하는 timing 그룹이 출력 핀, 관련 핀, 조건 및 타이밍 유형으로 식별되고, 출력 천이 방향에 따라 cell_rise 또는 cell_fall 테이블과 rise_transition 또는 fall_transition 테이블이 갱신 대상이 된다. 라이브러리의 단위 선언(time_unit, capacitive_load_unit)에 따라 인덱스를 물리 단위로 변환하고, 모델 격자 위의 상대 변화율 r(slew, load) = ΔD/D0를 라이브러리 테이블의 각 인덱스 위치에 이중 선형 보간(격자 밖은 경계값)하여 기존 값을 갱신한다. 상대 변화율에 의한 갱신은 공칭 값이 0보다 큰 cell_rise, cell_fall, rise_transition, fall_transition 테이블에 적용되고, 제약 시간 테이블(rise_constraint, fall_constraint)에는 상대 변화율 대신 절대 변화량을 가산하여 갱신한다.</w:t>
       </w:r>
     </w:p>
     <w:p>
@@ -9353,23 +9353,23 @@
           <w:sz w:val="20"/>
           <w:szCs w:val="20"/>
         </w:rPr>
-        <w:t xml:space="preserve">[0083] 기여도는 정적인 값에 한정되지 않는다. 트랜지스터별 파라미터 변동량의 크기, 공정 조건 또는 온도를 기여도 표면의 추가 축으로 두어 기여도를 이들에 의존하는 값으로 저장할 수 있고, 변동량의 크기가 임계값을 초과하는 경우에만 보정 계수를 적용할 수도 있다.</w:t>
-      </w:r>
-    </w:p>
-    <w:p>
-      <w:pPr>
-        <w:spacing w:after="100" w:line="300"/>
-        <w:jc w:val="left"/>
-      </w:pPr>
-      <w:r>
-        <w:rPr>
-          <w:rFonts w:ascii="Malgun Gothic" w:cs="Malgun Gothic" w:eastAsia="Malgun Gothic" w:hAnsi="Malgun Gothic"/>
-          <w:b w:val="false"/>
-          <w:bCs w:val="false"/>
-          <w:sz w:val="20"/>
-          <w:szCs w:val="20"/>
-        </w:rPr>
-        <w:t xml:space="preserve">[0084] 기여도의 산출 지표도 트랜지스터별 타이밍 민감도의 크기에 한정되지 않는다. 트랜지스터별 국부 분산 기여도의 제곱근, 타이밍 아크의 스위칭 경로에 대한 트랜지스터별 전류 분담률, 트랜지스터별 실효 채널폭의 비율, 트랜지스터별 게이트 정전용량의 비율과 같이 트랜지스터별 민감도에 비례하거나 단조 관계에 있는 지표를 정규화하여 기여도로 사용할 수 있다. 정규화에 의해 합이 1이 되므로 이들 지표는 서로 치환 가능하다.</w:t>
+        <w:t xml:space="preserve">[0083] 기여도는 정적인 값에 한정되지 않는다. 트랜지스터별 파라미터 변동량의 크기, 공정 조건 또는 온도를 기여도 표면의 추가 축으로 두어 기여도를 이들에 의존하는 값으로 저장할 수 있고, 변동량의 크기가 임계값을 초과하는 경우에만 보정 계수를 적용할 수도 있다. 보정 계수 k(i,q)는 대표 셀에 대해 트랜지스터 i의 파라미터 q를 예상 변동량 범위의 상한(예: 3σ 또는 국부 레이아웃 효과의 최대치) Δq_max만큼 직접 이동시킨 회로 시뮬레이션의 타이밍 변화량 ΔD_direct(i,q)를, 기여도와 집합 민감도로 산출한 선형 예측값 C(i)·S_agg(q)·Δq_max로 나눈 비율 k(i,q) = ΔD_direct(i,q) / [C(i)·S_agg(q)·Δq_max]로 정의된다. 보정 계수는 변동량 크기의 구간별로 저장되거나 변동량 크기에 대한 함수(예: 1 + a·Δq)로 적합되며, 변동량의 크기가 임계값을 초과할 때 기여도 또는 해당 트랜지스터의 곱 항에 곱해진다. 보정 계수의 산출에 필요한 시뮬레이션 수는 대표 셀의 트랜지스터 수와 파라미터 수의 곱이며, 전체 셀의 트랜지스터별 재특성화보다 작다.</w:t>
+      </w:r>
+    </w:p>
+    <w:p>
+      <w:pPr>
+        <w:spacing w:after="100" w:line="300"/>
+        <w:jc w:val="left"/>
+      </w:pPr>
+      <w:r>
+        <w:rPr>
+          <w:rFonts w:ascii="Malgun Gothic" w:cs="Malgun Gothic" w:eastAsia="Malgun Gothic" w:hAnsi="Malgun Gothic"/>
+          <w:b w:val="false"/>
+          <w:bCs w:val="false"/>
+          <w:sz w:val="20"/>
+          <w:szCs w:val="20"/>
+        </w:rPr>
+        <w:t xml:space="preserve">[0084] 기여도의 산출 지표는 트랜지스터별 타이밍 민감도의 크기에 한정되지 않으나, 어떤 지표든 정규화 전에 트랜지스터별 타이밍 민감도에 비례하여야 한다. 국부 분산 기여도 w(i,q)의 제곱근은 수학식 11과 같이 민감도의 크기에 mismatch 표준편차 σ_mm(i,q)가 곱해진 값에 비례하므로, √w(i,q)를 σ_mm(i,q)로 나눈 값을 정규화하여야 수학식 3과 같은 기여도가 된다. σ_mm(i,q)가 트랜지스터 크기에 따라 다른 경우(면적 역제곱근 모델) √w(i,q)를 그대로 정규화하면 작은 트랜지스터의 기여도가 과대 산출된다. 타이밍 아크의 스위칭 경로에 대한 트랜지스터별 전류 분담률은, 해당 아크의 입력 천이를 인가한 과도 해석에서 출력 노드의 충·방전 전하 중 각 트랜지스터를 통해 흐른 전하량의 비율로 정의되며, 공통 노드에 병렬로 접속된 트랜지스터 사이에서 민감도의 비율과 일치한다. 실효 채널폭의 비율이나 게이트 정전용량의 비율과 같은 기하 지표는 직렬 적층 트랜지스터의 기여도를 나타내지 못한다. 표 3의 NAND2 A 입력 아크에서 채널폭이 같은 두 NMOS의 문턱 전압 지연 기여도는 0.834 대 0.166이었으며, 채널폭 비율에 의한 0.5 대 0.5와 다르다. 따라서 대체 지표는 그 지표를 정규화한 값과 수학식 3의 기여도의 차이가 임계값 이하임이 대표 셀에서 확인된 범위에서만 사용되고, 확인되지 않은 대체 지표는 본 발명의 기여도에 해당하지 않는다.</w:t>
       </w:r>
     </w:p>
     <w:p>
@@ -9401,23 +9401,2093 @@
           <w:sz w:val="20"/>
           <w:szCs w:val="20"/>
         </w:rPr>
-        <w:t xml:space="preserve">[0086] 결합의 순서와 중간 데이터의 저장 형태는 결과에 영향을 주지 않는다. 기여도에 집합 민감도를 먼저 곱하여 트랜지스터별 민감도를 저장한 뒤 변동량을 곱하는 구성과, 기여도에 변동량을 먼저 곱한 뒤 집합 민감도를 곱하는 구성은 동일한 타이밍 변화량을 준다. 또한 정규화의 범위는 셀 전체, 도전형별 변동 그룹, 또는 해당 타이밍 아크에서 스위칭하는 트랜지스터의 부분집합 중 어느 것으로도 정의될 수 있으며, 기여도의 합이 1이 되는 조건은 선택된 정규화 범위에서 성립한다.</w:t>
-      </w:r>
-    </w:p>
-    <w:p>
-      <w:pPr>
-        <w:spacing w:after="100" w:line="300"/>
-        <w:jc w:val="left"/>
-      </w:pPr>
-      <w:r>
-        <w:rPr>
-          <w:rFonts w:ascii="Malgun Gothic" w:cs="Malgun Gothic" w:eastAsia="Malgun Gothic" w:hAnsi="Malgun Gothic"/>
-          <w:b w:val="false"/>
-          <w:bCs w:val="false"/>
-          <w:sz w:val="20"/>
-          <w:szCs w:val="20"/>
-        </w:rPr>
-        <w:t xml:space="preserve">[0087] 다단으로 구성된 셀에서는 스테이지별로 기여도와 집합 민감도를 분리하여 보유하고, 앞단의 출력 천이 시간 변화를 뒷단의 입력 천이 시간에 반영하여 스테이지별 타이밍 변화량을 합성할 수 있다. 이상에서 설명한 실시예는 예시적인 것이며, 본 발명이 속하는 기술 분야에서 통상의 지식을 가진 자는 본 발명의 기술적 사상을 벗어나지 않는 범위에서 다양한 변형 및 변경이 가능함을 이해할 것이다. 본 발명의 범위는 청구범위에 의해 정해진다.</w:t>
+        <w:t xml:space="preserve">[0086] 결합의 순서와 중간 데이터의 저장 형태는 결과에 영향을 주지 않는다. 기여도에 집합 민감도를 먼저 곱하여 트랜지스터별 민감도를 저장한 뒤 변동량을 곱하는 구성과, 기여도에 변동량을 먼저 곱한 뒤 집합 민감도를 곱하는 구성은 동일한 타이밍 변화량을 준다. 또한 정규화의 범위는 셀 전체, 도전형별 변동 그룹, 또는 해당 타이밍 아크에서 스위칭하는 트랜지스터의 부분집합 중 어느 것으로도 정의될 수 있으며, 기여도의 합이 1이 되는 조건은 선택된 정규화 범위에서 성립한다. 기여도와 집합 민감도를 별도로 저장하지 않고, 트랜지스터별 타이밍 민감도 S1(i,q)에 스케일 인자 k(q) = S_agg(q) / Σ_j S1(j,q)를 곱하여 저장하는 구성은, k(q)·S1(i,q) = C(i)·S_agg(q)이므로 부호 유지 기여도와 집합 민감도의 곱을 저장하는 구성과 동일한 트랜지스터별 파라미터 민감도를 준다. 마찬가지로 정규화 상수를 1이 아닌 임의의 값 N으로 두고(Σ_i C'(i) = N) 집합 민감도 또는 타이밍 변화량에 1/N을 곱하여 보상하는 구성도 동일한 결과를 준다. 즉, 트랜지스터별 타이밍 민감도의 비율에 따라 집합 민감도를 트랜지스터별로 배분하는 구성은 정규화 상수의 위치와 무관하게 수학식 5의 복원에 해당한다.</w:t>
+      </w:r>
+    </w:p>
+    <w:p>
+      <w:pPr>
+        <w:spacing w:after="100" w:line="300"/>
+        <w:jc w:val="left"/>
+      </w:pPr>
+      <w:r>
+        <w:rPr>
+          <w:rFonts w:ascii="Malgun Gothic" w:cs="Malgun Gothic" w:eastAsia="Malgun Gothic" w:hAnsi="Malgun Gothic"/>
+          <w:b w:val="false"/>
+          <w:bCs w:val="false"/>
+          <w:sz w:val="20"/>
+          <w:szCs w:val="20"/>
+        </w:rPr>
+        <w:t xml:space="preserve">[0087] 다단으로 구성된 셀에서는 스테이지별로 기여도와 집합 민감도를 분리하여 보유하고, 앞단의 출력 천이 시간 변화를 뒷단의 입력 천이 시간에 반영하여 스테이지별 타이밍 변화량을 합성할 수 있다. 이 경우 앞단의 출력 천이 시간 변화량은 출력 천이 시간에 대한 기여도와 집합 민감도로 산출된다.</w:t>
+      </w:r>
+    </w:p>
+    <w:p>
+      <w:pPr>
+        <w:pStyle w:val="Heading2"/>
+        <w:keepNext/>
+        <w:spacing w:after="120" w:before="240"/>
+      </w:pPr>
+      <w:r>
+        <w:rPr>
+          <w:rFonts w:ascii="Malgun Gothic" w:cs="Malgun Gothic" w:eastAsia="Malgun Gothic" w:hAnsi="Malgun Gothic"/>
+        </w:rPr>
+        <w:t xml:space="preserve">15. 기여도 모델링의 성립 조건 및 추가 변형 실시예</w:t>
+      </w:r>
+    </w:p>
+    <w:p>
+      <w:pPr>
+        <w:spacing w:after="100" w:line="300"/>
+        <w:jc w:val="left"/>
+      </w:pPr>
+      <w:r>
+        <w:rPr>
+          <w:rFonts w:ascii="Malgun Gothic" w:cs="Malgun Gothic" w:eastAsia="Malgun Gothic" w:hAnsi="Malgun Gothic"/>
+          <w:b w:val="false"/>
+          <w:bCs w:val="false"/>
+          <w:sz w:val="20"/>
+          <w:szCs w:val="20"/>
+        </w:rPr>
+        <w:t xml:space="preserve">[0088] 기여도의 결정 절차를 정리하면 다음과 같다. (a) 타이밍 아크, 조건, 타이밍 값의 종류 및 테이블 포인트마다 변동 그룹별로 트랜지스터별 타이밍 민감도 S1(i,q)를 수집한다. (b) 크기의 합 Σ_j |S1(j,q)|가 0이면 그 그룹의 기여도를 모두 0으로 둔다. (c) 부호 조건비 ρ를 산출하여 ρ ≥ ρ_min이면 부호 유지 기여도를, 그렇지 않으면 부호 없는 기여도를 선택한다. (d) 파라미터 간 기여도 차이를 임계값과 비교하여 파라미터 독립 기여도의 사용 여부를 아크별로 판정한다. (e) 수학식 5의 정합성 조건과 실시예 8의 검증을 통과한 기여도만 저장한다. 절차 (b) 내지 (e)는 기여도 산출 스크립트에서 자동으로 수행되며, 판정 결과(부호 선택, 파라미터 독립 여부)는 기여도와 함께 저장된다.</w:t>
+      </w:r>
+    </w:p>
+    <w:p>
+      <w:pPr>
+        <w:spacing w:after="100" w:line="300"/>
+        <w:jc w:val="left"/>
+      </w:pPr>
+      <w:r>
+        <w:rPr>
+          <w:rFonts w:ascii="Malgun Gothic" w:cs="Malgun Gothic" w:eastAsia="Malgun Gothic" w:hAnsi="Malgun Gothic"/>
+          <w:b w:val="false"/>
+          <w:bCs w:val="false"/>
+          <w:sz w:val="20"/>
+          <w:szCs w:val="20"/>
+        </w:rPr>
+        <w:t xml:space="preserve">[0089] 표 5는 실시예 11의 셀 3종(인버터, NAND2, NOR2)의 지연 및 출력 천이 시간, 3×3 테이블 포인트, 변동 그룹(NMOS, PMOS) 및 파라미터(문턱 전압, 이동도)의 조합 720개 그룹에 대한 부호 조건비 ρ의 분포와 부호 유지 기여도의 최대 크기이다. 변동 그룹이 출력 천이를 구동하는 경우(구동 그룹: 상승 아크의 PMOS, 하강 아크의 NMOS) ρ의 최소값은 0.779였고 부호 유지 기여도의 크기는 1.14 이하였다. 비구동 그룹에서는 351개 중 33개에서 ρ가 0.5 미만이었고, NOR2의 B 상승 → ZN 하강 아크(입력 천이 시간 80 ps, 출력 부하 12 fF)의 PMOS 문턱 전압 그룹에서는 두 PMOS의 민감도가 +1.75 ps/V, −1.74 ps/V로 상쇄되어 부호 합이 크기 합의 0.13 %에 불과하였으며, 부호 유지 기여도는 +388, −387로 발산하였다. 부호 유지 기여도가 0 이상 1 이하의 범위를 벗어난 항목은 전체 1,282개 중 236개였다. ρ ≥ 0.5의 조건을 두면 기여도의 크기는 모든 그룹에서 1.49 이하(이론 상한 1/ρ = 2)로 제한되었고, 이 조건을 만족하지 않는 그룹은 모두 비구동 그룹이었으므로, 이들 그룹에서 부호 없는 기여도로 대체하더라도 복원 오차는 표 2의 부호 없는 기여도의 오차 수준(0.54 % 이하) 이내이다.</w:t>
+      </w:r>
+    </w:p>
+    <w:p>
+      <w:pPr>
+        <w:keepNext/>
+        <w:spacing w:after="40" w:line="300"/>
+        <w:jc w:val="left"/>
+      </w:pPr>
+      <w:r>
+        <w:rPr>
+          <w:rFonts w:ascii="Malgun Gothic" w:cs="Malgun Gothic" w:eastAsia="Malgun Gothic" w:hAnsi="Malgun Gothic"/>
+          <w:b/>
+          <w:bCs/>
+          <w:sz w:val="20"/>
+          <w:szCs w:val="20"/>
+        </w:rPr>
+        <w:t xml:space="preserve">[표 5] 부호 조건비 ρ와 부호 유지 기여도의 범위 (예제 셀 3종, 지연·출력 천이 시간, 3×3 테이블)</w:t>
+      </w:r>
+    </w:p>
+    <w:tbl>
+      <w:tblPr>
+        <w:tblW w:type="dxa" w:w="9638"/>
+        <w:tblBorders>
+          <w:top w:val="single" w:color="auto" w:sz="4"/>
+          <w:left w:val="single" w:color="auto" w:sz="4"/>
+          <w:bottom w:val="single" w:color="auto" w:sz="4"/>
+          <w:right w:val="single" w:color="auto" w:sz="4"/>
+          <w:insideH w:val="single" w:color="auto" w:sz="4"/>
+          <w:insideV w:val="single" w:color="auto" w:sz="4"/>
+        </w:tblBorders>
+      </w:tblPr>
+      <w:tblGrid>
+        <w:gridCol w:w="1927"/>
+        <w:gridCol w:w="1927"/>
+        <w:gridCol w:w="1927"/>
+        <w:gridCol w:w="1927"/>
+        <w:gridCol w:w="1930"/>
+      </w:tblGrid>
+      <w:tr>
+        <w:trPr>
+          <w:tblHeader/>
+        </w:trPr>
+        <w:tc>
+          <w:tcPr>
+            <w:tcW w:type="dxa" w:w="1927"/>
+            <w:tcBorders>
+              <w:top w:val="single" w:color="000000" w:sz="4"/>
+              <w:left w:val="single" w:color="000000" w:sz="4"/>
+              <w:bottom w:val="single" w:color="000000" w:sz="4"/>
+              <w:right w:val="single" w:color="000000" w:sz="4"/>
+            </w:tcBorders>
+            <w:shd w:fill="E7E6E6" w:color="auto" w:val="clear"/>
+            <w:tcMar>
+              <w:top w:type="dxa" w:w="40"/>
+              <w:left w:type="dxa" w:w="80"/>
+              <w:bottom w:type="dxa" w:w="40"/>
+              <w:right w:type="dxa" w:w="80"/>
+            </w:tcMar>
+          </w:tcPr>
+          <w:p>
+            <w:pPr>
+              <w:spacing w:after="0"/>
+              <w:jc w:val="left"/>
+            </w:pPr>
+            <w:r>
+              <w:rPr>
+                <w:rFonts w:ascii="Malgun Gothic" w:cs="Malgun Gothic" w:eastAsia="Malgun Gothic" w:hAnsi="Malgun Gothic"/>
+                <w:b/>
+                <w:bCs/>
+                <w:sz w:val="18"/>
+                <w:szCs w:val="18"/>
+              </w:rPr>
+              <w:t xml:space="preserve">변동 그룹 구분</w:t>
+            </w:r>
+          </w:p>
+        </w:tc>
+        <w:tc>
+          <w:tcPr>
+            <w:tcW w:type="dxa" w:w="1927"/>
+            <w:tcBorders>
+              <w:top w:val="single" w:color="000000" w:sz="4"/>
+              <w:left w:val="single" w:color="000000" w:sz="4"/>
+              <w:bottom w:val="single" w:color="000000" w:sz="4"/>
+              <w:right w:val="single" w:color="000000" w:sz="4"/>
+            </w:tcBorders>
+            <w:shd w:fill="E7E6E6" w:color="auto" w:val="clear"/>
+            <w:tcMar>
+              <w:top w:type="dxa" w:w="40"/>
+              <w:left w:type="dxa" w:w="80"/>
+              <w:bottom w:type="dxa" w:w="40"/>
+              <w:right w:type="dxa" w:w="80"/>
+            </w:tcMar>
+          </w:tcPr>
+          <w:p>
+            <w:pPr>
+              <w:spacing w:after="0"/>
+              <w:jc w:val="center"/>
+            </w:pPr>
+            <w:r>
+              <w:rPr>
+                <w:rFonts w:ascii="Malgun Gothic" w:cs="Malgun Gothic" w:eastAsia="Malgun Gothic" w:hAnsi="Malgun Gothic"/>
+                <w:b/>
+                <w:bCs/>
+                <w:sz w:val="18"/>
+                <w:szCs w:val="18"/>
+              </w:rPr>
+              <w:t xml:space="preserve">그룹 수</w:t>
+            </w:r>
+          </w:p>
+        </w:tc>
+        <w:tc>
+          <w:tcPr>
+            <w:tcW w:type="dxa" w:w="1927"/>
+            <w:tcBorders>
+              <w:top w:val="single" w:color="000000" w:sz="4"/>
+              <w:left w:val="single" w:color="000000" w:sz="4"/>
+              <w:bottom w:val="single" w:color="000000" w:sz="4"/>
+              <w:right w:val="single" w:color="000000" w:sz="4"/>
+            </w:tcBorders>
+            <w:shd w:fill="E7E6E6" w:color="auto" w:val="clear"/>
+            <w:tcMar>
+              <w:top w:type="dxa" w:w="40"/>
+              <w:left w:type="dxa" w:w="80"/>
+              <w:bottom w:type="dxa" w:w="40"/>
+              <w:right w:type="dxa" w:w="80"/>
+            </w:tcMar>
+          </w:tcPr>
+          <w:p>
+            <w:pPr>
+              <w:spacing w:after="0"/>
+              <w:jc w:val="center"/>
+            </w:pPr>
+            <w:r>
+              <w:rPr>
+                <w:rFonts w:ascii="Malgun Gothic" w:cs="Malgun Gothic" w:eastAsia="Malgun Gothic" w:hAnsi="Malgun Gothic"/>
+                <w:b/>
+                <w:bCs/>
+                <w:sz w:val="18"/>
+                <w:szCs w:val="18"/>
+              </w:rPr>
+              <w:t xml:space="preserve">ρ 최소</w:t>
+            </w:r>
+          </w:p>
+        </w:tc>
+        <w:tc>
+          <w:tcPr>
+            <w:tcW w:type="dxa" w:w="1927"/>
+            <w:tcBorders>
+              <w:top w:val="single" w:color="000000" w:sz="4"/>
+              <w:left w:val="single" w:color="000000" w:sz="4"/>
+              <w:bottom w:val="single" w:color="000000" w:sz="4"/>
+              <w:right w:val="single" w:color="000000" w:sz="4"/>
+            </w:tcBorders>
+            <w:shd w:fill="E7E6E6" w:color="auto" w:val="clear"/>
+            <w:tcMar>
+              <w:top w:type="dxa" w:w="40"/>
+              <w:left w:type="dxa" w:w="80"/>
+              <w:bottom w:type="dxa" w:w="40"/>
+              <w:right w:type="dxa" w:w="80"/>
+            </w:tcMar>
+          </w:tcPr>
+          <w:p>
+            <w:pPr>
+              <w:spacing w:after="0"/>
+              <w:jc w:val="center"/>
+            </w:pPr>
+            <w:r>
+              <w:rPr>
+                <w:rFonts w:ascii="Malgun Gothic" w:cs="Malgun Gothic" w:eastAsia="Malgun Gothic" w:hAnsi="Malgun Gothic"/>
+                <w:b/>
+                <w:bCs/>
+                <w:sz w:val="18"/>
+                <w:szCs w:val="18"/>
+              </w:rPr>
+              <w:t xml:space="preserve">ρ &lt; 0.5 그룹 수</w:t>
+            </w:r>
+          </w:p>
+        </w:tc>
+        <w:tc>
+          <w:tcPr>
+            <w:tcW w:type="dxa" w:w="1930"/>
+            <w:tcBorders>
+              <w:top w:val="single" w:color="000000" w:sz="4"/>
+              <w:left w:val="single" w:color="000000" w:sz="4"/>
+              <w:bottom w:val="single" w:color="000000" w:sz="4"/>
+              <w:right w:val="single" w:color="000000" w:sz="4"/>
+            </w:tcBorders>
+            <w:shd w:fill="E7E6E6" w:color="auto" w:val="clear"/>
+            <w:tcMar>
+              <w:top w:type="dxa" w:w="40"/>
+              <w:left w:type="dxa" w:w="80"/>
+              <w:bottom w:type="dxa" w:w="40"/>
+              <w:right w:type="dxa" w:w="80"/>
+            </w:tcMar>
+          </w:tcPr>
+          <w:p>
+            <w:pPr>
+              <w:spacing w:after="0"/>
+              <w:jc w:val="center"/>
+            </w:pPr>
+            <w:r>
+              <w:rPr>
+                <w:rFonts w:ascii="Malgun Gothic" w:cs="Malgun Gothic" w:eastAsia="Malgun Gothic" w:hAnsi="Malgun Gothic"/>
+                <w:b/>
+                <w:bCs/>
+                <w:sz w:val="18"/>
+                <w:szCs w:val="18"/>
+              </w:rPr>
+              <w:t xml:space="preserve">부호 유지 기여도 최대 크기</w:t>
+            </w:r>
+          </w:p>
+        </w:tc>
+      </w:tr>
+      <w:tr>
+        <w:trPr>
+          <w:tblHeader w:val="false"/>
+        </w:trPr>
+        <w:tc>
+          <w:tcPr>
+            <w:tcW w:type="dxa" w:w="1927"/>
+            <w:tcBorders>
+              <w:top w:val="single" w:color="000000" w:sz="4"/>
+              <w:left w:val="single" w:color="000000" w:sz="4"/>
+              <w:bottom w:val="single" w:color="000000" w:sz="4"/>
+              <w:right w:val="single" w:color="000000" w:sz="4"/>
+            </w:tcBorders>
+            <w:tcMar>
+              <w:top w:type="dxa" w:w="40"/>
+              <w:left w:type="dxa" w:w="80"/>
+              <w:bottom w:type="dxa" w:w="40"/>
+              <w:right w:type="dxa" w:w="80"/>
+            </w:tcMar>
+          </w:tcPr>
+          <w:p>
+            <w:pPr>
+              <w:spacing w:after="0"/>
+              <w:jc w:val="left"/>
+            </w:pPr>
+            <w:r>
+              <w:rPr>
+                <w:rFonts w:ascii="Malgun Gothic" w:cs="Malgun Gothic" w:eastAsia="Malgun Gothic" w:hAnsi="Malgun Gothic"/>
+                <w:b w:val="false"/>
+                <w:bCs w:val="false"/>
+                <w:sz w:val="18"/>
+                <w:szCs w:val="18"/>
+              </w:rPr>
+              <w:t xml:space="preserve">구동 그룹</w:t>
+            </w:r>
+          </w:p>
+        </w:tc>
+        <w:tc>
+          <w:tcPr>
+            <w:tcW w:type="dxa" w:w="1927"/>
+            <w:tcBorders>
+              <w:top w:val="single" w:color="000000" w:sz="4"/>
+              <w:left w:val="single" w:color="000000" w:sz="4"/>
+              <w:bottom w:val="single" w:color="000000" w:sz="4"/>
+              <w:right w:val="single" w:color="000000" w:sz="4"/>
+            </w:tcBorders>
+            <w:tcMar>
+              <w:top w:type="dxa" w:w="40"/>
+              <w:left w:type="dxa" w:w="80"/>
+              <w:bottom w:type="dxa" w:w="40"/>
+              <w:right w:type="dxa" w:w="80"/>
+            </w:tcMar>
+          </w:tcPr>
+          <w:p>
+            <w:pPr>
+              <w:spacing w:after="0"/>
+              <w:jc w:val="center"/>
+            </w:pPr>
+            <w:r>
+              <w:rPr>
+                <w:rFonts w:ascii="Malgun Gothic" w:cs="Malgun Gothic" w:eastAsia="Malgun Gothic" w:hAnsi="Malgun Gothic"/>
+                <w:b w:val="false"/>
+                <w:bCs w:val="false"/>
+                <w:sz w:val="18"/>
+                <w:szCs w:val="18"/>
+              </w:rPr>
+              <w:t xml:space="preserve">360</w:t>
+            </w:r>
+          </w:p>
+        </w:tc>
+        <w:tc>
+          <w:tcPr>
+            <w:tcW w:type="dxa" w:w="1927"/>
+            <w:tcBorders>
+              <w:top w:val="single" w:color="000000" w:sz="4"/>
+              <w:left w:val="single" w:color="000000" w:sz="4"/>
+              <w:bottom w:val="single" w:color="000000" w:sz="4"/>
+              <w:right w:val="single" w:color="000000" w:sz="4"/>
+            </w:tcBorders>
+            <w:tcMar>
+              <w:top w:type="dxa" w:w="40"/>
+              <w:left w:type="dxa" w:w="80"/>
+              <w:bottom w:type="dxa" w:w="40"/>
+              <w:right w:type="dxa" w:w="80"/>
+            </w:tcMar>
+          </w:tcPr>
+          <w:p>
+            <w:pPr>
+              <w:spacing w:after="0"/>
+              <w:jc w:val="center"/>
+            </w:pPr>
+            <w:r>
+              <w:rPr>
+                <w:rFonts w:ascii="Malgun Gothic" w:cs="Malgun Gothic" w:eastAsia="Malgun Gothic" w:hAnsi="Malgun Gothic"/>
+                <w:b w:val="false"/>
+                <w:bCs w:val="false"/>
+                <w:sz w:val="18"/>
+                <w:szCs w:val="18"/>
+              </w:rPr>
+              <w:t xml:space="preserve">0.779</w:t>
+            </w:r>
+          </w:p>
+        </w:tc>
+        <w:tc>
+          <w:tcPr>
+            <w:tcW w:type="dxa" w:w="1927"/>
+            <w:tcBorders>
+              <w:top w:val="single" w:color="000000" w:sz="4"/>
+              <w:left w:val="single" w:color="000000" w:sz="4"/>
+              <w:bottom w:val="single" w:color="000000" w:sz="4"/>
+              <w:right w:val="single" w:color="000000" w:sz="4"/>
+            </w:tcBorders>
+            <w:tcMar>
+              <w:top w:type="dxa" w:w="40"/>
+              <w:left w:type="dxa" w:w="80"/>
+              <w:bottom w:type="dxa" w:w="40"/>
+              <w:right w:type="dxa" w:w="80"/>
+            </w:tcMar>
+          </w:tcPr>
+          <w:p>
+            <w:pPr>
+              <w:spacing w:after="0"/>
+              <w:jc w:val="center"/>
+            </w:pPr>
+            <w:r>
+              <w:rPr>
+                <w:rFonts w:ascii="Malgun Gothic" w:cs="Malgun Gothic" w:eastAsia="Malgun Gothic" w:hAnsi="Malgun Gothic"/>
+                <w:b w:val="false"/>
+                <w:bCs w:val="false"/>
+                <w:sz w:val="18"/>
+                <w:szCs w:val="18"/>
+              </w:rPr>
+              <w:t xml:space="preserve">0</w:t>
+            </w:r>
+          </w:p>
+        </w:tc>
+        <w:tc>
+          <w:tcPr>
+            <w:tcW w:type="dxa" w:w="1930"/>
+            <w:tcBorders>
+              <w:top w:val="single" w:color="000000" w:sz="4"/>
+              <w:left w:val="single" w:color="000000" w:sz="4"/>
+              <w:bottom w:val="single" w:color="000000" w:sz="4"/>
+              <w:right w:val="single" w:color="000000" w:sz="4"/>
+            </w:tcBorders>
+            <w:tcMar>
+              <w:top w:type="dxa" w:w="40"/>
+              <w:left w:type="dxa" w:w="80"/>
+              <w:bottom w:type="dxa" w:w="40"/>
+              <w:right w:type="dxa" w:w="80"/>
+            </w:tcMar>
+          </w:tcPr>
+          <w:p>
+            <w:pPr>
+              <w:spacing w:after="0"/>
+              <w:jc w:val="center"/>
+            </w:pPr>
+            <w:r>
+              <w:rPr>
+                <w:rFonts w:ascii="Malgun Gothic" w:cs="Malgun Gothic" w:eastAsia="Malgun Gothic" w:hAnsi="Malgun Gothic"/>
+                <w:b w:val="false"/>
+                <w:bCs w:val="false"/>
+                <w:sz w:val="18"/>
+                <w:szCs w:val="18"/>
+              </w:rPr>
+              <w:t xml:space="preserve">1.14</w:t>
+            </w:r>
+          </w:p>
+        </w:tc>
+      </w:tr>
+      <w:tr>
+        <w:trPr>
+          <w:tblHeader w:val="false"/>
+        </w:trPr>
+        <w:tc>
+          <w:tcPr>
+            <w:tcW w:type="dxa" w:w="1927"/>
+            <w:tcBorders>
+              <w:top w:val="single" w:color="000000" w:sz="4"/>
+              <w:left w:val="single" w:color="000000" w:sz="4"/>
+              <w:bottom w:val="single" w:color="000000" w:sz="4"/>
+              <w:right w:val="single" w:color="000000" w:sz="4"/>
+            </w:tcBorders>
+            <w:tcMar>
+              <w:top w:type="dxa" w:w="40"/>
+              <w:left w:type="dxa" w:w="80"/>
+              <w:bottom w:type="dxa" w:w="40"/>
+              <w:right w:type="dxa" w:w="80"/>
+            </w:tcMar>
+          </w:tcPr>
+          <w:p>
+            <w:pPr>
+              <w:spacing w:after="0"/>
+              <w:jc w:val="left"/>
+            </w:pPr>
+            <w:r>
+              <w:rPr>
+                <w:rFonts w:ascii="Malgun Gothic" w:cs="Malgun Gothic" w:eastAsia="Malgun Gothic" w:hAnsi="Malgun Gothic"/>
+                <w:b w:val="false"/>
+                <w:bCs w:val="false"/>
+                <w:sz w:val="18"/>
+                <w:szCs w:val="18"/>
+              </w:rPr>
+              <w:t xml:space="preserve">비구동 그룹</w:t>
+            </w:r>
+          </w:p>
+        </w:tc>
+        <w:tc>
+          <w:tcPr>
+            <w:tcW w:type="dxa" w:w="1927"/>
+            <w:tcBorders>
+              <w:top w:val="single" w:color="000000" w:sz="4"/>
+              <w:left w:val="single" w:color="000000" w:sz="4"/>
+              <w:bottom w:val="single" w:color="000000" w:sz="4"/>
+              <w:right w:val="single" w:color="000000" w:sz="4"/>
+            </w:tcBorders>
+            <w:tcMar>
+              <w:top w:type="dxa" w:w="40"/>
+              <w:left w:type="dxa" w:w="80"/>
+              <w:bottom w:type="dxa" w:w="40"/>
+              <w:right w:type="dxa" w:w="80"/>
+            </w:tcMar>
+          </w:tcPr>
+          <w:p>
+            <w:pPr>
+              <w:spacing w:after="0"/>
+              <w:jc w:val="center"/>
+            </w:pPr>
+            <w:r>
+              <w:rPr>
+                <w:rFonts w:ascii="Malgun Gothic" w:cs="Malgun Gothic" w:eastAsia="Malgun Gothic" w:hAnsi="Malgun Gothic"/>
+                <w:b w:val="false"/>
+                <w:bCs w:val="false"/>
+                <w:sz w:val="18"/>
+                <w:szCs w:val="18"/>
+              </w:rPr>
+              <w:t xml:space="preserve">351</w:t>
+            </w:r>
+          </w:p>
+        </w:tc>
+        <w:tc>
+          <w:tcPr>
+            <w:tcW w:type="dxa" w:w="1927"/>
+            <w:tcBorders>
+              <w:top w:val="single" w:color="000000" w:sz="4"/>
+              <w:left w:val="single" w:color="000000" w:sz="4"/>
+              <w:bottom w:val="single" w:color="000000" w:sz="4"/>
+              <w:right w:val="single" w:color="000000" w:sz="4"/>
+            </w:tcBorders>
+            <w:tcMar>
+              <w:top w:type="dxa" w:w="40"/>
+              <w:left w:type="dxa" w:w="80"/>
+              <w:bottom w:type="dxa" w:w="40"/>
+              <w:right w:type="dxa" w:w="80"/>
+            </w:tcMar>
+          </w:tcPr>
+          <w:p>
+            <w:pPr>
+              <w:spacing w:after="0"/>
+              <w:jc w:val="center"/>
+            </w:pPr>
+            <w:r>
+              <w:rPr>
+                <w:rFonts w:ascii="Malgun Gothic" w:cs="Malgun Gothic" w:eastAsia="Malgun Gothic" w:hAnsi="Malgun Gothic"/>
+                <w:b w:val="false"/>
+                <w:bCs w:val="false"/>
+                <w:sz w:val="18"/>
+                <w:szCs w:val="18"/>
+              </w:rPr>
+              <w:t xml:space="preserve">0.000</w:t>
+            </w:r>
+          </w:p>
+        </w:tc>
+        <w:tc>
+          <w:tcPr>
+            <w:tcW w:type="dxa" w:w="1927"/>
+            <w:tcBorders>
+              <w:top w:val="single" w:color="000000" w:sz="4"/>
+              <w:left w:val="single" w:color="000000" w:sz="4"/>
+              <w:bottom w:val="single" w:color="000000" w:sz="4"/>
+              <w:right w:val="single" w:color="000000" w:sz="4"/>
+            </w:tcBorders>
+            <w:tcMar>
+              <w:top w:type="dxa" w:w="40"/>
+              <w:left w:type="dxa" w:w="80"/>
+              <w:bottom w:type="dxa" w:w="40"/>
+              <w:right w:type="dxa" w:w="80"/>
+            </w:tcMar>
+          </w:tcPr>
+          <w:p>
+            <w:pPr>
+              <w:spacing w:after="0"/>
+              <w:jc w:val="center"/>
+            </w:pPr>
+            <w:r>
+              <w:rPr>
+                <w:rFonts w:ascii="Malgun Gothic" w:cs="Malgun Gothic" w:eastAsia="Malgun Gothic" w:hAnsi="Malgun Gothic"/>
+                <w:b w:val="false"/>
+                <w:bCs w:val="false"/>
+                <w:sz w:val="18"/>
+                <w:szCs w:val="18"/>
+              </w:rPr>
+              <w:t xml:space="preserve">33</w:t>
+            </w:r>
+          </w:p>
+        </w:tc>
+        <w:tc>
+          <w:tcPr>
+            <w:tcW w:type="dxa" w:w="1930"/>
+            <w:tcBorders>
+              <w:top w:val="single" w:color="000000" w:sz="4"/>
+              <w:left w:val="single" w:color="000000" w:sz="4"/>
+              <w:bottom w:val="single" w:color="000000" w:sz="4"/>
+              <w:right w:val="single" w:color="000000" w:sz="4"/>
+            </w:tcBorders>
+            <w:tcMar>
+              <w:top w:type="dxa" w:w="40"/>
+              <w:left w:type="dxa" w:w="80"/>
+              <w:bottom w:type="dxa" w:w="40"/>
+              <w:right w:type="dxa" w:w="80"/>
+            </w:tcMar>
+          </w:tcPr>
+          <w:p>
+            <w:pPr>
+              <w:spacing w:after="0"/>
+              <w:jc w:val="center"/>
+            </w:pPr>
+            <w:r>
+              <w:rPr>
+                <w:rFonts w:ascii="Malgun Gothic" w:cs="Malgun Gothic" w:eastAsia="Malgun Gothic" w:hAnsi="Malgun Gothic"/>
+                <w:b w:val="false"/>
+                <w:bCs w:val="false"/>
+                <w:sz w:val="18"/>
+                <w:szCs w:val="18"/>
+              </w:rPr>
+              <w:t xml:space="preserve">발산 (388)</w:t>
+            </w:r>
+          </w:p>
+        </w:tc>
+      </w:tr>
+      <w:tr>
+        <w:trPr>
+          <w:tblHeader w:val="false"/>
+        </w:trPr>
+        <w:tc>
+          <w:tcPr>
+            <w:tcW w:type="dxa" w:w="1927"/>
+            <w:tcBorders>
+              <w:top w:val="single" w:color="000000" w:sz="4"/>
+              <w:left w:val="single" w:color="000000" w:sz="4"/>
+              <w:bottom w:val="single" w:color="000000" w:sz="4"/>
+              <w:right w:val="single" w:color="000000" w:sz="4"/>
+            </w:tcBorders>
+            <w:tcMar>
+              <w:top w:type="dxa" w:w="40"/>
+              <w:left w:type="dxa" w:w="80"/>
+              <w:bottom w:type="dxa" w:w="40"/>
+              <w:right w:type="dxa" w:w="80"/>
+            </w:tcMar>
+          </w:tcPr>
+          <w:p>
+            <w:pPr>
+              <w:spacing w:after="0"/>
+              <w:jc w:val="left"/>
+            </w:pPr>
+            <w:r>
+              <w:rPr>
+                <w:rFonts w:ascii="Malgun Gothic" w:cs="Malgun Gothic" w:eastAsia="Malgun Gothic" w:hAnsi="Malgun Gothic"/>
+                <w:b w:val="false"/>
+                <w:bCs w:val="false"/>
+                <w:sz w:val="18"/>
+                <w:szCs w:val="18"/>
+              </w:rPr>
+              <w:t xml:space="preserve">비구동 그룹 중 ρ ≥ 0.5</w:t>
+            </w:r>
+          </w:p>
+        </w:tc>
+        <w:tc>
+          <w:tcPr>
+            <w:tcW w:type="dxa" w:w="1927"/>
+            <w:tcBorders>
+              <w:top w:val="single" w:color="000000" w:sz="4"/>
+              <w:left w:val="single" w:color="000000" w:sz="4"/>
+              <w:bottom w:val="single" w:color="000000" w:sz="4"/>
+              <w:right w:val="single" w:color="000000" w:sz="4"/>
+            </w:tcBorders>
+            <w:tcMar>
+              <w:top w:type="dxa" w:w="40"/>
+              <w:left w:type="dxa" w:w="80"/>
+              <w:bottom w:type="dxa" w:w="40"/>
+              <w:right w:type="dxa" w:w="80"/>
+            </w:tcMar>
+          </w:tcPr>
+          <w:p>
+            <w:pPr>
+              <w:spacing w:after="0"/>
+              <w:jc w:val="center"/>
+            </w:pPr>
+            <w:r>
+              <w:rPr>
+                <w:rFonts w:ascii="Malgun Gothic" w:cs="Malgun Gothic" w:eastAsia="Malgun Gothic" w:hAnsi="Malgun Gothic"/>
+                <w:b w:val="false"/>
+                <w:bCs w:val="false"/>
+                <w:sz w:val="18"/>
+                <w:szCs w:val="18"/>
+              </w:rPr>
+              <w:t xml:space="preserve">318</w:t>
+            </w:r>
+          </w:p>
+        </w:tc>
+        <w:tc>
+          <w:tcPr>
+            <w:tcW w:type="dxa" w:w="1927"/>
+            <w:tcBorders>
+              <w:top w:val="single" w:color="000000" w:sz="4"/>
+              <w:left w:val="single" w:color="000000" w:sz="4"/>
+              <w:bottom w:val="single" w:color="000000" w:sz="4"/>
+              <w:right w:val="single" w:color="000000" w:sz="4"/>
+            </w:tcBorders>
+            <w:tcMar>
+              <w:top w:type="dxa" w:w="40"/>
+              <w:left w:type="dxa" w:w="80"/>
+              <w:bottom w:type="dxa" w:w="40"/>
+              <w:right w:type="dxa" w:w="80"/>
+            </w:tcMar>
+          </w:tcPr>
+          <w:p>
+            <w:pPr>
+              <w:spacing w:after="0"/>
+              <w:jc w:val="center"/>
+            </w:pPr>
+            <w:r>
+              <w:rPr>
+                <w:rFonts w:ascii="Malgun Gothic" w:cs="Malgun Gothic" w:eastAsia="Malgun Gothic" w:hAnsi="Malgun Gothic"/>
+                <w:b w:val="false"/>
+                <w:bCs w:val="false"/>
+                <w:sz w:val="18"/>
+                <w:szCs w:val="18"/>
+              </w:rPr>
+              <w:t xml:space="preserve">0.5</w:t>
+            </w:r>
+          </w:p>
+        </w:tc>
+        <w:tc>
+          <w:tcPr>
+            <w:tcW w:type="dxa" w:w="1927"/>
+            <w:tcBorders>
+              <w:top w:val="single" w:color="000000" w:sz="4"/>
+              <w:left w:val="single" w:color="000000" w:sz="4"/>
+              <w:bottom w:val="single" w:color="000000" w:sz="4"/>
+              <w:right w:val="single" w:color="000000" w:sz="4"/>
+            </w:tcBorders>
+            <w:tcMar>
+              <w:top w:type="dxa" w:w="40"/>
+              <w:left w:type="dxa" w:w="80"/>
+              <w:bottom w:type="dxa" w:w="40"/>
+              <w:right w:type="dxa" w:w="80"/>
+            </w:tcMar>
+          </w:tcPr>
+          <w:p>
+            <w:pPr>
+              <w:spacing w:after="0"/>
+              <w:jc w:val="center"/>
+            </w:pPr>
+            <w:r>
+              <w:rPr>
+                <w:rFonts w:ascii="Malgun Gothic" w:cs="Malgun Gothic" w:eastAsia="Malgun Gothic" w:hAnsi="Malgun Gothic"/>
+                <w:b w:val="false"/>
+                <w:bCs w:val="false"/>
+                <w:sz w:val="18"/>
+                <w:szCs w:val="18"/>
+              </w:rPr>
+              <w:t xml:space="preserve">–</w:t>
+            </w:r>
+          </w:p>
+        </w:tc>
+        <w:tc>
+          <w:tcPr>
+            <w:tcW w:type="dxa" w:w="1930"/>
+            <w:tcBorders>
+              <w:top w:val="single" w:color="000000" w:sz="4"/>
+              <w:left w:val="single" w:color="000000" w:sz="4"/>
+              <w:bottom w:val="single" w:color="000000" w:sz="4"/>
+              <w:right w:val="single" w:color="000000" w:sz="4"/>
+            </w:tcBorders>
+            <w:tcMar>
+              <w:top w:type="dxa" w:w="40"/>
+              <w:left w:type="dxa" w:w="80"/>
+              <w:bottom w:type="dxa" w:w="40"/>
+              <w:right w:type="dxa" w:w="80"/>
+            </w:tcMar>
+          </w:tcPr>
+          <w:p>
+            <w:pPr>
+              <w:spacing w:after="0"/>
+              <w:jc w:val="center"/>
+            </w:pPr>
+            <w:r>
+              <w:rPr>
+                <w:rFonts w:ascii="Malgun Gothic" w:cs="Malgun Gothic" w:eastAsia="Malgun Gothic" w:hAnsi="Malgun Gothic"/>
+                <w:b w:val="false"/>
+                <w:bCs w:val="false"/>
+                <w:sz w:val="18"/>
+                <w:szCs w:val="18"/>
+              </w:rPr>
+              <w:t xml:space="preserve">1.49</w:t>
+            </w:r>
+          </w:p>
+        </w:tc>
+      </w:tr>
+      <w:tr>
+        <w:trPr>
+          <w:tblHeader w:val="false"/>
+        </w:trPr>
+        <w:tc>
+          <w:tcPr>
+            <w:tcW w:type="dxa" w:w="1927"/>
+            <w:tcBorders>
+              <w:top w:val="single" w:color="000000" w:sz="4"/>
+              <w:left w:val="single" w:color="000000" w:sz="4"/>
+              <w:bottom w:val="single" w:color="000000" w:sz="4"/>
+              <w:right w:val="single" w:color="000000" w:sz="4"/>
+            </w:tcBorders>
+            <w:tcMar>
+              <w:top w:type="dxa" w:w="40"/>
+              <w:left w:type="dxa" w:w="80"/>
+              <w:bottom w:type="dxa" w:w="40"/>
+              <w:right w:type="dxa" w:w="80"/>
+            </w:tcMar>
+          </w:tcPr>
+          <w:p>
+            <w:pPr>
+              <w:spacing w:after="0"/>
+              <w:jc w:val="left"/>
+            </w:pPr>
+            <w:r>
+              <w:rPr>
+                <w:rFonts w:ascii="Malgun Gothic" w:cs="Malgun Gothic" w:eastAsia="Malgun Gothic" w:hAnsi="Malgun Gothic"/>
+                <w:b w:val="false"/>
+                <w:bCs w:val="false"/>
+                <w:sz w:val="18"/>
+                <w:szCs w:val="18"/>
+              </w:rPr>
+              <w:t xml:space="preserve">크기 합이 0인 그룹</w:t>
+            </w:r>
+          </w:p>
+        </w:tc>
+        <w:tc>
+          <w:tcPr>
+            <w:tcW w:type="dxa" w:w="1927"/>
+            <w:tcBorders>
+              <w:top w:val="single" w:color="000000" w:sz="4"/>
+              <w:left w:val="single" w:color="000000" w:sz="4"/>
+              <w:bottom w:val="single" w:color="000000" w:sz="4"/>
+              <w:right w:val="single" w:color="000000" w:sz="4"/>
+            </w:tcBorders>
+            <w:tcMar>
+              <w:top w:type="dxa" w:w="40"/>
+              <w:left w:type="dxa" w:w="80"/>
+              <w:bottom w:type="dxa" w:w="40"/>
+              <w:right w:type="dxa" w:w="80"/>
+            </w:tcMar>
+          </w:tcPr>
+          <w:p>
+            <w:pPr>
+              <w:spacing w:after="0"/>
+              <w:jc w:val="center"/>
+            </w:pPr>
+            <w:r>
+              <w:rPr>
+                <w:rFonts w:ascii="Malgun Gothic" w:cs="Malgun Gothic" w:eastAsia="Malgun Gothic" w:hAnsi="Malgun Gothic"/>
+                <w:b w:val="false"/>
+                <w:bCs w:val="false"/>
+                <w:sz w:val="18"/>
+                <w:szCs w:val="18"/>
+              </w:rPr>
+              <w:t xml:space="preserve">9</w:t>
+            </w:r>
+          </w:p>
+        </w:tc>
+        <w:tc>
+          <w:tcPr>
+            <w:tcW w:type="dxa" w:w="1927"/>
+            <w:tcBorders>
+              <w:top w:val="single" w:color="000000" w:sz="4"/>
+              <w:left w:val="single" w:color="000000" w:sz="4"/>
+              <w:bottom w:val="single" w:color="000000" w:sz="4"/>
+              <w:right w:val="single" w:color="000000" w:sz="4"/>
+            </w:tcBorders>
+            <w:tcMar>
+              <w:top w:type="dxa" w:w="40"/>
+              <w:left w:type="dxa" w:w="80"/>
+              <w:bottom w:type="dxa" w:w="40"/>
+              <w:right w:type="dxa" w:w="80"/>
+            </w:tcMar>
+          </w:tcPr>
+          <w:p>
+            <w:pPr>
+              <w:spacing w:after="0"/>
+              <w:jc w:val="center"/>
+            </w:pPr>
+            <w:r>
+              <w:rPr>
+                <w:rFonts w:ascii="Malgun Gothic" w:cs="Malgun Gothic" w:eastAsia="Malgun Gothic" w:hAnsi="Malgun Gothic"/>
+                <w:b w:val="false"/>
+                <w:bCs w:val="false"/>
+                <w:sz w:val="18"/>
+                <w:szCs w:val="18"/>
+              </w:rPr>
+              <w:t xml:space="preserve">–</w:t>
+            </w:r>
+          </w:p>
+        </w:tc>
+        <w:tc>
+          <w:tcPr>
+            <w:tcW w:type="dxa" w:w="1927"/>
+            <w:tcBorders>
+              <w:top w:val="single" w:color="000000" w:sz="4"/>
+              <w:left w:val="single" w:color="000000" w:sz="4"/>
+              <w:bottom w:val="single" w:color="000000" w:sz="4"/>
+              <w:right w:val="single" w:color="000000" w:sz="4"/>
+            </w:tcBorders>
+            <w:tcMar>
+              <w:top w:type="dxa" w:w="40"/>
+              <w:left w:type="dxa" w:w="80"/>
+              <w:bottom w:type="dxa" w:w="40"/>
+              <w:right w:type="dxa" w:w="80"/>
+            </w:tcMar>
+          </w:tcPr>
+          <w:p>
+            <w:pPr>
+              <w:spacing w:after="0"/>
+              <w:jc w:val="center"/>
+            </w:pPr>
+            <w:r>
+              <w:rPr>
+                <w:rFonts w:ascii="Malgun Gothic" w:cs="Malgun Gothic" w:eastAsia="Malgun Gothic" w:hAnsi="Malgun Gothic"/>
+                <w:b w:val="false"/>
+                <w:bCs w:val="false"/>
+                <w:sz w:val="18"/>
+                <w:szCs w:val="18"/>
+              </w:rPr>
+              <w:t xml:space="preserve">–</w:t>
+            </w:r>
+          </w:p>
+        </w:tc>
+        <w:tc>
+          <w:tcPr>
+            <w:tcW w:type="dxa" w:w="1930"/>
+            <w:tcBorders>
+              <w:top w:val="single" w:color="000000" w:sz="4"/>
+              <w:left w:val="single" w:color="000000" w:sz="4"/>
+              <w:bottom w:val="single" w:color="000000" w:sz="4"/>
+              <w:right w:val="single" w:color="000000" w:sz="4"/>
+            </w:tcBorders>
+            <w:tcMar>
+              <w:top w:type="dxa" w:w="40"/>
+              <w:left w:type="dxa" w:w="80"/>
+              <w:bottom w:type="dxa" w:w="40"/>
+              <w:right w:type="dxa" w:w="80"/>
+            </w:tcMar>
+          </w:tcPr>
+          <w:p>
+            <w:pPr>
+              <w:spacing w:after="0"/>
+              <w:jc w:val="center"/>
+            </w:pPr>
+            <w:r>
+              <w:rPr>
+                <w:rFonts w:ascii="Malgun Gothic" w:cs="Malgun Gothic" w:eastAsia="Malgun Gothic" w:hAnsi="Malgun Gothic"/>
+                <w:b w:val="false"/>
+                <w:bCs w:val="false"/>
+                <w:sz w:val="18"/>
+                <w:szCs w:val="18"/>
+              </w:rPr>
+              <w:t xml:space="preserve">0 (규칙 (b))</w:t>
+            </w:r>
+          </w:p>
+        </w:tc>
+      </w:tr>
+    </w:tbl>
+    <w:p>
+      <w:pPr>
+        <w:spacing w:after="120"/>
+      </w:pPr>
+    </w:p>
+    <w:p>
+      <w:pPr>
+        <w:spacing w:after="100" w:line="300"/>
+        <w:jc w:val="left"/>
+      </w:pPr>
+      <w:r>
+        <w:rPr>
+          <w:rFonts w:ascii="Malgun Gothic" w:cs="Malgun Gothic" w:eastAsia="Malgun Gothic" w:hAnsi="Malgun Gothic"/>
+          <w:b w:val="false"/>
+          <w:bCs w:val="false"/>
+          <w:sz w:val="20"/>
+          <w:szCs w:val="20"/>
+        </w:rPr>
+        <w:t xml:space="preserve">[0090] 표 6은 동일한 타이밍 아크에서 지연에 대한 기여도와 출력 천이 시간에 대한 기여도가 다름을 보인다. NAND2의 A 상승 → ZN 하강 아크에서 적층 상단 NMOS M1의 문턱 전압 기여도는 지연에 대해 0.834, 출력 천이 시간에 대해 0.546이었고, NOR2의 B 하강 → ZN 상승 아크에서 적층 하단 PMOS M4의 기여도는 지연에 대해 0.755, 출력 천이 시간에 대해 0.455였다. 테이블 포인트별로는 차이가 더 커서, NOR2의 같은 아크의 입력 천이 시간 80 ps, 출력 부하 1 fF 포인트에서 M4의 기여도는 지연 0.875, 출력 천이 시간 0.029였다. 지연 기여도와 출력 천이 시간 기여도의 차이가 0.1을 초과한 항목은 테이블 평균 기준 72쌍 중 34쌍, 테이블 포인트 기준 648쌍 중 209쌍이었으며, 구동 그룹에 한정하여도 각각 36쌍 중 14쌍, 324쌍 중 92쌍이었다. 따라서 지연 기여도를 출력 천이 시간에 공용하면 출력 천이 시간의 변동량이 잘못 배분되며, 이 오차는 뒷단 셀의 입력 천이 시간 오차로 전파된다.</w:t>
+      </w:r>
+    </w:p>
+    <w:p>
+      <w:pPr>
+        <w:keepNext/>
+        <w:spacing w:after="40" w:line="300"/>
+        <w:jc w:val="left"/>
+      </w:pPr>
+      <w:r>
+        <w:rPr>
+          <w:rFonts w:ascii="Malgun Gothic" w:cs="Malgun Gothic" w:eastAsia="Malgun Gothic" w:hAnsi="Malgun Gothic"/>
+          <w:b/>
+          <w:bCs/>
+          <w:sz w:val="20"/>
+          <w:szCs w:val="20"/>
+        </w:rPr>
+        <w:t xml:space="preserve">[표 6] 지연 기여도와 출력 천이 시간 기여도의 비교 (문턱 전압, 테이블 평균)</w:t>
+      </w:r>
+    </w:p>
+    <w:tbl>
+      <w:tblPr>
+        <w:tblW w:type="dxa" w:w="9638"/>
+        <w:tblBorders>
+          <w:top w:val="single" w:color="auto" w:sz="4"/>
+          <w:left w:val="single" w:color="auto" w:sz="4"/>
+          <w:bottom w:val="single" w:color="auto" w:sz="4"/>
+          <w:right w:val="single" w:color="auto" w:sz="4"/>
+          <w:insideH w:val="single" w:color="auto" w:sz="4"/>
+          <w:insideV w:val="single" w:color="auto" w:sz="4"/>
+        </w:tblBorders>
+      </w:tblPr>
+      <w:tblGrid>
+        <w:gridCol w:w="1606"/>
+        <w:gridCol w:w="1606"/>
+        <w:gridCol w:w="1606"/>
+        <w:gridCol w:w="1606"/>
+        <w:gridCol w:w="1606"/>
+        <w:gridCol w:w="1608"/>
+      </w:tblGrid>
+      <w:tr>
+        <w:trPr>
+          <w:tblHeader/>
+        </w:trPr>
+        <w:tc>
+          <w:tcPr>
+            <w:tcW w:type="dxa" w:w="1606"/>
+            <w:tcBorders>
+              <w:top w:val="single" w:color="000000" w:sz="4"/>
+              <w:left w:val="single" w:color="000000" w:sz="4"/>
+              <w:bottom w:val="single" w:color="000000" w:sz="4"/>
+              <w:right w:val="single" w:color="000000" w:sz="4"/>
+            </w:tcBorders>
+            <w:shd w:fill="E7E6E6" w:color="auto" w:val="clear"/>
+            <w:tcMar>
+              <w:top w:type="dxa" w:w="40"/>
+              <w:left w:type="dxa" w:w="80"/>
+              <w:bottom w:type="dxa" w:w="40"/>
+              <w:right w:type="dxa" w:w="80"/>
+            </w:tcMar>
+          </w:tcPr>
+          <w:p>
+            <w:pPr>
+              <w:spacing w:after="0"/>
+              <w:jc w:val="left"/>
+            </w:pPr>
+            <w:r>
+              <w:rPr>
+                <w:rFonts w:ascii="Malgun Gothic" w:cs="Malgun Gothic" w:eastAsia="Malgun Gothic" w:hAnsi="Malgun Gothic"/>
+                <w:b/>
+                <w:bCs/>
+                <w:sz w:val="18"/>
+                <w:szCs w:val="18"/>
+              </w:rPr>
+              <w:t xml:space="preserve">셀</w:t>
+            </w:r>
+          </w:p>
+        </w:tc>
+        <w:tc>
+          <w:tcPr>
+            <w:tcW w:type="dxa" w:w="1606"/>
+            <w:tcBorders>
+              <w:top w:val="single" w:color="000000" w:sz="4"/>
+              <w:left w:val="single" w:color="000000" w:sz="4"/>
+              <w:bottom w:val="single" w:color="000000" w:sz="4"/>
+              <w:right w:val="single" w:color="000000" w:sz="4"/>
+            </w:tcBorders>
+            <w:shd w:fill="E7E6E6" w:color="auto" w:val="clear"/>
+            <w:tcMar>
+              <w:top w:type="dxa" w:w="40"/>
+              <w:left w:type="dxa" w:w="80"/>
+              <w:bottom w:type="dxa" w:w="40"/>
+              <w:right w:type="dxa" w:w="80"/>
+            </w:tcMar>
+          </w:tcPr>
+          <w:p>
+            <w:pPr>
+              <w:spacing w:after="0"/>
+              <w:jc w:val="center"/>
+            </w:pPr>
+            <w:r>
+              <w:rPr>
+                <w:rFonts w:ascii="Malgun Gothic" w:cs="Malgun Gothic" w:eastAsia="Malgun Gothic" w:hAnsi="Malgun Gothic"/>
+                <w:b/>
+                <w:bCs/>
+                <w:sz w:val="18"/>
+                <w:szCs w:val="18"/>
+              </w:rPr>
+              <w:t xml:space="preserve">아크</w:t>
+            </w:r>
+          </w:p>
+        </w:tc>
+        <w:tc>
+          <w:tcPr>
+            <w:tcW w:type="dxa" w:w="1606"/>
+            <w:tcBorders>
+              <w:top w:val="single" w:color="000000" w:sz="4"/>
+              <w:left w:val="single" w:color="000000" w:sz="4"/>
+              <w:bottom w:val="single" w:color="000000" w:sz="4"/>
+              <w:right w:val="single" w:color="000000" w:sz="4"/>
+            </w:tcBorders>
+            <w:shd w:fill="E7E6E6" w:color="auto" w:val="clear"/>
+            <w:tcMar>
+              <w:top w:type="dxa" w:w="40"/>
+              <w:left w:type="dxa" w:w="80"/>
+              <w:bottom w:type="dxa" w:w="40"/>
+              <w:right w:type="dxa" w:w="80"/>
+            </w:tcMar>
+          </w:tcPr>
+          <w:p>
+            <w:pPr>
+              <w:spacing w:after="0"/>
+              <w:jc w:val="center"/>
+            </w:pPr>
+            <w:r>
+              <w:rPr>
+                <w:rFonts w:ascii="Malgun Gothic" w:cs="Malgun Gothic" w:eastAsia="Malgun Gothic" w:hAnsi="Malgun Gothic"/>
+                <w:b/>
+                <w:bCs/>
+                <w:sz w:val="18"/>
+                <w:szCs w:val="18"/>
+              </w:rPr>
+              <w:t xml:space="preserve">트랜지스터</w:t>
+            </w:r>
+          </w:p>
+        </w:tc>
+        <w:tc>
+          <w:tcPr>
+            <w:tcW w:type="dxa" w:w="1606"/>
+            <w:tcBorders>
+              <w:top w:val="single" w:color="000000" w:sz="4"/>
+              <w:left w:val="single" w:color="000000" w:sz="4"/>
+              <w:bottom w:val="single" w:color="000000" w:sz="4"/>
+              <w:right w:val="single" w:color="000000" w:sz="4"/>
+            </w:tcBorders>
+            <w:shd w:fill="E7E6E6" w:color="auto" w:val="clear"/>
+            <w:tcMar>
+              <w:top w:type="dxa" w:w="40"/>
+              <w:left w:type="dxa" w:w="80"/>
+              <w:bottom w:type="dxa" w:w="40"/>
+              <w:right w:type="dxa" w:w="80"/>
+            </w:tcMar>
+          </w:tcPr>
+          <w:p>
+            <w:pPr>
+              <w:spacing w:after="0"/>
+              <w:jc w:val="center"/>
+            </w:pPr>
+            <w:r>
+              <w:rPr>
+                <w:rFonts w:ascii="Malgun Gothic" w:cs="Malgun Gothic" w:eastAsia="Malgun Gothic" w:hAnsi="Malgun Gothic"/>
+                <w:b/>
+                <w:bCs/>
+                <w:sz w:val="18"/>
+                <w:szCs w:val="18"/>
+              </w:rPr>
+              <w:t xml:space="preserve">지연 기여도</w:t>
+            </w:r>
+          </w:p>
+        </w:tc>
+        <w:tc>
+          <w:tcPr>
+            <w:tcW w:type="dxa" w:w="1606"/>
+            <w:tcBorders>
+              <w:top w:val="single" w:color="000000" w:sz="4"/>
+              <w:left w:val="single" w:color="000000" w:sz="4"/>
+              <w:bottom w:val="single" w:color="000000" w:sz="4"/>
+              <w:right w:val="single" w:color="000000" w:sz="4"/>
+            </w:tcBorders>
+            <w:shd w:fill="E7E6E6" w:color="auto" w:val="clear"/>
+            <w:tcMar>
+              <w:top w:type="dxa" w:w="40"/>
+              <w:left w:type="dxa" w:w="80"/>
+              <w:bottom w:type="dxa" w:w="40"/>
+              <w:right w:type="dxa" w:w="80"/>
+            </w:tcMar>
+          </w:tcPr>
+          <w:p>
+            <w:pPr>
+              <w:spacing w:after="0"/>
+              <w:jc w:val="center"/>
+            </w:pPr>
+            <w:r>
+              <w:rPr>
+                <w:rFonts w:ascii="Malgun Gothic" w:cs="Malgun Gothic" w:eastAsia="Malgun Gothic" w:hAnsi="Malgun Gothic"/>
+                <w:b/>
+                <w:bCs/>
+                <w:sz w:val="18"/>
+                <w:szCs w:val="18"/>
+              </w:rPr>
+              <w:t xml:space="preserve">출력 천이 기여도</w:t>
+            </w:r>
+          </w:p>
+        </w:tc>
+        <w:tc>
+          <w:tcPr>
+            <w:tcW w:type="dxa" w:w="1608"/>
+            <w:tcBorders>
+              <w:top w:val="single" w:color="000000" w:sz="4"/>
+              <w:left w:val="single" w:color="000000" w:sz="4"/>
+              <w:bottom w:val="single" w:color="000000" w:sz="4"/>
+              <w:right w:val="single" w:color="000000" w:sz="4"/>
+            </w:tcBorders>
+            <w:shd w:fill="E7E6E6" w:color="auto" w:val="clear"/>
+            <w:tcMar>
+              <w:top w:type="dxa" w:w="40"/>
+              <w:left w:type="dxa" w:w="80"/>
+              <w:bottom w:type="dxa" w:w="40"/>
+              <w:right w:type="dxa" w:w="80"/>
+            </w:tcMar>
+          </w:tcPr>
+          <w:p>
+            <w:pPr>
+              <w:spacing w:after="0"/>
+              <w:jc w:val="center"/>
+            </w:pPr>
+            <w:r>
+              <w:rPr>
+                <w:rFonts w:ascii="Malgun Gothic" w:cs="Malgun Gothic" w:eastAsia="Malgun Gothic" w:hAnsi="Malgun Gothic"/>
+                <w:b/>
+                <w:bCs/>
+                <w:sz w:val="18"/>
+                <w:szCs w:val="18"/>
+              </w:rPr>
+              <w:t xml:space="preserve">차이</w:t>
+            </w:r>
+          </w:p>
+        </w:tc>
+      </w:tr>
+      <w:tr>
+        <w:trPr>
+          <w:tblHeader w:val="false"/>
+        </w:trPr>
+        <w:tc>
+          <w:tcPr>
+            <w:tcW w:type="dxa" w:w="1606"/>
+            <w:tcBorders>
+              <w:top w:val="single" w:color="000000" w:sz="4"/>
+              <w:left w:val="single" w:color="000000" w:sz="4"/>
+              <w:bottom w:val="single" w:color="000000" w:sz="4"/>
+              <w:right w:val="single" w:color="000000" w:sz="4"/>
+            </w:tcBorders>
+            <w:tcMar>
+              <w:top w:type="dxa" w:w="40"/>
+              <w:left w:type="dxa" w:w="80"/>
+              <w:bottom w:type="dxa" w:w="40"/>
+              <w:right w:type="dxa" w:w="80"/>
+            </w:tcMar>
+          </w:tcPr>
+          <w:p>
+            <w:pPr>
+              <w:spacing w:after="0"/>
+              <w:jc w:val="left"/>
+            </w:pPr>
+            <w:r>
+              <w:rPr>
+                <w:rFonts w:ascii="Malgun Gothic" w:cs="Malgun Gothic" w:eastAsia="Malgun Gothic" w:hAnsi="Malgun Gothic"/>
+                <w:b w:val="false"/>
+                <w:bCs w:val="false"/>
+                <w:sz w:val="18"/>
+                <w:szCs w:val="18"/>
+              </w:rPr>
+              <w:t xml:space="preserve">NAND2</w:t>
+            </w:r>
+          </w:p>
+        </w:tc>
+        <w:tc>
+          <w:tcPr>
+            <w:tcW w:type="dxa" w:w="1606"/>
+            <w:tcBorders>
+              <w:top w:val="single" w:color="000000" w:sz="4"/>
+              <w:left w:val="single" w:color="000000" w:sz="4"/>
+              <w:bottom w:val="single" w:color="000000" w:sz="4"/>
+              <w:right w:val="single" w:color="000000" w:sz="4"/>
+            </w:tcBorders>
+            <w:tcMar>
+              <w:top w:type="dxa" w:w="40"/>
+              <w:left w:type="dxa" w:w="80"/>
+              <w:bottom w:type="dxa" w:w="40"/>
+              <w:right w:type="dxa" w:w="80"/>
+            </w:tcMar>
+          </w:tcPr>
+          <w:p>
+            <w:pPr>
+              <w:spacing w:after="0"/>
+              <w:jc w:val="center"/>
+            </w:pPr>
+            <w:r>
+              <w:rPr>
+                <w:rFonts w:ascii="Malgun Gothic" w:cs="Malgun Gothic" w:eastAsia="Malgun Gothic" w:hAnsi="Malgun Gothic"/>
+                <w:b w:val="false"/>
+                <w:bCs w:val="false"/>
+                <w:sz w:val="18"/>
+                <w:szCs w:val="18"/>
+              </w:rPr>
+              <w:t xml:space="preserve">A 상승 → ZN 하강</w:t>
+            </w:r>
+          </w:p>
+        </w:tc>
+        <w:tc>
+          <w:tcPr>
+            <w:tcW w:type="dxa" w:w="1606"/>
+            <w:tcBorders>
+              <w:top w:val="single" w:color="000000" w:sz="4"/>
+              <w:left w:val="single" w:color="000000" w:sz="4"/>
+              <w:bottom w:val="single" w:color="000000" w:sz="4"/>
+              <w:right w:val="single" w:color="000000" w:sz="4"/>
+            </w:tcBorders>
+            <w:tcMar>
+              <w:top w:type="dxa" w:w="40"/>
+              <w:left w:type="dxa" w:w="80"/>
+              <w:bottom w:type="dxa" w:w="40"/>
+              <w:right w:type="dxa" w:w="80"/>
+            </w:tcMar>
+          </w:tcPr>
+          <w:p>
+            <w:pPr>
+              <w:spacing w:after="0"/>
+              <w:jc w:val="center"/>
+            </w:pPr>
+            <w:r>
+              <w:rPr>
+                <w:rFonts w:ascii="Malgun Gothic" w:cs="Malgun Gothic" w:eastAsia="Malgun Gothic" w:hAnsi="Malgun Gothic"/>
+                <w:b w:val="false"/>
+                <w:bCs w:val="false"/>
+                <w:sz w:val="18"/>
+                <w:szCs w:val="18"/>
+              </w:rPr>
+              <w:t xml:space="preserve">M1 (상단 NMOS, A 스위칭)</w:t>
+            </w:r>
+          </w:p>
+        </w:tc>
+        <w:tc>
+          <w:tcPr>
+            <w:tcW w:type="dxa" w:w="1606"/>
+            <w:tcBorders>
+              <w:top w:val="single" w:color="000000" w:sz="4"/>
+              <w:left w:val="single" w:color="000000" w:sz="4"/>
+              <w:bottom w:val="single" w:color="000000" w:sz="4"/>
+              <w:right w:val="single" w:color="000000" w:sz="4"/>
+            </w:tcBorders>
+            <w:tcMar>
+              <w:top w:type="dxa" w:w="40"/>
+              <w:left w:type="dxa" w:w="80"/>
+              <w:bottom w:type="dxa" w:w="40"/>
+              <w:right w:type="dxa" w:w="80"/>
+            </w:tcMar>
+          </w:tcPr>
+          <w:p>
+            <w:pPr>
+              <w:spacing w:after="0"/>
+              <w:jc w:val="center"/>
+            </w:pPr>
+            <w:r>
+              <w:rPr>
+                <w:rFonts w:ascii="Malgun Gothic" w:cs="Malgun Gothic" w:eastAsia="Malgun Gothic" w:hAnsi="Malgun Gothic"/>
+                <w:b w:val="false"/>
+                <w:bCs w:val="false"/>
+                <w:sz w:val="18"/>
+                <w:szCs w:val="18"/>
+              </w:rPr>
+              <w:t xml:space="preserve">0.834</w:t>
+            </w:r>
+          </w:p>
+        </w:tc>
+        <w:tc>
+          <w:tcPr>
+            <w:tcW w:type="dxa" w:w="1606"/>
+            <w:tcBorders>
+              <w:top w:val="single" w:color="000000" w:sz="4"/>
+              <w:left w:val="single" w:color="000000" w:sz="4"/>
+              <w:bottom w:val="single" w:color="000000" w:sz="4"/>
+              <w:right w:val="single" w:color="000000" w:sz="4"/>
+            </w:tcBorders>
+            <w:tcMar>
+              <w:top w:type="dxa" w:w="40"/>
+              <w:left w:type="dxa" w:w="80"/>
+              <w:bottom w:type="dxa" w:w="40"/>
+              <w:right w:type="dxa" w:w="80"/>
+            </w:tcMar>
+          </w:tcPr>
+          <w:p>
+            <w:pPr>
+              <w:spacing w:after="0"/>
+              <w:jc w:val="center"/>
+            </w:pPr>
+            <w:r>
+              <w:rPr>
+                <w:rFonts w:ascii="Malgun Gothic" w:cs="Malgun Gothic" w:eastAsia="Malgun Gothic" w:hAnsi="Malgun Gothic"/>
+                <w:b w:val="false"/>
+                <w:bCs w:val="false"/>
+                <w:sz w:val="18"/>
+                <w:szCs w:val="18"/>
+              </w:rPr>
+              <w:t xml:space="preserve">0.546</w:t>
+            </w:r>
+          </w:p>
+        </w:tc>
+        <w:tc>
+          <w:tcPr>
+            <w:tcW w:type="dxa" w:w="1608"/>
+            <w:tcBorders>
+              <w:top w:val="single" w:color="000000" w:sz="4"/>
+              <w:left w:val="single" w:color="000000" w:sz="4"/>
+              <w:bottom w:val="single" w:color="000000" w:sz="4"/>
+              <w:right w:val="single" w:color="000000" w:sz="4"/>
+            </w:tcBorders>
+            <w:tcMar>
+              <w:top w:type="dxa" w:w="40"/>
+              <w:left w:type="dxa" w:w="80"/>
+              <w:bottom w:type="dxa" w:w="40"/>
+              <w:right w:type="dxa" w:w="80"/>
+            </w:tcMar>
+          </w:tcPr>
+          <w:p>
+            <w:pPr>
+              <w:spacing w:after="0"/>
+              <w:jc w:val="center"/>
+            </w:pPr>
+            <w:r>
+              <w:rPr>
+                <w:rFonts w:ascii="Malgun Gothic" w:cs="Malgun Gothic" w:eastAsia="Malgun Gothic" w:hAnsi="Malgun Gothic"/>
+                <w:b w:val="false"/>
+                <w:bCs w:val="false"/>
+                <w:sz w:val="18"/>
+                <w:szCs w:val="18"/>
+              </w:rPr>
+              <w:t xml:space="preserve">0.288</w:t>
+            </w:r>
+          </w:p>
+        </w:tc>
+      </w:tr>
+      <w:tr>
+        <w:trPr>
+          <w:tblHeader w:val="false"/>
+        </w:trPr>
+        <w:tc>
+          <w:tcPr>
+            <w:tcW w:type="dxa" w:w="1606"/>
+            <w:tcBorders>
+              <w:top w:val="single" w:color="000000" w:sz="4"/>
+              <w:left w:val="single" w:color="000000" w:sz="4"/>
+              <w:bottom w:val="single" w:color="000000" w:sz="4"/>
+              <w:right w:val="single" w:color="000000" w:sz="4"/>
+            </w:tcBorders>
+            <w:tcMar>
+              <w:top w:type="dxa" w:w="40"/>
+              <w:left w:type="dxa" w:w="80"/>
+              <w:bottom w:type="dxa" w:w="40"/>
+              <w:right w:type="dxa" w:w="80"/>
+            </w:tcMar>
+          </w:tcPr>
+          <w:p>
+            <w:pPr>
+              <w:spacing w:after="0"/>
+              <w:jc w:val="left"/>
+            </w:pPr>
+            <w:r>
+              <w:rPr>
+                <w:rFonts w:ascii="Malgun Gothic" w:cs="Malgun Gothic" w:eastAsia="Malgun Gothic" w:hAnsi="Malgun Gothic"/>
+                <w:b w:val="false"/>
+                <w:bCs w:val="false"/>
+                <w:sz w:val="18"/>
+                <w:szCs w:val="18"/>
+              </w:rPr>
+              <w:t xml:space="preserve">NAND2</w:t>
+            </w:r>
+          </w:p>
+        </w:tc>
+        <w:tc>
+          <w:tcPr>
+            <w:tcW w:type="dxa" w:w="1606"/>
+            <w:tcBorders>
+              <w:top w:val="single" w:color="000000" w:sz="4"/>
+              <w:left w:val="single" w:color="000000" w:sz="4"/>
+              <w:bottom w:val="single" w:color="000000" w:sz="4"/>
+              <w:right w:val="single" w:color="000000" w:sz="4"/>
+            </w:tcBorders>
+            <w:tcMar>
+              <w:top w:type="dxa" w:w="40"/>
+              <w:left w:type="dxa" w:w="80"/>
+              <w:bottom w:type="dxa" w:w="40"/>
+              <w:right w:type="dxa" w:w="80"/>
+            </w:tcMar>
+          </w:tcPr>
+          <w:p>
+            <w:pPr>
+              <w:spacing w:after="0"/>
+              <w:jc w:val="center"/>
+            </w:pPr>
+            <w:r>
+              <w:rPr>
+                <w:rFonts w:ascii="Malgun Gothic" w:cs="Malgun Gothic" w:eastAsia="Malgun Gothic" w:hAnsi="Malgun Gothic"/>
+                <w:b w:val="false"/>
+                <w:bCs w:val="false"/>
+                <w:sz w:val="18"/>
+                <w:szCs w:val="18"/>
+              </w:rPr>
+              <w:t xml:space="preserve">A 상승 → ZN 하강</w:t>
+            </w:r>
+          </w:p>
+        </w:tc>
+        <w:tc>
+          <w:tcPr>
+            <w:tcW w:type="dxa" w:w="1606"/>
+            <w:tcBorders>
+              <w:top w:val="single" w:color="000000" w:sz="4"/>
+              <w:left w:val="single" w:color="000000" w:sz="4"/>
+              <w:bottom w:val="single" w:color="000000" w:sz="4"/>
+              <w:right w:val="single" w:color="000000" w:sz="4"/>
+            </w:tcBorders>
+            <w:tcMar>
+              <w:top w:type="dxa" w:w="40"/>
+              <w:left w:type="dxa" w:w="80"/>
+              <w:bottom w:type="dxa" w:w="40"/>
+              <w:right w:type="dxa" w:w="80"/>
+            </w:tcMar>
+          </w:tcPr>
+          <w:p>
+            <w:pPr>
+              <w:spacing w:after="0"/>
+              <w:jc w:val="center"/>
+            </w:pPr>
+            <w:r>
+              <w:rPr>
+                <w:rFonts w:ascii="Malgun Gothic" w:cs="Malgun Gothic" w:eastAsia="Malgun Gothic" w:hAnsi="Malgun Gothic"/>
+                <w:b w:val="false"/>
+                <w:bCs w:val="false"/>
+                <w:sz w:val="18"/>
+                <w:szCs w:val="18"/>
+              </w:rPr>
+              <w:t xml:space="preserve">M2 (하단 NMOS, B 고정)</w:t>
+            </w:r>
+          </w:p>
+        </w:tc>
+        <w:tc>
+          <w:tcPr>
+            <w:tcW w:type="dxa" w:w="1606"/>
+            <w:tcBorders>
+              <w:top w:val="single" w:color="000000" w:sz="4"/>
+              <w:left w:val="single" w:color="000000" w:sz="4"/>
+              <w:bottom w:val="single" w:color="000000" w:sz="4"/>
+              <w:right w:val="single" w:color="000000" w:sz="4"/>
+            </w:tcBorders>
+            <w:tcMar>
+              <w:top w:type="dxa" w:w="40"/>
+              <w:left w:type="dxa" w:w="80"/>
+              <w:bottom w:type="dxa" w:w="40"/>
+              <w:right w:type="dxa" w:w="80"/>
+            </w:tcMar>
+          </w:tcPr>
+          <w:p>
+            <w:pPr>
+              <w:spacing w:after="0"/>
+              <w:jc w:val="center"/>
+            </w:pPr>
+            <w:r>
+              <w:rPr>
+                <w:rFonts w:ascii="Malgun Gothic" w:cs="Malgun Gothic" w:eastAsia="Malgun Gothic" w:hAnsi="Malgun Gothic"/>
+                <w:b w:val="false"/>
+                <w:bCs w:val="false"/>
+                <w:sz w:val="18"/>
+                <w:szCs w:val="18"/>
+              </w:rPr>
+              <w:t xml:space="preserve">0.166</w:t>
+            </w:r>
+          </w:p>
+        </w:tc>
+        <w:tc>
+          <w:tcPr>
+            <w:tcW w:type="dxa" w:w="1606"/>
+            <w:tcBorders>
+              <w:top w:val="single" w:color="000000" w:sz="4"/>
+              <w:left w:val="single" w:color="000000" w:sz="4"/>
+              <w:bottom w:val="single" w:color="000000" w:sz="4"/>
+              <w:right w:val="single" w:color="000000" w:sz="4"/>
+            </w:tcBorders>
+            <w:tcMar>
+              <w:top w:type="dxa" w:w="40"/>
+              <w:left w:type="dxa" w:w="80"/>
+              <w:bottom w:type="dxa" w:w="40"/>
+              <w:right w:type="dxa" w:w="80"/>
+            </w:tcMar>
+          </w:tcPr>
+          <w:p>
+            <w:pPr>
+              <w:spacing w:after="0"/>
+              <w:jc w:val="center"/>
+            </w:pPr>
+            <w:r>
+              <w:rPr>
+                <w:rFonts w:ascii="Malgun Gothic" w:cs="Malgun Gothic" w:eastAsia="Malgun Gothic" w:hAnsi="Malgun Gothic"/>
+                <w:b w:val="false"/>
+                <w:bCs w:val="false"/>
+                <w:sz w:val="18"/>
+                <w:szCs w:val="18"/>
+              </w:rPr>
+              <w:t xml:space="preserve">0.454</w:t>
+            </w:r>
+          </w:p>
+        </w:tc>
+        <w:tc>
+          <w:tcPr>
+            <w:tcW w:type="dxa" w:w="1608"/>
+            <w:tcBorders>
+              <w:top w:val="single" w:color="000000" w:sz="4"/>
+              <w:left w:val="single" w:color="000000" w:sz="4"/>
+              <w:bottom w:val="single" w:color="000000" w:sz="4"/>
+              <w:right w:val="single" w:color="000000" w:sz="4"/>
+            </w:tcBorders>
+            <w:tcMar>
+              <w:top w:type="dxa" w:w="40"/>
+              <w:left w:type="dxa" w:w="80"/>
+              <w:bottom w:type="dxa" w:w="40"/>
+              <w:right w:type="dxa" w:w="80"/>
+            </w:tcMar>
+          </w:tcPr>
+          <w:p>
+            <w:pPr>
+              <w:spacing w:after="0"/>
+              <w:jc w:val="center"/>
+            </w:pPr>
+            <w:r>
+              <w:rPr>
+                <w:rFonts w:ascii="Malgun Gothic" w:cs="Malgun Gothic" w:eastAsia="Malgun Gothic" w:hAnsi="Malgun Gothic"/>
+                <w:b w:val="false"/>
+                <w:bCs w:val="false"/>
+                <w:sz w:val="18"/>
+                <w:szCs w:val="18"/>
+              </w:rPr>
+              <w:t xml:space="preserve">0.288</w:t>
+            </w:r>
+          </w:p>
+        </w:tc>
+      </w:tr>
+      <w:tr>
+        <w:trPr>
+          <w:tblHeader w:val="false"/>
+        </w:trPr>
+        <w:tc>
+          <w:tcPr>
+            <w:tcW w:type="dxa" w:w="1606"/>
+            <w:tcBorders>
+              <w:top w:val="single" w:color="000000" w:sz="4"/>
+              <w:left w:val="single" w:color="000000" w:sz="4"/>
+              <w:bottom w:val="single" w:color="000000" w:sz="4"/>
+              <w:right w:val="single" w:color="000000" w:sz="4"/>
+            </w:tcBorders>
+            <w:tcMar>
+              <w:top w:type="dxa" w:w="40"/>
+              <w:left w:type="dxa" w:w="80"/>
+              <w:bottom w:type="dxa" w:w="40"/>
+              <w:right w:type="dxa" w:w="80"/>
+            </w:tcMar>
+          </w:tcPr>
+          <w:p>
+            <w:pPr>
+              <w:spacing w:after="0"/>
+              <w:jc w:val="left"/>
+            </w:pPr>
+            <w:r>
+              <w:rPr>
+                <w:rFonts w:ascii="Malgun Gothic" w:cs="Malgun Gothic" w:eastAsia="Malgun Gothic" w:hAnsi="Malgun Gothic"/>
+                <w:b w:val="false"/>
+                <w:bCs w:val="false"/>
+                <w:sz w:val="18"/>
+                <w:szCs w:val="18"/>
+              </w:rPr>
+              <w:t xml:space="preserve">NOR2</w:t>
+            </w:r>
+          </w:p>
+        </w:tc>
+        <w:tc>
+          <w:tcPr>
+            <w:tcW w:type="dxa" w:w="1606"/>
+            <w:tcBorders>
+              <w:top w:val="single" w:color="000000" w:sz="4"/>
+              <w:left w:val="single" w:color="000000" w:sz="4"/>
+              <w:bottom w:val="single" w:color="000000" w:sz="4"/>
+              <w:right w:val="single" w:color="000000" w:sz="4"/>
+            </w:tcBorders>
+            <w:tcMar>
+              <w:top w:type="dxa" w:w="40"/>
+              <w:left w:type="dxa" w:w="80"/>
+              <w:bottom w:type="dxa" w:w="40"/>
+              <w:right w:type="dxa" w:w="80"/>
+            </w:tcMar>
+          </w:tcPr>
+          <w:p>
+            <w:pPr>
+              <w:spacing w:after="0"/>
+              <w:jc w:val="center"/>
+            </w:pPr>
+            <w:r>
+              <w:rPr>
+                <w:rFonts w:ascii="Malgun Gothic" w:cs="Malgun Gothic" w:eastAsia="Malgun Gothic" w:hAnsi="Malgun Gothic"/>
+                <w:b w:val="false"/>
+                <w:bCs w:val="false"/>
+                <w:sz w:val="18"/>
+                <w:szCs w:val="18"/>
+              </w:rPr>
+              <w:t xml:space="preserve">B 하강 → ZN 상승</w:t>
+            </w:r>
+          </w:p>
+        </w:tc>
+        <w:tc>
+          <w:tcPr>
+            <w:tcW w:type="dxa" w:w="1606"/>
+            <w:tcBorders>
+              <w:top w:val="single" w:color="000000" w:sz="4"/>
+              <w:left w:val="single" w:color="000000" w:sz="4"/>
+              <w:bottom w:val="single" w:color="000000" w:sz="4"/>
+              <w:right w:val="single" w:color="000000" w:sz="4"/>
+            </w:tcBorders>
+            <w:tcMar>
+              <w:top w:type="dxa" w:w="40"/>
+              <w:left w:type="dxa" w:w="80"/>
+              <w:bottom w:type="dxa" w:w="40"/>
+              <w:right w:type="dxa" w:w="80"/>
+            </w:tcMar>
+          </w:tcPr>
+          <w:p>
+            <w:pPr>
+              <w:spacing w:after="0"/>
+              <w:jc w:val="center"/>
+            </w:pPr>
+            <w:r>
+              <w:rPr>
+                <w:rFonts w:ascii="Malgun Gothic" w:cs="Malgun Gothic" w:eastAsia="Malgun Gothic" w:hAnsi="Malgun Gothic"/>
+                <w:b w:val="false"/>
+                <w:bCs w:val="false"/>
+                <w:sz w:val="18"/>
+                <w:szCs w:val="18"/>
+              </w:rPr>
+              <w:t xml:space="preserve">M3 (상단 PMOS, A 고정)</w:t>
+            </w:r>
+          </w:p>
+        </w:tc>
+        <w:tc>
+          <w:tcPr>
+            <w:tcW w:type="dxa" w:w="1606"/>
+            <w:tcBorders>
+              <w:top w:val="single" w:color="000000" w:sz="4"/>
+              <w:left w:val="single" w:color="000000" w:sz="4"/>
+              <w:bottom w:val="single" w:color="000000" w:sz="4"/>
+              <w:right w:val="single" w:color="000000" w:sz="4"/>
+            </w:tcBorders>
+            <w:tcMar>
+              <w:top w:type="dxa" w:w="40"/>
+              <w:left w:type="dxa" w:w="80"/>
+              <w:bottom w:type="dxa" w:w="40"/>
+              <w:right w:type="dxa" w:w="80"/>
+            </w:tcMar>
+          </w:tcPr>
+          <w:p>
+            <w:pPr>
+              <w:spacing w:after="0"/>
+              <w:jc w:val="center"/>
+            </w:pPr>
+            <w:r>
+              <w:rPr>
+                <w:rFonts w:ascii="Malgun Gothic" w:cs="Malgun Gothic" w:eastAsia="Malgun Gothic" w:hAnsi="Malgun Gothic"/>
+                <w:b w:val="false"/>
+                <w:bCs w:val="false"/>
+                <w:sz w:val="18"/>
+                <w:szCs w:val="18"/>
+              </w:rPr>
+              <w:t xml:space="preserve">0.245</w:t>
+            </w:r>
+          </w:p>
+        </w:tc>
+        <w:tc>
+          <w:tcPr>
+            <w:tcW w:type="dxa" w:w="1606"/>
+            <w:tcBorders>
+              <w:top w:val="single" w:color="000000" w:sz="4"/>
+              <w:left w:val="single" w:color="000000" w:sz="4"/>
+              <w:bottom w:val="single" w:color="000000" w:sz="4"/>
+              <w:right w:val="single" w:color="000000" w:sz="4"/>
+            </w:tcBorders>
+            <w:tcMar>
+              <w:top w:type="dxa" w:w="40"/>
+              <w:left w:type="dxa" w:w="80"/>
+              <w:bottom w:type="dxa" w:w="40"/>
+              <w:right w:type="dxa" w:w="80"/>
+            </w:tcMar>
+          </w:tcPr>
+          <w:p>
+            <w:pPr>
+              <w:spacing w:after="0"/>
+              <w:jc w:val="center"/>
+            </w:pPr>
+            <w:r>
+              <w:rPr>
+                <w:rFonts w:ascii="Malgun Gothic" w:cs="Malgun Gothic" w:eastAsia="Malgun Gothic" w:hAnsi="Malgun Gothic"/>
+                <w:b w:val="false"/>
+                <w:bCs w:val="false"/>
+                <w:sz w:val="18"/>
+                <w:szCs w:val="18"/>
+              </w:rPr>
+              <w:t xml:space="preserve">0.545</w:t>
+            </w:r>
+          </w:p>
+        </w:tc>
+        <w:tc>
+          <w:tcPr>
+            <w:tcW w:type="dxa" w:w="1608"/>
+            <w:tcBorders>
+              <w:top w:val="single" w:color="000000" w:sz="4"/>
+              <w:left w:val="single" w:color="000000" w:sz="4"/>
+              <w:bottom w:val="single" w:color="000000" w:sz="4"/>
+              <w:right w:val="single" w:color="000000" w:sz="4"/>
+            </w:tcBorders>
+            <w:tcMar>
+              <w:top w:type="dxa" w:w="40"/>
+              <w:left w:type="dxa" w:w="80"/>
+              <w:bottom w:type="dxa" w:w="40"/>
+              <w:right w:type="dxa" w:w="80"/>
+            </w:tcMar>
+          </w:tcPr>
+          <w:p>
+            <w:pPr>
+              <w:spacing w:after="0"/>
+              <w:jc w:val="center"/>
+            </w:pPr>
+            <w:r>
+              <w:rPr>
+                <w:rFonts w:ascii="Malgun Gothic" w:cs="Malgun Gothic" w:eastAsia="Malgun Gothic" w:hAnsi="Malgun Gothic"/>
+                <w:b w:val="false"/>
+                <w:bCs w:val="false"/>
+                <w:sz w:val="18"/>
+                <w:szCs w:val="18"/>
+              </w:rPr>
+              <w:t xml:space="preserve">0.300</w:t>
+            </w:r>
+          </w:p>
+        </w:tc>
+      </w:tr>
+      <w:tr>
+        <w:trPr>
+          <w:tblHeader w:val="false"/>
+        </w:trPr>
+        <w:tc>
+          <w:tcPr>
+            <w:tcW w:type="dxa" w:w="1606"/>
+            <w:tcBorders>
+              <w:top w:val="single" w:color="000000" w:sz="4"/>
+              <w:left w:val="single" w:color="000000" w:sz="4"/>
+              <w:bottom w:val="single" w:color="000000" w:sz="4"/>
+              <w:right w:val="single" w:color="000000" w:sz="4"/>
+            </w:tcBorders>
+            <w:tcMar>
+              <w:top w:type="dxa" w:w="40"/>
+              <w:left w:type="dxa" w:w="80"/>
+              <w:bottom w:type="dxa" w:w="40"/>
+              <w:right w:type="dxa" w:w="80"/>
+            </w:tcMar>
+          </w:tcPr>
+          <w:p>
+            <w:pPr>
+              <w:spacing w:after="0"/>
+              <w:jc w:val="left"/>
+            </w:pPr>
+            <w:r>
+              <w:rPr>
+                <w:rFonts w:ascii="Malgun Gothic" w:cs="Malgun Gothic" w:eastAsia="Malgun Gothic" w:hAnsi="Malgun Gothic"/>
+                <w:b w:val="false"/>
+                <w:bCs w:val="false"/>
+                <w:sz w:val="18"/>
+                <w:szCs w:val="18"/>
+              </w:rPr>
+              <w:t xml:space="preserve">NOR2</w:t>
+            </w:r>
+          </w:p>
+        </w:tc>
+        <w:tc>
+          <w:tcPr>
+            <w:tcW w:type="dxa" w:w="1606"/>
+            <w:tcBorders>
+              <w:top w:val="single" w:color="000000" w:sz="4"/>
+              <w:left w:val="single" w:color="000000" w:sz="4"/>
+              <w:bottom w:val="single" w:color="000000" w:sz="4"/>
+              <w:right w:val="single" w:color="000000" w:sz="4"/>
+            </w:tcBorders>
+            <w:tcMar>
+              <w:top w:type="dxa" w:w="40"/>
+              <w:left w:type="dxa" w:w="80"/>
+              <w:bottom w:type="dxa" w:w="40"/>
+              <w:right w:type="dxa" w:w="80"/>
+            </w:tcMar>
+          </w:tcPr>
+          <w:p>
+            <w:pPr>
+              <w:spacing w:after="0"/>
+              <w:jc w:val="center"/>
+            </w:pPr>
+            <w:r>
+              <w:rPr>
+                <w:rFonts w:ascii="Malgun Gothic" w:cs="Malgun Gothic" w:eastAsia="Malgun Gothic" w:hAnsi="Malgun Gothic"/>
+                <w:b w:val="false"/>
+                <w:bCs w:val="false"/>
+                <w:sz w:val="18"/>
+                <w:szCs w:val="18"/>
+              </w:rPr>
+              <w:t xml:space="preserve">B 하강 → ZN 상승</w:t>
+            </w:r>
+          </w:p>
+        </w:tc>
+        <w:tc>
+          <w:tcPr>
+            <w:tcW w:type="dxa" w:w="1606"/>
+            <w:tcBorders>
+              <w:top w:val="single" w:color="000000" w:sz="4"/>
+              <w:left w:val="single" w:color="000000" w:sz="4"/>
+              <w:bottom w:val="single" w:color="000000" w:sz="4"/>
+              <w:right w:val="single" w:color="000000" w:sz="4"/>
+            </w:tcBorders>
+            <w:tcMar>
+              <w:top w:type="dxa" w:w="40"/>
+              <w:left w:type="dxa" w:w="80"/>
+              <w:bottom w:type="dxa" w:w="40"/>
+              <w:right w:type="dxa" w:w="80"/>
+            </w:tcMar>
+          </w:tcPr>
+          <w:p>
+            <w:pPr>
+              <w:spacing w:after="0"/>
+              <w:jc w:val="center"/>
+            </w:pPr>
+            <w:r>
+              <w:rPr>
+                <w:rFonts w:ascii="Malgun Gothic" w:cs="Malgun Gothic" w:eastAsia="Malgun Gothic" w:hAnsi="Malgun Gothic"/>
+                <w:b w:val="false"/>
+                <w:bCs w:val="false"/>
+                <w:sz w:val="18"/>
+                <w:szCs w:val="18"/>
+              </w:rPr>
+              <w:t xml:space="preserve">M4 (하단 PMOS, B 스위칭)</w:t>
+            </w:r>
+          </w:p>
+        </w:tc>
+        <w:tc>
+          <w:tcPr>
+            <w:tcW w:type="dxa" w:w="1606"/>
+            <w:tcBorders>
+              <w:top w:val="single" w:color="000000" w:sz="4"/>
+              <w:left w:val="single" w:color="000000" w:sz="4"/>
+              <w:bottom w:val="single" w:color="000000" w:sz="4"/>
+              <w:right w:val="single" w:color="000000" w:sz="4"/>
+            </w:tcBorders>
+            <w:tcMar>
+              <w:top w:type="dxa" w:w="40"/>
+              <w:left w:type="dxa" w:w="80"/>
+              <w:bottom w:type="dxa" w:w="40"/>
+              <w:right w:type="dxa" w:w="80"/>
+            </w:tcMar>
+          </w:tcPr>
+          <w:p>
+            <w:pPr>
+              <w:spacing w:after="0"/>
+              <w:jc w:val="center"/>
+            </w:pPr>
+            <w:r>
+              <w:rPr>
+                <w:rFonts w:ascii="Malgun Gothic" w:cs="Malgun Gothic" w:eastAsia="Malgun Gothic" w:hAnsi="Malgun Gothic"/>
+                <w:b w:val="false"/>
+                <w:bCs w:val="false"/>
+                <w:sz w:val="18"/>
+                <w:szCs w:val="18"/>
+              </w:rPr>
+              <w:t xml:space="preserve">0.755</w:t>
+            </w:r>
+          </w:p>
+        </w:tc>
+        <w:tc>
+          <w:tcPr>
+            <w:tcW w:type="dxa" w:w="1606"/>
+            <w:tcBorders>
+              <w:top w:val="single" w:color="000000" w:sz="4"/>
+              <w:left w:val="single" w:color="000000" w:sz="4"/>
+              <w:bottom w:val="single" w:color="000000" w:sz="4"/>
+              <w:right w:val="single" w:color="000000" w:sz="4"/>
+            </w:tcBorders>
+            <w:tcMar>
+              <w:top w:type="dxa" w:w="40"/>
+              <w:left w:type="dxa" w:w="80"/>
+              <w:bottom w:type="dxa" w:w="40"/>
+              <w:right w:type="dxa" w:w="80"/>
+            </w:tcMar>
+          </w:tcPr>
+          <w:p>
+            <w:pPr>
+              <w:spacing w:after="0"/>
+              <w:jc w:val="center"/>
+            </w:pPr>
+            <w:r>
+              <w:rPr>
+                <w:rFonts w:ascii="Malgun Gothic" w:cs="Malgun Gothic" w:eastAsia="Malgun Gothic" w:hAnsi="Malgun Gothic"/>
+                <w:b w:val="false"/>
+                <w:bCs w:val="false"/>
+                <w:sz w:val="18"/>
+                <w:szCs w:val="18"/>
+              </w:rPr>
+              <w:t xml:space="preserve">0.455</w:t>
+            </w:r>
+          </w:p>
+        </w:tc>
+        <w:tc>
+          <w:tcPr>
+            <w:tcW w:type="dxa" w:w="1608"/>
+            <w:tcBorders>
+              <w:top w:val="single" w:color="000000" w:sz="4"/>
+              <w:left w:val="single" w:color="000000" w:sz="4"/>
+              <w:bottom w:val="single" w:color="000000" w:sz="4"/>
+              <w:right w:val="single" w:color="000000" w:sz="4"/>
+            </w:tcBorders>
+            <w:tcMar>
+              <w:top w:type="dxa" w:w="40"/>
+              <w:left w:type="dxa" w:w="80"/>
+              <w:bottom w:type="dxa" w:w="40"/>
+              <w:right w:type="dxa" w:w="80"/>
+            </w:tcMar>
+          </w:tcPr>
+          <w:p>
+            <w:pPr>
+              <w:spacing w:after="0"/>
+              <w:jc w:val="center"/>
+            </w:pPr>
+            <w:r>
+              <w:rPr>
+                <w:rFonts w:ascii="Malgun Gothic" w:cs="Malgun Gothic" w:eastAsia="Malgun Gothic" w:hAnsi="Malgun Gothic"/>
+                <w:b w:val="false"/>
+                <w:bCs w:val="false"/>
+                <w:sz w:val="18"/>
+                <w:szCs w:val="18"/>
+              </w:rPr>
+              <w:t xml:space="preserve">0.300</w:t>
+            </w:r>
+          </w:p>
+        </w:tc>
+      </w:tr>
+    </w:tbl>
+    <w:p>
+      <w:pPr>
+        <w:spacing w:after="120"/>
+      </w:pPr>
+    </w:p>
+    <w:p>
+      <w:pPr>
+        <w:spacing w:after="100" w:line="300"/>
+        <w:jc w:val="left"/>
+      </w:pPr>
+      <w:r>
+        <w:rPr>
+          <w:rFonts w:ascii="Malgun Gothic" w:cs="Malgun Gothic" w:eastAsia="Malgun Gothic" w:hAnsi="Malgun Gothic"/>
+          <w:b w:val="false"/>
+          <w:bCs w:val="false"/>
+          <w:sz w:val="20"/>
+          <w:szCs w:val="20"/>
+        </w:rPr>
+        <w:t xml:space="preserve">[0091] 기여도는 스칼라 비율에 한정되지 않고, 소자 파라미터 간의 결합을 포함하는 배분 행렬 A(i,p,q)로 일반화될 수 있다. 배분 행렬은 트랜지스터별 파라미터 민감도의 복원식을 S_rec(i,p) = Σ_q A(i,p,q)·S_agg(q)로 두고, 트랜지스터별 타이밍 민감도 S1(i,q)로부터 트랜지스터에 대한 합이 단위 행렬이 되는 제약(Σ_i A(i,p,q) = δ_pq, δ는 크로네커 델타) 하에서 최소자승 적합에 의해 결정된다. 이 제약은 수학식 5의 정합성 조건(모든 트랜지스터에 동일한 변동량이 인가될 때 집합 민감도가 복원되는 조건)을 행렬 형태로 표현한 것이다. 파라미터 간 결합이 없으면 A(i,p,q) = C(i,q)·δ_pq가 되어 수학식 5로 환원된다. 배분 행렬은 기여도 표면과 같은 키로 저장되고, 결합 및 타이밍 변화량의 산출은 수학식 6과 같다.</w:t>
+      </w:r>
+    </w:p>
+    <w:p>
+      <w:pPr>
+        <w:spacing w:after="100" w:line="300"/>
+        <w:jc w:val="left"/>
+      </w:pPr>
+      <w:r>
+        <w:rPr>
+          <w:rFonts w:ascii="Malgun Gothic" w:cs="Malgun Gothic" w:eastAsia="Malgun Gothic" w:hAnsi="Malgun Gothic"/>
+          <w:b w:val="false"/>
+          <w:bCs w:val="false"/>
+          <w:sz w:val="20"/>
+          <w:szCs w:val="20"/>
+        </w:rPr>
+        <w:t xml:space="preserve">[0092] 기여도는 각 셀의 특성화 데이터로부터 직접 산출되는 것이 기본이나, 동일한 토폴로지의 셀(예: 구동 강도가 다른 동일 논리 셀) 사이에서 대응 트랜지스터에 이식되거나, 복수의 셀에서 산출된 기여도를 학습 데이터로 하여 셀의 토폴로지, 트랜지스터 크기 및 테이블 포인트를 입력으로 하는 회귀 모델(대리 모델)로부터 산출될 수 있다. 어느 경우에도 이식 원본 또는 학습 데이터는 라이브러리 특성화 과정에서 산출된 트랜지스터별 타이밍 민감도이며, 이식 또는 대리 모델로 얻은 기여도는 대표 셀에서 직접 산출한 기여도와의 차이가 임계값 이하임을 확인한 뒤 사용된다. 이식된 기여도에도 실시예 8의 정합성 검증과 [0038]의 부호 선택 규칙이 동일하게 적용된다.</w:t>
+      </w:r>
+    </w:p>
+    <w:p>
+      <w:pPr>
+        <w:spacing w:after="100" w:line="300"/>
+        <w:jc w:val="left"/>
+      </w:pPr>
+      <w:r>
+        <w:rPr>
+          <w:rFonts w:ascii="Malgun Gothic" w:cs="Malgun Gothic" w:eastAsia="Malgun Gothic" w:hAnsi="Malgun Gothic"/>
+          <w:b w:val="false"/>
+          <w:bCs w:val="false"/>
+          <w:sz w:val="20"/>
+          <w:szCs w:val="20"/>
+        </w:rPr>
+        <w:t xml:space="preserve">[0093] 이상에서 설명한 실시예는 예시적인 것이며, 본 발명이 속하는 기술 분야에서 통상의 지식을 가진 자는 본 발명의 기술적 사상을 벗어나지 않는 범위에서 다양한 변형 및 변경이 가능함을 이해할 것이다. 본 발명의 범위는 청구범위에 의해 정해진다.</w:t>
       </w:r>
     </w:p>
     <w:p>
@@ -9640,7 +11710,7 @@
           <w:sz w:val="20"/>
           <w:szCs w:val="20"/>
         </w:rPr>
-        <w:t xml:space="preserve">상기 트랜지스터별 기여도는 상기 트랜지스터별 타이밍 민감도의 크기를 상기 셀 또는 변동 그룹 내 트랜지스터별 타이밍 민감도의 크기의 합으로 나눈 값, 또는 부호를 유지한 트랜지스터별 타이밍 민감도를 그 부호 합으로 나눈 값이고, 상기 셀 또는 변동 그룹 내 트랜지스터별 기여도의 합은 1인, 셀 타이밍 변동 모델 생성 방법.</w:t>
+        <w:t xml:space="preserve">상기 트랜지스터별 기여도는 상기 트랜지스터별 타이밍 민감도의 크기를 상기 셀 또는 변동 그룹 내 트랜지스터별 타이밍 민감도의 크기의 합으로 나눈 값, 또는 부호를 유지한 트랜지스터별 타이밍 민감도를 그 부호 합으로 나눈 값이고, 상기 셀 또는 변동 그룹 내 트랜지스터별 기여도의 합은 1이며, 상기 크기의 합이 0인 변동 그룹에 속하는 트랜지스터의 기여도는 0으로 결정되는, 셀 타이밍 변동 모델 생성 방법.</w:t>
       </w:r>
     </w:p>
     <w:p>
@@ -9689,7 +11759,7 @@
           <w:sz w:val="20"/>
           <w:szCs w:val="20"/>
         </w:rPr>
-        <w:t xml:space="preserve">상기 트랜지스터별 기여도는 셀, 타이밍 아크, 출력 천이 방향, 조건 및 상기 타이밍 아크의 입력 천이 시간과 출력 부하에 의존하는 표면으로 저장되고, 상기 집합 민감도는 셀, 타이밍 아크, 소자 파라미터 및 입력 천이 시간과 출력 부하에 의존하는 표면으로 저장되며, 상기 타이밍 변화량을 산출하는 단계는 입력 천이 시간과 출력 부하에 대해 상기 두 표면을 보간하여 결합하는, 셀 타이밍 변동 모델 생성 방법.</w:t>
+        <w:t xml:space="preserve">상기 트랜지스터별 기여도는 셀, 타이밍 아크, 출력 천이 방향, 조건, 타이밍 값의 종류 및 상기 타이밍 아크의 입력 천이 시간과 출력 부하에 의존하는 표면으로 저장되고, 상기 집합 민감도는 셀, 타이밍 아크, 타이밍 값의 종류, 소자 파라미터 및 입력 천이 시간과 출력 부하에 의존하는 표면으로 저장되며, 상기 타이밍 변화량을 산출하는 단계는 입력 천이 시간과 출력 부하에 대해 상기 두 표면을 보간하여 결합하는, 셀 타이밍 변동 모델 생성 방법.</w:t>
       </w:r>
     </w:p>
     <w:p>
@@ -9787,7 +11857,7 @@
           <w:sz w:val="20"/>
           <w:szCs w:val="20"/>
         </w:rPr>
-        <w:t xml:space="preserve">상기 트랜지스터별 기여도를 결정하는 단계는, 제1 소자 파라미터에 대한 기여도와 제2 소자 파라미터에 대한 기여도의 차이가 임계값 이하인 경우 하나의 파라미터 독립 기여도를 상기 제1 및 제2 소자 파라미터에 공통으로 사용하고, 상기 차이가 상기 임계값을 초과하는 경우 소자 파라미터별 기여도를 사용하는 것으로 결정하는 단계를 포함하는, 셀 타이밍 변동 모델 생성 방법.</w:t>
+        <w:t xml:space="preserve">상기 트랜지스터별 기여도를 결정하는 단계는, 제1 소자 파라미터에 대한 기여도와 제2 소자 파라미터에 대한 기여도의 차이의 절대값을 상기 타이밍 아크의 테이블 포인트에 대해 평균 또는 최대한 값이 임계값 이하인 경우 하나의 파라미터 독립 기여도를 상기 제1 및 제2 소자 파라미터에 공통으로 사용하고, 상기 값이 상기 임계값을 초과하는 경우 소자 파라미터별 기여도를 사용하는 것으로 결정하는 단계를 포함하는, 셀 타이밍 변동 모델 생성 방법.</w:t>
       </w:r>
     </w:p>
     <w:p>
@@ -10081,7 +12151,7 @@
           <w:sz w:val="20"/>
           <w:szCs w:val="20"/>
         </w:rPr>
-        <w:t xml:space="preserve">상기 타이밍 분석을 보정하는 단계는, 상기 인스턴스의 입력 천이 시간과 출력 부하에서 상기 트랜지스터별 기여도와 상기 집합 민감도를 보간하고, 상기 인스턴스의 트랜지스터별 파라미터 변동량과 결합하여 산출한 타이밍 변화량을 상기 인스턴스의 타이밍 아크의 지연, 출력 천이 시간 및 제약 시간 중 적어도 하나에 대한 보정값 또는 인스턴스별 디레이트로 적용하는 단계를 포함하는, 셀 타이밍 변동 모델 생성 방법.</w:t>
+        <w:t xml:space="preserve">상기 타이밍 분석을 보정하는 단계는, 상기 인스턴스의 입력 천이 시간과 출력 부하에서 보정 대상 타이밍 값의 종류에 대응하는 상기 트랜지스터별 기여도와 상기 집합 민감도를 보간하고, 상기 인스턴스의 트랜지스터별 파라미터 변동량과 결합하여 산출한 타이밍 변화량을 상기 인스턴스의 타이밍 아크의 지연, 출력 천이 시간 및 제약 시간 중 적어도 하나에 대한 보정값 또는 인스턴스별 디레이트로 적용하는 단계를 포함하는, 셀 타이밍 변동 모델 생성 방법.</w:t>
       </w:r>
     </w:p>
     <w:p>
@@ -10130,7 +12200,7 @@
           <w:sz w:val="20"/>
           <w:szCs w:val="20"/>
         </w:rPr>
-        <w:t xml:space="preserve">상기 트랜지스터별 파라미터 변동량은 변동 그룹에 속하는 트랜지스터들에 공통인 전역 변동량이고, 상기 타이밍 라이브러리 데이터를 생성하는 단계는 공칭 타이밍 라이브러리의 타이밍 테이블 값에, 상기 타이밍 변화량을 공칭 타이밍 값으로 나눈 상대 변화율을 상기 타이밍 테이블의 인덱스 위에 보간한 값과 1의 합을 곱하여 전역 변동점의 타이밍 라이브러리를 생성하는 단계를 포함하는, 셀 타이밍 변동 모델 생성 방법.</w:t>
+        <w:t xml:space="preserve">상기 트랜지스터별 파라미터 변동량은 변동 그룹에 속하는 트랜지스터들에 공통인 전역 변동량이고, 상기 타이밍 라이브러리 데이터를 생성하는 단계는, 공칭 타이밍 값이 0보다 큰 지연 및 출력 천이 시간 테이블에 대하여, 공칭 타이밍 라이브러리의 타이밍 테이블 값에, 상기 타이밍 변화량을 공칭 타이밍 값으로 나눈 상대 변화율을 상기 타이밍 테이블의 인덱스 위에 보간한 값과 1의 합을 곱하여 전역 변동점의 타이밍 라이브러리를 생성하는 단계를 포함하는, 셀 타이밍 변동 모델 생성 방법.</w:t>
       </w:r>
     </w:p>
     <w:p>
@@ -10228,7 +12298,7 @@
           <w:sz w:val="20"/>
           <w:szCs w:val="20"/>
         </w:rPr>
-        <w:t xml:space="preserve">상기 트랜지스터별 타이밍 민감도는 1차 민감도 및 2차 민감도를 포함하고, 상기 타이밍 변화량은 상기 변동 그룹의 1차 민감도의 합 G1과 상기 전역 변동량의 곱, 및 2차 민감도의 합 H2와 상기 전역 변동량의 제곱의 곱의 2분의 1을 포함하며, 공칭 타이밍 값 D0에 대하여 x = G1/D0, y = H2/D0 − x² 로 정의된 계수를 변동 그룹 및 소자 파라미터에 대해 합산한 x·Δ + ½·y·Δ² 의 지수 함수에 D0를 곱하여 변동 후 타이밍 값을 산출하는, 셀 타이밍 변동 모델 생성 방법.</w:t>
+        <w:t xml:space="preserve">상기 트랜지스터별 타이밍 민감도는 1차 민감도 및 2차 민감도를 포함하고, 상기 타이밍 변화량은 상기 변동 그룹의 1차 민감도의 합 G1과 상기 전역 변동량의 곱, 및 2차 민감도의 합 H2와 상기 전역 변동량의 제곱의 곱의 2분의 1을 포함하며, 0보다 큰 공칭 타이밍 값 D0에 대하여 x = G1/D0, y = H2/D0 − x² 로 정의된 계수를 변동 그룹 및 소자 파라미터에 대해 합산한 x·Δ + ½·y·Δ² 의 지수 함수에 D0를 곱하여 변동 후 타이밍 값을 산출하는, 셀 타이밍 변동 모델 생성 방법.</w:t>
       </w:r>
     </w:p>
     <w:p>
@@ -10718,7 +12788,7 @@
           <w:sz w:val="20"/>
           <w:szCs w:val="20"/>
         </w:rPr>
-        <w:t xml:space="preserve">상기 트랜지스터별 기여도는 상기 트랜지스터별 파라미터 변동량의 크기, 공정 조건 및 온도 중 적어도 하나에 더 의존하는 값으로 저장되거나, 상기 트랜지스터별 파라미터 변동량의 크기가 임계값을 초과하는 경우 보정 계수에 의해 보정되는, 셀 타이밍 변동 모델 생성 방법.</w:t>
+        <w:t xml:space="preserve">상기 트랜지스터별 기여도는 상기 트랜지스터별 파라미터 변동량의 크기, 공정 조건 및 온도 중 적어도 하나에 더 의존하는 값으로 저장되거나, 상기 트랜지스터별 파라미터 변동량의 크기가 임계값을 초과하는 경우 보정 계수에 의해 보정되고, 상기 보정 계수는 대표 셀의 트랜지스터별 소자 파라미터를 직접 이동시킨 회로 시뮬레이션의 타이밍 변화량을 상기 복원된 트랜지스터별 파라미터 민감도와 동일한 이동량의 곱으로 나눈 비율인, 셀 타이밍 변동 모델 생성 방법.</w:t>
       </w:r>
     </w:p>
     <w:p>
@@ -10767,7 +12837,7 @@
           <w:sz w:val="20"/>
           <w:szCs w:val="20"/>
         </w:rPr>
-        <w:t xml:space="preserve">상기 트랜지스터별 기여도는, 트랜지스터별 타이밍 민감도의 크기에 갈음하여, 트랜지스터별 국부 분산 기여도의 제곱근, 타이밍 아크의 스위칭 경로에 대한 트랜지스터별 전류 분담률, 트랜지스터별 실효 채널폭의 비율 및 트랜지스터별 게이트 정전용량의 비율 중 적어도 하나를 정규화하여 결정되는, 셀 타이밍 변동 모델 생성 방법.</w:t>
+        <w:t xml:space="preserve">상기 트랜지스터별 기여도는, 트랜지스터별 타이밍 민감도의 크기에 갈음하여, 상기 라이브러리 특성화 과정에서 출력된 트랜지스터별 국부 분산 기여도의 제곱근을 트랜지스터별 mismatch 표준편차로 나눈 값, 또는 상기 타이밍 아크의 과도 해석에서 출력 노드의 충방전 전하 중 각 트랜지스터를 통해 흐른 전하량의 비율로 정의되는 전류 분담률을 정규화하여 결정되고, 상기 갈음하여 결정된 기여도와 상기 트랜지스터별 타이밍 민감도의 크기를 정규화한 기여도의 차이가 임계값 이하임이 대표 셀에 대해 확인된 것인, 셀 타이밍 변동 모델 생성 방법.</w:t>
       </w:r>
     </w:p>
     <w:p>
@@ -10849,71 +12919,23 @@
           <w:sz w:val="20"/>
           <w:szCs w:val="20"/>
         </w:rPr>
-        <w:t xml:space="preserve">컴퓨터에 의해 수행되는 정적 타이밍 분석 방법으로서,</w:t>
-      </w:r>
-    </w:p>
-    <w:p>
-      <w:pPr>
-        <w:spacing w:after="100" w:line="300"/>
-        <w:jc w:val="left"/>
-      </w:pPr>
-      <w:r>
-        <w:rPr>
-          <w:rFonts w:ascii="Malgun Gothic" w:cs="Malgun Gothic" w:eastAsia="Malgun Gothic" w:hAnsi="Malgun Gothic"/>
-          <w:b w:val="false"/>
-          <w:bCs w:val="false"/>
-          <w:sz w:val="20"/>
-          <w:szCs w:val="20"/>
-        </w:rPr>
-        <w:t xml:space="preserve">제1항 내지 제26항 중 어느 한 항의 방법으로 생성된 트랜지스터별 기여도 및 집합 민감도를 저장하는 단계;</w:t>
-      </w:r>
-    </w:p>
-    <w:p>
-      <w:pPr>
-        <w:spacing w:after="100" w:line="300"/>
-        <w:jc w:val="left"/>
-      </w:pPr>
-      <w:r>
-        <w:rPr>
-          <w:rFonts w:ascii="Malgun Gothic" w:cs="Malgun Gothic" w:eastAsia="Malgun Gothic" w:hAnsi="Malgun Gothic"/>
-          <w:b w:val="false"/>
-          <w:bCs w:val="false"/>
-          <w:sz w:val="20"/>
-          <w:szCs w:val="20"/>
-        </w:rPr>
-        <w:t xml:space="preserve">설계의 각 셀 인스턴스에 대하여 레이아웃으로부터 트랜지스터별 파라미터 변동량을 획득하는 단계;</w:t>
-      </w:r>
-    </w:p>
-    <w:p>
-      <w:pPr>
-        <w:spacing w:after="100" w:line="300"/>
-        <w:jc w:val="left"/>
-      </w:pPr>
-      <w:r>
-        <w:rPr>
-          <w:rFonts w:ascii="Malgun Gothic" w:cs="Malgun Gothic" w:eastAsia="Malgun Gothic" w:hAnsi="Malgun Gothic"/>
-          <w:b w:val="false"/>
-          <w:bCs w:val="false"/>
-          <w:sz w:val="20"/>
-          <w:szCs w:val="20"/>
-        </w:rPr>
-        <w:t xml:space="preserve">상기 인스턴스의 입력 천이 시간과 출력 부하에서 상기 트랜지스터별 기여도와 상기 집합 민감도를 보간하고 상기 트랜지스터별 파라미터 변동량과 결합하여 상기 인스턴스의 타이밍 아크의 타이밍 변화량을 산출하는 단계; 및</w:t>
-      </w:r>
-    </w:p>
-    <w:p>
-      <w:pPr>
-        <w:spacing w:after="100" w:line="300"/>
-        <w:jc w:val="left"/>
-      </w:pPr>
-      <w:r>
-        <w:rPr>
-          <w:rFonts w:ascii="Malgun Gothic" w:cs="Malgun Gothic" w:eastAsia="Malgun Gothic" w:hAnsi="Malgun Gothic"/>
-          <w:b w:val="false"/>
-          <w:bCs w:val="false"/>
-          <w:sz w:val="20"/>
-          <w:szCs w:val="20"/>
-        </w:rPr>
-        <w:t xml:space="preserve">상기 타이밍 변화량을 상기 타이밍 아크의 타이밍 값에 반영하여 타이밍 분석을 수행하는 단계를 포함하는, 정적 타이밍 분석 방법.</w:t>
+        <w:t xml:space="preserve">제2항에 있어서,</w:t>
+      </w:r>
+    </w:p>
+    <w:p>
+      <w:pPr>
+        <w:spacing w:after="100" w:line="300"/>
+        <w:jc w:val="left"/>
+      </w:pPr>
+      <w:r>
+        <w:rPr>
+          <w:rFonts w:ascii="Malgun Gothic" w:cs="Malgun Gothic" w:eastAsia="Malgun Gothic" w:hAnsi="Malgun Gothic"/>
+          <w:b w:val="false"/>
+          <w:bCs w:val="false"/>
+          <w:sz w:val="20"/>
+          <w:szCs w:val="20"/>
+        </w:rPr>
+        <w:t xml:space="preserve">상기 트랜지스터별 기여도를 결정하는 단계는, 변동 그룹마다 상기 부호 합의 절대값을 상기 크기의 합으로 나눈 부호 조건비를 산출하는 단계, 및 상기 부호 조건비가 하한값 이상인 변동 그룹에 대해서는 상기 부호를 유지한 트랜지스터별 타이밍 민감도를 그 부호 합으로 나눈 값을, 상기 부호 조건비가 상기 하한값 미만인 변동 그룹에 대해서는 상기 트랜지스터별 타이밍 민감도의 크기를 상기 크기의 합으로 나눈 값을 상기 트랜지스터별 기여도로 선택하는 단계를 포함하는, 셀 타이밍 변동 모델 생성 방법.</w:t>
       </w:r>
     </w:p>
     <w:p>
@@ -10946,71 +12968,23 @@
           <w:sz w:val="20"/>
           <w:szCs w:val="20"/>
         </w:rPr>
-        <w:t xml:space="preserve">컴퓨터에 의해 수행되는 라이브러리 특성화 데이터의 검증 방법으로서,</w:t>
-      </w:r>
-    </w:p>
-    <w:p>
-      <w:pPr>
-        <w:spacing w:after="100" w:line="300"/>
-        <w:jc w:val="left"/>
-      </w:pPr>
-      <w:r>
-        <w:rPr>
-          <w:rFonts w:ascii="Malgun Gothic" w:cs="Malgun Gothic" w:eastAsia="Malgun Gothic" w:hAnsi="Malgun Gothic"/>
-          <w:b w:val="false"/>
-          <w:bCs w:val="false"/>
-          <w:sz w:val="20"/>
-          <w:szCs w:val="20"/>
-        </w:rPr>
-        <w:t xml:space="preserve">셀의 타이밍 아크에 대하여, 상기 셀을 구성하는 복수의 트랜지스터 각각의 소자 파라미터를 개별적으로 섭동한 회로 시뮬레이션 결과로부터 트랜지스터별 타이밍 변화량을 획득하는 단계;</w:t>
-      </w:r>
-    </w:p>
-    <w:p>
-      <w:pPr>
-        <w:spacing w:after="100" w:line="300"/>
-        <w:jc w:val="left"/>
-      </w:pPr>
-      <w:r>
-        <w:rPr>
-          <w:rFonts w:ascii="Malgun Gothic" w:cs="Malgun Gothic" w:eastAsia="Malgun Gothic" w:hAnsi="Malgun Gothic"/>
-          <w:b w:val="false"/>
-          <w:bCs w:val="false"/>
-          <w:sz w:val="20"/>
-          <w:szCs w:val="20"/>
-        </w:rPr>
-        <w:t xml:space="preserve">상기 복수의 트랜지스터 중 변동 그룹에 속하는 트랜지스터들의 상기 소자 파라미터를 동일한 섭동량으로 동시에 섭동한 회로 시뮬레이션 결과로부터 그룹 타이밍 변화량을 획득하는 단계;</w:t>
-      </w:r>
-    </w:p>
-    <w:p>
-      <w:pPr>
-        <w:spacing w:after="100" w:line="300"/>
-        <w:jc w:val="left"/>
-      </w:pPr>
-      <w:r>
-        <w:rPr>
-          <w:rFonts w:ascii="Malgun Gothic" w:cs="Malgun Gothic" w:eastAsia="Malgun Gothic" w:hAnsi="Malgun Gothic"/>
-          <w:b w:val="false"/>
-          <w:bCs w:val="false"/>
-          <w:sz w:val="20"/>
-          <w:szCs w:val="20"/>
-        </w:rPr>
-        <w:t xml:space="preserve">상기 변동 그룹에 속하는 트랜지스터들의 상기 트랜지스터별 타이밍 변화량을 부호를 유지한 채 합산한 값과 상기 그룹 타이밍 변화량의 차이를 산출하는 단계; 및</w:t>
-      </w:r>
-    </w:p>
-    <w:p>
-      <w:pPr>
-        <w:spacing w:after="100" w:line="300"/>
-        <w:jc w:val="left"/>
-      </w:pPr>
-      <w:r>
-        <w:rPr>
-          <w:rFonts w:ascii="Malgun Gothic" w:cs="Malgun Gothic" w:eastAsia="Malgun Gothic" w:hAnsi="Malgun Gothic"/>
-          <w:b w:val="false"/>
-          <w:bCs w:val="false"/>
-          <w:sz w:val="20"/>
-          <w:szCs w:val="20"/>
-        </w:rPr>
-        <w:t xml:space="preserve">상기 차이가 임계값 이하인 경우 상기 트랜지스터별 타이밍 변화량으로부터 산출되는 민감도 및 기여도를 상기 변동 그룹의 동시 변동 또는 트랜지스터별 변동에 따른 타이밍 변화량의 산출에 사용하도록 판정하고, 상기 임계값을 초과하는 경우 상기 타이밍 아크를 재특성화 또는 직접 특성화 대상으로 판정하는 단계를 포함하는, 검증 방법.</w:t>
+        <w:t xml:space="preserve">제1항에 있어서,</w:t>
+      </w:r>
+    </w:p>
+    <w:p>
+      <w:pPr>
+        <w:spacing w:after="100" w:line="300"/>
+        <w:jc w:val="left"/>
+      </w:pPr>
+      <w:r>
+        <w:rPr>
+          <w:rFonts w:ascii="Malgun Gothic" w:cs="Malgun Gothic" w:eastAsia="Malgun Gothic" w:hAnsi="Malgun Gothic"/>
+          <w:b w:val="false"/>
+          <w:bCs w:val="false"/>
+          <w:sz w:val="20"/>
+          <w:szCs w:val="20"/>
+        </w:rPr>
+        <w:t xml:space="preserve">상기 트랜지스터별 기여도는 지연, 출력 천이 시간 및 제약 시간을 포함하는 타이밍 값의 종류마다 해당 종류의 타이밍 값에 대한 트랜지스터별 타이밍 민감도로부터 별도로 결정되어 저장되고, 상기 타이밍 변화량을 산출하는 단계는 산출 대상 타이밍 값의 종류에 대응하는 트랜지스터별 기여도와 집합 민감도를 결합하는, 셀 타이밍 변동 모델 생성 방법.</w:t>
       </w:r>
     </w:p>
     <w:p>
@@ -11043,39 +13017,23 @@
           <w:sz w:val="20"/>
           <w:szCs w:val="20"/>
         </w:rPr>
-        <w:t xml:space="preserve">프로세서; 및</w:t>
-      </w:r>
-    </w:p>
-    <w:p>
-      <w:pPr>
-        <w:spacing w:after="100" w:line="300"/>
-        <w:jc w:val="left"/>
-      </w:pPr>
-      <w:r>
-        <w:rPr>
-          <w:rFonts w:ascii="Malgun Gothic" w:cs="Malgun Gothic" w:eastAsia="Malgun Gothic" w:hAnsi="Malgun Gothic"/>
-          <w:b w:val="false"/>
-          <w:bCs w:val="false"/>
-          <w:sz w:val="20"/>
-          <w:szCs w:val="20"/>
-        </w:rPr>
-        <w:t xml:space="preserve">상기 프로세서에 의해 실행되는 명령어를 저장하는 메모리를 포함하고,</w:t>
-      </w:r>
-    </w:p>
-    <w:p>
-      <w:pPr>
-        <w:spacing w:after="100" w:line="300"/>
-        <w:jc w:val="left"/>
-      </w:pPr>
-      <w:r>
-        <w:rPr>
-          <w:rFonts w:ascii="Malgun Gothic" w:cs="Malgun Gothic" w:eastAsia="Malgun Gothic" w:hAnsi="Malgun Gothic"/>
-          <w:b w:val="false"/>
-          <w:bCs w:val="false"/>
-          <w:sz w:val="20"/>
-          <w:szCs w:val="20"/>
-        </w:rPr>
-        <w:t xml:space="preserve">상기 명령어는 상기 프로세서로 하여금 제1항 내지 제28항 중 어느 한 항의 방법을 수행하도록 하는, 셀 타이밍 변동 모델 생성 장치.</w:t>
+        <w:t xml:space="preserve">제1항에 있어서,</w:t>
+      </w:r>
+    </w:p>
+    <w:p>
+      <w:pPr>
+        <w:spacing w:after="100" w:line="300"/>
+        <w:jc w:val="left"/>
+      </w:pPr>
+      <w:r>
+        <w:rPr>
+          <w:rFonts w:ascii="Malgun Gothic" w:cs="Malgun Gothic" w:eastAsia="Malgun Gothic" w:hAnsi="Malgun Gothic"/>
+          <w:b w:val="false"/>
+          <w:bCs w:val="false"/>
+          <w:sz w:val="20"/>
+          <w:szCs w:val="20"/>
+        </w:rPr>
+        <w:t xml:space="preserve">상기 트랜지스터별 기여도는 트랜지스터, 복원 대상 소자 파라미터 및 집합 민감도의 소자 파라미터를 인덱스로 하는 배분 행렬이고, 상기 트랜지스터별 파라미터 민감도를 복원하는 단계는 상기 배분 행렬과 소자 파라미터별 집합 민감도의 곱을 집합 민감도의 소자 파라미터에 대해 합산하며, 상기 배분 행렬은 트랜지스터에 대한 합이 단위 행렬이 되는 제약 하에서 상기 트랜지스터별 타이밍 민감도에 최소자승 적합되어 결정되는, 셀 타이밍 변동 모델 생성 방법.</w:t>
       </w:r>
     </w:p>
     <w:p>
@@ -11108,7 +13066,364 @@
           <w:sz w:val="20"/>
           <w:szCs w:val="20"/>
         </w:rPr>
-        <w:t xml:space="preserve">제1항 내지 제28항 중 어느 한 항의 방법을 컴퓨터에서 실행시키기 위한 프로그램을 기록한 컴퓨터 판독 가능 기록 매체.</w:t>
+        <w:t xml:space="preserve">제1항에 있어서,</w:t>
+      </w:r>
+    </w:p>
+    <w:p>
+      <w:pPr>
+        <w:spacing w:after="100" w:line="300"/>
+        <w:jc w:val="left"/>
+      </w:pPr>
+      <w:r>
+        <w:rPr>
+          <w:rFonts w:ascii="Malgun Gothic" w:cs="Malgun Gothic" w:eastAsia="Malgun Gothic" w:hAnsi="Malgun Gothic"/>
+          <w:b w:val="false"/>
+          <w:bCs w:val="false"/>
+          <w:sz w:val="20"/>
+          <w:szCs w:val="20"/>
+        </w:rPr>
+        <w:t xml:space="preserve">상기 트랜지스터별 기여도를 결정하는 단계와 상기 트랜지스터별 파라미터 민감도를 복원하는 단계는, 상기 집합 민감도를 상기 셀 또는 변동 그룹 내 트랜지스터별 타이밍 민감도의 부호 합으로 나눈 스케일 인자를 산출하고 상기 스케일 인자를 상기 트랜지스터별 타이밍 민감도에 곱하는 것에 의해 함께 수행되는, 셀 타이밍 변동 모델 생성 방법.</w:t>
+      </w:r>
+    </w:p>
+    <w:p>
+      <w:pPr>
+        <w:keepNext/>
+        <w:spacing w:after="40" w:line="300"/>
+        <w:jc w:val="left"/>
+      </w:pPr>
+      <w:r>
+        <w:rPr>
+          <w:rFonts w:ascii="Malgun Gothic" w:cs="Malgun Gothic" w:eastAsia="Malgun Gothic" w:hAnsi="Malgun Gothic"/>
+          <w:b/>
+          <w:bCs/>
+          <w:sz w:val="20"/>
+          <w:szCs w:val="20"/>
+        </w:rPr>
+        <w:t xml:space="preserve">【청구항 31】</w:t>
+      </w:r>
+    </w:p>
+    <w:p>
+      <w:pPr>
+        <w:spacing w:after="100" w:line="300"/>
+        <w:jc w:val="left"/>
+      </w:pPr>
+      <w:r>
+        <w:rPr>
+          <w:rFonts w:ascii="Malgun Gothic" w:cs="Malgun Gothic" w:eastAsia="Malgun Gothic" w:hAnsi="Malgun Gothic"/>
+          <w:b w:val="false"/>
+          <w:bCs w:val="false"/>
+          <w:sz w:val="20"/>
+          <w:szCs w:val="20"/>
+        </w:rPr>
+        <w:t xml:space="preserve">제1항에 있어서,</w:t>
+      </w:r>
+    </w:p>
+    <w:p>
+      <w:pPr>
+        <w:spacing w:after="100" w:line="300"/>
+        <w:jc w:val="left"/>
+      </w:pPr>
+      <w:r>
+        <w:rPr>
+          <w:rFonts w:ascii="Malgun Gothic" w:cs="Malgun Gothic" w:eastAsia="Malgun Gothic" w:hAnsi="Malgun Gothic"/>
+          <w:b w:val="false"/>
+          <w:bCs w:val="false"/>
+          <w:sz w:val="20"/>
+          <w:szCs w:val="20"/>
+        </w:rPr>
+        <w:t xml:space="preserve">상기 트랜지스터별 기여도를 결정하는 단계는, 제1 셀의 트랜지스터별 타이밍 민감도로부터 결정된 기여도를 상기 제1 셀과 동일한 토폴로지를 갖는 제2 셀의 대응 트랜지스터에 할당하는 단계, 또는 복수의 셀의 트랜지스터별 타이밍 민감도로부터 결정된 기여도를 학습 데이터로 하여 셀의 토폴로지, 트랜지스터 크기 및 테이블 포인트를 입력으로 하는 회귀 모델로부터 기여도를 산출하는 단계를 포함하고, 할당 또는 산출된 기여도와 상기 제2 셀 또는 대표 셀의 트랜지스터별 타이밍 민감도로부터 직접 결정된 기여도의 차이가 임계값 이하임이 확인된 것인, 셀 타이밍 변동 모델 생성 방법.</w:t>
+      </w:r>
+    </w:p>
+    <w:p>
+      <w:pPr>
+        <w:keepNext/>
+        <w:spacing w:after="40" w:line="300"/>
+        <w:jc w:val="left"/>
+      </w:pPr>
+      <w:r>
+        <w:rPr>
+          <w:rFonts w:ascii="Malgun Gothic" w:cs="Malgun Gothic" w:eastAsia="Malgun Gothic" w:hAnsi="Malgun Gothic"/>
+          <w:b/>
+          <w:bCs/>
+          <w:sz w:val="20"/>
+          <w:szCs w:val="20"/>
+        </w:rPr>
+        <w:t xml:space="preserve">【청구항 32】</w:t>
+      </w:r>
+    </w:p>
+    <w:p>
+      <w:pPr>
+        <w:spacing w:after="100" w:line="300"/>
+        <w:jc w:val="left"/>
+      </w:pPr>
+      <w:r>
+        <w:rPr>
+          <w:rFonts w:ascii="Malgun Gothic" w:cs="Malgun Gothic" w:eastAsia="Malgun Gothic" w:hAnsi="Malgun Gothic"/>
+          <w:b w:val="false"/>
+          <w:bCs w:val="false"/>
+          <w:sz w:val="20"/>
+          <w:szCs w:val="20"/>
+        </w:rPr>
+        <w:t xml:space="preserve">컴퓨터에 의해 수행되는 정적 타이밍 분석 방법으로서,</w:t>
+      </w:r>
+    </w:p>
+    <w:p>
+      <w:pPr>
+        <w:spacing w:after="100" w:line="300"/>
+        <w:jc w:val="left"/>
+      </w:pPr>
+      <w:r>
+        <w:rPr>
+          <w:rFonts w:ascii="Malgun Gothic" w:cs="Malgun Gothic" w:eastAsia="Malgun Gothic" w:hAnsi="Malgun Gothic"/>
+          <w:b w:val="false"/>
+          <w:bCs w:val="false"/>
+          <w:sz w:val="20"/>
+          <w:szCs w:val="20"/>
+        </w:rPr>
+        <w:t xml:space="preserve">제1항 내지 제31항 중 어느 한 항의 방법으로 생성된 트랜지스터별 기여도 및 집합 민감도를 저장하는 단계;</w:t>
+      </w:r>
+    </w:p>
+    <w:p>
+      <w:pPr>
+        <w:spacing w:after="100" w:line="300"/>
+        <w:jc w:val="left"/>
+      </w:pPr>
+      <w:r>
+        <w:rPr>
+          <w:rFonts w:ascii="Malgun Gothic" w:cs="Malgun Gothic" w:eastAsia="Malgun Gothic" w:hAnsi="Malgun Gothic"/>
+          <w:b w:val="false"/>
+          <w:bCs w:val="false"/>
+          <w:sz w:val="20"/>
+          <w:szCs w:val="20"/>
+        </w:rPr>
+        <w:t xml:space="preserve">설계의 각 셀 인스턴스에 대하여 레이아웃으로부터 트랜지스터별 파라미터 변동량을 획득하는 단계;</w:t>
+      </w:r>
+    </w:p>
+    <w:p>
+      <w:pPr>
+        <w:spacing w:after="100" w:line="300"/>
+        <w:jc w:val="left"/>
+      </w:pPr>
+      <w:r>
+        <w:rPr>
+          <w:rFonts w:ascii="Malgun Gothic" w:cs="Malgun Gothic" w:eastAsia="Malgun Gothic" w:hAnsi="Malgun Gothic"/>
+          <w:b w:val="false"/>
+          <w:bCs w:val="false"/>
+          <w:sz w:val="20"/>
+          <w:szCs w:val="20"/>
+        </w:rPr>
+        <w:t xml:space="preserve">상기 인스턴스의 입력 천이 시간과 출력 부하에서 상기 트랜지스터별 기여도와 상기 집합 민감도를 보간하고 상기 트랜지스터별 파라미터 변동량과 결합하여 상기 인스턴스의 타이밍 아크의 타이밍 변화량을 산출하는 단계; 및</w:t>
+      </w:r>
+    </w:p>
+    <w:p>
+      <w:pPr>
+        <w:spacing w:after="100" w:line="300"/>
+        <w:jc w:val="left"/>
+      </w:pPr>
+      <w:r>
+        <w:rPr>
+          <w:rFonts w:ascii="Malgun Gothic" w:cs="Malgun Gothic" w:eastAsia="Malgun Gothic" w:hAnsi="Malgun Gothic"/>
+          <w:b w:val="false"/>
+          <w:bCs w:val="false"/>
+          <w:sz w:val="20"/>
+          <w:szCs w:val="20"/>
+        </w:rPr>
+        <w:t xml:space="preserve">상기 타이밍 변화량을 상기 타이밍 아크의 타이밍 값에 반영하여 타이밍 분석을 수행하는 단계를 포함하는, 정적 타이밍 분석 방법.</w:t>
+      </w:r>
+    </w:p>
+    <w:p>
+      <w:pPr>
+        <w:keepNext/>
+        <w:spacing w:after="40" w:line="300"/>
+        <w:jc w:val="left"/>
+      </w:pPr>
+      <w:r>
+        <w:rPr>
+          <w:rFonts w:ascii="Malgun Gothic" w:cs="Malgun Gothic" w:eastAsia="Malgun Gothic" w:hAnsi="Malgun Gothic"/>
+          <w:b/>
+          <w:bCs/>
+          <w:sz w:val="20"/>
+          <w:szCs w:val="20"/>
+        </w:rPr>
+        <w:t xml:space="preserve">【청구항 33】</w:t>
+      </w:r>
+    </w:p>
+    <w:p>
+      <w:pPr>
+        <w:spacing w:after="100" w:line="300"/>
+        <w:jc w:val="left"/>
+      </w:pPr>
+      <w:r>
+        <w:rPr>
+          <w:rFonts w:ascii="Malgun Gothic" w:cs="Malgun Gothic" w:eastAsia="Malgun Gothic" w:hAnsi="Malgun Gothic"/>
+          <w:b w:val="false"/>
+          <w:bCs w:val="false"/>
+          <w:sz w:val="20"/>
+          <w:szCs w:val="20"/>
+        </w:rPr>
+        <w:t xml:space="preserve">컴퓨터에 의해 수행되는 라이브러리 특성화 데이터의 검증 방법으로서,</w:t>
+      </w:r>
+    </w:p>
+    <w:p>
+      <w:pPr>
+        <w:spacing w:after="100" w:line="300"/>
+        <w:jc w:val="left"/>
+      </w:pPr>
+      <w:r>
+        <w:rPr>
+          <w:rFonts w:ascii="Malgun Gothic" w:cs="Malgun Gothic" w:eastAsia="Malgun Gothic" w:hAnsi="Malgun Gothic"/>
+          <w:b w:val="false"/>
+          <w:bCs w:val="false"/>
+          <w:sz w:val="20"/>
+          <w:szCs w:val="20"/>
+        </w:rPr>
+        <w:t xml:space="preserve">셀의 타이밍 아크에 대하여, 상기 셀을 구성하는 복수의 트랜지스터 각각의 소자 파라미터를 개별적으로 섭동한 회로 시뮬레이션 결과로부터 트랜지스터별 타이밍 변화량을 획득하는 단계;</w:t>
+      </w:r>
+    </w:p>
+    <w:p>
+      <w:pPr>
+        <w:spacing w:after="100" w:line="300"/>
+        <w:jc w:val="left"/>
+      </w:pPr>
+      <w:r>
+        <w:rPr>
+          <w:rFonts w:ascii="Malgun Gothic" w:cs="Malgun Gothic" w:eastAsia="Malgun Gothic" w:hAnsi="Malgun Gothic"/>
+          <w:b w:val="false"/>
+          <w:bCs w:val="false"/>
+          <w:sz w:val="20"/>
+          <w:szCs w:val="20"/>
+        </w:rPr>
+        <w:t xml:space="preserve">상기 복수의 트랜지스터 중 변동 그룹에 속하는 트랜지스터들의 상기 소자 파라미터를 동일한 섭동량으로 동시에 섭동한 회로 시뮬레이션 결과로부터 그룹 타이밍 변화량을 획득하는 단계;</w:t>
+      </w:r>
+    </w:p>
+    <w:p>
+      <w:pPr>
+        <w:spacing w:after="100" w:line="300"/>
+        <w:jc w:val="left"/>
+      </w:pPr>
+      <w:r>
+        <w:rPr>
+          <w:rFonts w:ascii="Malgun Gothic" w:cs="Malgun Gothic" w:eastAsia="Malgun Gothic" w:hAnsi="Malgun Gothic"/>
+          <w:b w:val="false"/>
+          <w:bCs w:val="false"/>
+          <w:sz w:val="20"/>
+          <w:szCs w:val="20"/>
+        </w:rPr>
+        <w:t xml:space="preserve">상기 변동 그룹에 속하는 트랜지스터들의 상기 트랜지스터별 타이밍 변화량을 부호를 유지한 채 합산한 값과 상기 그룹 타이밍 변화량의 차이를 산출하는 단계; 및</w:t>
+      </w:r>
+    </w:p>
+    <w:p>
+      <w:pPr>
+        <w:spacing w:after="100" w:line="300"/>
+        <w:jc w:val="left"/>
+      </w:pPr>
+      <w:r>
+        <w:rPr>
+          <w:rFonts w:ascii="Malgun Gothic" w:cs="Malgun Gothic" w:eastAsia="Malgun Gothic" w:hAnsi="Malgun Gothic"/>
+          <w:b w:val="false"/>
+          <w:bCs w:val="false"/>
+          <w:sz w:val="20"/>
+          <w:szCs w:val="20"/>
+        </w:rPr>
+        <w:t xml:space="preserve">상기 차이가 임계값 이하인 경우 상기 트랜지스터별 타이밍 변화량으로부터 산출되는 민감도 및 기여도를 상기 변동 그룹의 동시 변동 또는 트랜지스터별 변동에 따른 타이밍 변화량의 산출에 사용하도록 판정하고, 상기 임계값을 초과하는 경우 상기 타이밍 아크를 재특성화 또는 직접 특성화 대상으로 판정하는 단계를 포함하는, 검증 방법.</w:t>
+      </w:r>
+    </w:p>
+    <w:p>
+      <w:pPr>
+        <w:keepNext/>
+        <w:spacing w:after="40" w:line="300"/>
+        <w:jc w:val="left"/>
+      </w:pPr>
+      <w:r>
+        <w:rPr>
+          <w:rFonts w:ascii="Malgun Gothic" w:cs="Malgun Gothic" w:eastAsia="Malgun Gothic" w:hAnsi="Malgun Gothic"/>
+          <w:b/>
+          <w:bCs/>
+          <w:sz w:val="20"/>
+          <w:szCs w:val="20"/>
+        </w:rPr>
+        <w:t xml:space="preserve">【청구항 34】</w:t>
+      </w:r>
+    </w:p>
+    <w:p>
+      <w:pPr>
+        <w:spacing w:after="100" w:line="300"/>
+        <w:jc w:val="left"/>
+      </w:pPr>
+      <w:r>
+        <w:rPr>
+          <w:rFonts w:ascii="Malgun Gothic" w:cs="Malgun Gothic" w:eastAsia="Malgun Gothic" w:hAnsi="Malgun Gothic"/>
+          <w:b w:val="false"/>
+          <w:bCs w:val="false"/>
+          <w:sz w:val="20"/>
+          <w:szCs w:val="20"/>
+        </w:rPr>
+        <w:t xml:space="preserve">프로세서; 및</w:t>
+      </w:r>
+    </w:p>
+    <w:p>
+      <w:pPr>
+        <w:spacing w:after="100" w:line="300"/>
+        <w:jc w:val="left"/>
+      </w:pPr>
+      <w:r>
+        <w:rPr>
+          <w:rFonts w:ascii="Malgun Gothic" w:cs="Malgun Gothic" w:eastAsia="Malgun Gothic" w:hAnsi="Malgun Gothic"/>
+          <w:b w:val="false"/>
+          <w:bCs w:val="false"/>
+          <w:sz w:val="20"/>
+          <w:szCs w:val="20"/>
+        </w:rPr>
+        <w:t xml:space="preserve">상기 프로세서에 의해 실행되는 명령어를 저장하는 메모리를 포함하고,</w:t>
+      </w:r>
+    </w:p>
+    <w:p>
+      <w:pPr>
+        <w:spacing w:after="100" w:line="300"/>
+        <w:jc w:val="left"/>
+      </w:pPr>
+      <w:r>
+        <w:rPr>
+          <w:rFonts w:ascii="Malgun Gothic" w:cs="Malgun Gothic" w:eastAsia="Malgun Gothic" w:hAnsi="Malgun Gothic"/>
+          <w:b w:val="false"/>
+          <w:bCs w:val="false"/>
+          <w:sz w:val="20"/>
+          <w:szCs w:val="20"/>
+        </w:rPr>
+        <w:t xml:space="preserve">상기 명령어는 상기 프로세서로 하여금 제1항 내지 제33항 중 어느 한 항의 방법을 수행하도록 하는, 셀 타이밍 변동 모델 생성 장치.</w:t>
+      </w:r>
+    </w:p>
+    <w:p>
+      <w:pPr>
+        <w:keepNext/>
+        <w:spacing w:after="40" w:line="300"/>
+        <w:jc w:val="left"/>
+      </w:pPr>
+      <w:r>
+        <w:rPr>
+          <w:rFonts w:ascii="Malgun Gothic" w:cs="Malgun Gothic" w:eastAsia="Malgun Gothic" w:hAnsi="Malgun Gothic"/>
+          <w:b/>
+          <w:bCs/>
+          <w:sz w:val="20"/>
+          <w:szCs w:val="20"/>
+        </w:rPr>
+        <w:t xml:space="preserve">【청구항 35】</w:t>
+      </w:r>
+    </w:p>
+    <w:p>
+      <w:pPr>
+        <w:spacing w:after="100" w:line="300"/>
+        <w:jc w:val="left"/>
+      </w:pPr>
+      <w:r>
+        <w:rPr>
+          <w:rFonts w:ascii="Malgun Gothic" w:cs="Malgun Gothic" w:eastAsia="Malgun Gothic" w:hAnsi="Malgun Gothic"/>
+          <w:b w:val="false"/>
+          <w:bCs w:val="false"/>
+          <w:sz w:val="20"/>
+          <w:szCs w:val="20"/>
+        </w:rPr>
+        <w:t xml:space="preserve">제1항 내지 제33항 중 어느 한 항의 방법을 컴퓨터에서 실행시키기 위한 프로그램을 기록한 컴퓨터 판독 가능 기록 매체.</w:t>
       </w:r>
     </w:p>
     <w:p>
@@ -11346,7 +13661,7 @@
       <w:r>
         <w:drawing>
           <wp:inline distT="0" distB="0" distL="0" distR="0">
-            <wp:extent cx="5715000" cy="3190875"/>
+            <wp:extent cx="5715000" cy="2752725"/>
             <wp:effectExtent t="0" r="0" b="0" l="0"/>
             <wp:docPr id="1" name="" descr="" title=""/>
             <wp:cNvGraphicFramePr>
@@ -11371,7 +13686,7 @@
                   <pic:spPr bwMode="auto">
                     <a:xfrm>
                       <a:off x="0" y="0"/>
-                      <a:ext cx="5715000" cy="3190875"/>
+                      <a:ext cx="5715000" cy="2752725"/>
                     </a:xfrm>
                     <a:prstGeom prst="rect">
                       <a:avLst/>
@@ -12042,7 +14357,7 @@
           <w:sz w:val="20"/>
           <w:szCs w:val="20"/>
         </w:rPr>
-        <w:t xml:space="preserve">1판의 전역 변동 라이브러리 생성, 2차 항, 로그 영역 모델, 정합성 검증, 부호 없는 기여도 복원은 종속항(12~14, 17, 18)과 별도 독립항(20)으로 유지.</w:t>
+        <w:t xml:space="preserve">1판의 전역 변동 라이브러리 생성, 2차 항, 로그 영역 모델, 정합성 검증, 부호 없는 기여도 복원은 종속항(12~14, 17, 18)과 별도 독립항(33)으로 유지.</w:t>
       </w:r>
     </w:p>
     <w:p>
@@ -12063,7 +14378,7 @@
           <w:sz w:val="20"/>
           <w:szCs w:val="20"/>
         </w:rPr>
-        <w:t xml:space="preserve">국부 레이아웃 효과 STA 방법을 별도 독립항(19)으로 추가.</w:t>
+        <w:t xml:space="preserve">국부 레이아웃 효과 STA 방법을 별도 독립항(32)으로 추가.</w:t>
       </w:r>
     </w:p>
     <w:p>
@@ -14202,6 +16517,361 @@
           </w:p>
         </w:tc>
       </w:tr>
+      <w:tr>
+        <w:trPr>
+          <w:tblHeader w:val="false"/>
+        </w:trPr>
+        <w:tc>
+          <w:tcPr>
+            <w:tcW w:type="dxa" w:w="4819"/>
+            <w:tcBorders>
+              <w:top w:val="single" w:color="000000" w:sz="4"/>
+              <w:left w:val="single" w:color="000000" w:sz="4"/>
+              <w:bottom w:val="single" w:color="000000" w:sz="4"/>
+              <w:right w:val="single" w:color="000000" w:sz="4"/>
+            </w:tcBorders>
+            <w:tcMar>
+              <w:top w:type="dxa" w:w="40"/>
+              <w:left w:type="dxa" w:w="80"/>
+              <w:bottom w:type="dxa" w:w="40"/>
+              <w:right w:type="dxa" w:w="80"/>
+            </w:tcMar>
+          </w:tcPr>
+          <w:p>
+            <w:pPr>
+              <w:spacing w:after="0"/>
+              <w:jc w:val="left"/>
+            </w:pPr>
+            <w:r>
+              <w:rPr>
+                <w:rFonts w:ascii="Malgun Gothic" w:cs="Malgun Gothic" w:eastAsia="Malgun Gothic" w:hAnsi="Malgun Gothic"/>
+                <w:b w:val="false"/>
+                <w:bCs w:val="false"/>
+                <w:sz w:val="18"/>
+                <w:szCs w:val="18"/>
+              </w:rPr>
+              <w:t xml:space="preserve">부호 유지 정규화의 발산을 피하는 ρ 기반 선택을 별도 발명으로 주장</w:t>
+            </w:r>
+          </w:p>
+        </w:tc>
+        <w:tc>
+          <w:tcPr>
+            <w:tcW w:type="dxa" w:w="4819"/>
+            <w:tcBorders>
+              <w:top w:val="single" w:color="000000" w:sz="4"/>
+              <w:left w:val="single" w:color="000000" w:sz="4"/>
+              <w:bottom w:val="single" w:color="000000" w:sz="4"/>
+              <w:right w:val="single" w:color="000000" w:sz="4"/>
+            </w:tcBorders>
+            <w:tcMar>
+              <w:top w:type="dxa" w:w="40"/>
+              <w:left w:type="dxa" w:w="80"/>
+              <w:bottom w:type="dxa" w:w="40"/>
+              <w:right w:type="dxa" w:w="80"/>
+            </w:tcMar>
+          </w:tcPr>
+          <w:p>
+            <w:pPr>
+              <w:spacing w:after="0"/>
+              <w:jc w:val="center"/>
+            </w:pPr>
+            <w:r>
+              <w:rPr>
+                <w:rFonts w:ascii="Malgun Gothic" w:cs="Malgun Gothic" w:eastAsia="Malgun Gothic" w:hAnsi="Malgun Gothic"/>
+                <w:b w:val="false"/>
+                <w:bCs w:val="false"/>
+                <w:sz w:val="18"/>
+                <w:szCs w:val="18"/>
+              </w:rPr>
+              <w:t xml:space="preserve">청구항 27, 실시예 [0038], [0089] (개정 2.4판)</w:t>
+            </w:r>
+          </w:p>
+        </w:tc>
+      </w:tr>
+      <w:tr>
+        <w:trPr>
+          <w:tblHeader w:val="false"/>
+        </w:trPr>
+        <w:tc>
+          <w:tcPr>
+            <w:tcW w:type="dxa" w:w="4819"/>
+            <w:tcBorders>
+              <w:top w:val="single" w:color="000000" w:sz="4"/>
+              <w:left w:val="single" w:color="000000" w:sz="4"/>
+              <w:bottom w:val="single" w:color="000000" w:sz="4"/>
+              <w:right w:val="single" w:color="000000" w:sz="4"/>
+            </w:tcBorders>
+            <w:tcMar>
+              <w:top w:type="dxa" w:w="40"/>
+              <w:left w:type="dxa" w:w="80"/>
+              <w:bottom w:type="dxa" w:w="40"/>
+              <w:right w:type="dxa" w:w="80"/>
+            </w:tcMar>
+          </w:tcPr>
+          <w:p>
+            <w:pPr>
+              <w:spacing w:after="0"/>
+              <w:jc w:val="left"/>
+            </w:pPr>
+            <w:r>
+              <w:rPr>
+                <w:rFonts w:ascii="Malgun Gothic" w:cs="Malgun Gothic" w:eastAsia="Malgun Gothic" w:hAnsi="Malgun Gothic"/>
+                <w:b w:val="false"/>
+                <w:bCs w:val="false"/>
+                <w:sz w:val="18"/>
+                <w:szCs w:val="18"/>
+              </w:rPr>
+              <w:t xml:space="preserve">기여도를 타이밍 값 종류별로 두는 구성</w:t>
+            </w:r>
+          </w:p>
+        </w:tc>
+        <w:tc>
+          <w:tcPr>
+            <w:tcW w:type="dxa" w:w="4819"/>
+            <w:tcBorders>
+              <w:top w:val="single" w:color="000000" w:sz="4"/>
+              <w:left w:val="single" w:color="000000" w:sz="4"/>
+              <w:bottom w:val="single" w:color="000000" w:sz="4"/>
+              <w:right w:val="single" w:color="000000" w:sz="4"/>
+            </w:tcBorders>
+            <w:tcMar>
+              <w:top w:type="dxa" w:w="40"/>
+              <w:left w:type="dxa" w:w="80"/>
+              <w:bottom w:type="dxa" w:w="40"/>
+              <w:right w:type="dxa" w:w="80"/>
+            </w:tcMar>
+          </w:tcPr>
+          <w:p>
+            <w:pPr>
+              <w:spacing w:after="0"/>
+              <w:jc w:val="center"/>
+            </w:pPr>
+            <w:r>
+              <w:rPr>
+                <w:rFonts w:ascii="Malgun Gothic" w:cs="Malgun Gothic" w:eastAsia="Malgun Gothic" w:hAnsi="Malgun Gothic"/>
+                <w:b w:val="false"/>
+                <w:bCs w:val="false"/>
+                <w:sz w:val="18"/>
+                <w:szCs w:val="18"/>
+              </w:rPr>
+              <w:t xml:space="preserve">청구항 28, 실시예 [0039], [0090] (개정 2.4판)</w:t>
+            </w:r>
+          </w:p>
+        </w:tc>
+      </w:tr>
+      <w:tr>
+        <w:trPr>
+          <w:tblHeader w:val="false"/>
+        </w:trPr>
+        <w:tc>
+          <w:tcPr>
+            <w:tcW w:type="dxa" w:w="4819"/>
+            <w:tcBorders>
+              <w:top w:val="single" w:color="000000" w:sz="4"/>
+              <w:left w:val="single" w:color="000000" w:sz="4"/>
+              <w:bottom w:val="single" w:color="000000" w:sz="4"/>
+              <w:right w:val="single" w:color="000000" w:sz="4"/>
+            </w:tcBorders>
+            <w:tcMar>
+              <w:top w:type="dxa" w:w="40"/>
+              <w:left w:type="dxa" w:w="80"/>
+              <w:bottom w:type="dxa" w:w="40"/>
+              <w:right w:type="dxa" w:w="80"/>
+            </w:tcMar>
+          </w:tcPr>
+          <w:p>
+            <w:pPr>
+              <w:spacing w:after="0"/>
+              <w:jc w:val="left"/>
+            </w:pPr>
+            <w:r>
+              <w:rPr>
+                <w:rFonts w:ascii="Malgun Gothic" w:cs="Malgun Gothic" w:eastAsia="Malgun Gothic" w:hAnsi="Malgun Gothic"/>
+                <w:b w:val="false"/>
+                <w:bCs w:val="false"/>
+                <w:sz w:val="18"/>
+                <w:szCs w:val="18"/>
+              </w:rPr>
+              <w:t xml:space="preserve">스칼라 기여도 대신 배분 행렬·최소자승 적합</w:t>
+            </w:r>
+          </w:p>
+        </w:tc>
+        <w:tc>
+          <w:tcPr>
+            <w:tcW w:type="dxa" w:w="4819"/>
+            <w:tcBorders>
+              <w:top w:val="single" w:color="000000" w:sz="4"/>
+              <w:left w:val="single" w:color="000000" w:sz="4"/>
+              <w:bottom w:val="single" w:color="000000" w:sz="4"/>
+              <w:right w:val="single" w:color="000000" w:sz="4"/>
+            </w:tcBorders>
+            <w:tcMar>
+              <w:top w:type="dxa" w:w="40"/>
+              <w:left w:type="dxa" w:w="80"/>
+              <w:bottom w:type="dxa" w:w="40"/>
+              <w:right w:type="dxa" w:w="80"/>
+            </w:tcMar>
+          </w:tcPr>
+          <w:p>
+            <w:pPr>
+              <w:spacing w:after="0"/>
+              <w:jc w:val="center"/>
+            </w:pPr>
+            <w:r>
+              <w:rPr>
+                <w:rFonts w:ascii="Malgun Gothic" w:cs="Malgun Gothic" w:eastAsia="Malgun Gothic" w:hAnsi="Malgun Gothic"/>
+                <w:b w:val="false"/>
+                <w:bCs w:val="false"/>
+                <w:sz w:val="18"/>
+                <w:szCs w:val="18"/>
+              </w:rPr>
+              <w:t xml:space="preserve">청구항 29, 실시예 [0091] (개정 2.4판)</w:t>
+            </w:r>
+          </w:p>
+        </w:tc>
+      </w:tr>
+      <w:tr>
+        <w:trPr>
+          <w:tblHeader w:val="false"/>
+        </w:trPr>
+        <w:tc>
+          <w:tcPr>
+            <w:tcW w:type="dxa" w:w="4819"/>
+            <w:tcBorders>
+              <w:top w:val="single" w:color="000000" w:sz="4"/>
+              <w:left w:val="single" w:color="000000" w:sz="4"/>
+              <w:bottom w:val="single" w:color="000000" w:sz="4"/>
+              <w:right w:val="single" w:color="000000" w:sz="4"/>
+            </w:tcBorders>
+            <w:tcMar>
+              <w:top w:type="dxa" w:w="40"/>
+              <w:left w:type="dxa" w:w="80"/>
+              <w:bottom w:type="dxa" w:w="40"/>
+              <w:right w:type="dxa" w:w="80"/>
+            </w:tcMar>
+          </w:tcPr>
+          <w:p>
+            <w:pPr>
+              <w:spacing w:after="0"/>
+              <w:jc w:val="left"/>
+            </w:pPr>
+            <w:r>
+              <w:rPr>
+                <w:rFonts w:ascii="Malgun Gothic" w:cs="Malgun Gothic" w:eastAsia="Malgun Gothic" w:hAnsi="Malgun Gothic"/>
+                <w:b w:val="false"/>
+                <w:bCs w:val="false"/>
+                <w:sz w:val="18"/>
+                <w:szCs w:val="18"/>
+              </w:rPr>
+              <w:t xml:space="preserve">기여도를 저장하지 않고 스케일 인자 S_agg/ΣS1을 S1에 곱하는 구성</w:t>
+            </w:r>
+          </w:p>
+        </w:tc>
+        <w:tc>
+          <w:tcPr>
+            <w:tcW w:type="dxa" w:w="4819"/>
+            <w:tcBorders>
+              <w:top w:val="single" w:color="000000" w:sz="4"/>
+              <w:left w:val="single" w:color="000000" w:sz="4"/>
+              <w:bottom w:val="single" w:color="000000" w:sz="4"/>
+              <w:right w:val="single" w:color="000000" w:sz="4"/>
+            </w:tcBorders>
+            <w:tcMar>
+              <w:top w:type="dxa" w:w="40"/>
+              <w:left w:type="dxa" w:w="80"/>
+              <w:bottom w:type="dxa" w:w="40"/>
+              <w:right w:type="dxa" w:w="80"/>
+            </w:tcMar>
+          </w:tcPr>
+          <w:p>
+            <w:pPr>
+              <w:spacing w:after="0"/>
+              <w:jc w:val="center"/>
+            </w:pPr>
+            <w:r>
+              <w:rPr>
+                <w:rFonts w:ascii="Malgun Gothic" w:cs="Malgun Gothic" w:eastAsia="Malgun Gothic" w:hAnsi="Malgun Gothic"/>
+                <w:b w:val="false"/>
+                <w:bCs w:val="false"/>
+                <w:sz w:val="18"/>
+                <w:szCs w:val="18"/>
+              </w:rPr>
+              <w:t xml:space="preserve">청구항 30, 실시예 [0086] (개정 2.4판)</w:t>
+            </w:r>
+          </w:p>
+        </w:tc>
+      </w:tr>
+      <w:tr>
+        <w:trPr>
+          <w:tblHeader w:val="false"/>
+        </w:trPr>
+        <w:tc>
+          <w:tcPr>
+            <w:tcW w:type="dxa" w:w="4819"/>
+            <w:tcBorders>
+              <w:top w:val="single" w:color="000000" w:sz="4"/>
+              <w:left w:val="single" w:color="000000" w:sz="4"/>
+              <w:bottom w:val="single" w:color="000000" w:sz="4"/>
+              <w:right w:val="single" w:color="000000" w:sz="4"/>
+            </w:tcBorders>
+            <w:tcMar>
+              <w:top w:type="dxa" w:w="40"/>
+              <w:left w:type="dxa" w:w="80"/>
+              <w:bottom w:type="dxa" w:w="40"/>
+              <w:right w:type="dxa" w:w="80"/>
+            </w:tcMar>
+          </w:tcPr>
+          <w:p>
+            <w:pPr>
+              <w:spacing w:after="0"/>
+              <w:jc w:val="left"/>
+            </w:pPr>
+            <w:r>
+              <w:rPr>
+                <w:rFonts w:ascii="Malgun Gothic" w:cs="Malgun Gothic" w:eastAsia="Malgun Gothic" w:hAnsi="Malgun Gothic"/>
+                <w:b w:val="false"/>
+                <w:bCs w:val="false"/>
+                <w:sz w:val="18"/>
+                <w:szCs w:val="18"/>
+              </w:rPr>
+              <w:t xml:space="preserve">기여도의 이식·회귀 모델 산출</w:t>
+            </w:r>
+          </w:p>
+        </w:tc>
+        <w:tc>
+          <w:tcPr>
+            <w:tcW w:type="dxa" w:w="4819"/>
+            <w:tcBorders>
+              <w:top w:val="single" w:color="000000" w:sz="4"/>
+              <w:left w:val="single" w:color="000000" w:sz="4"/>
+              <w:bottom w:val="single" w:color="000000" w:sz="4"/>
+              <w:right w:val="single" w:color="000000" w:sz="4"/>
+            </w:tcBorders>
+            <w:tcMar>
+              <w:top w:type="dxa" w:w="40"/>
+              <w:left w:type="dxa" w:w="80"/>
+              <w:bottom w:type="dxa" w:w="40"/>
+              <w:right w:type="dxa" w:w="80"/>
+            </w:tcMar>
+          </w:tcPr>
+          <w:p>
+            <w:pPr>
+              <w:spacing w:after="0"/>
+              <w:jc w:val="center"/>
+            </w:pPr>
+            <w:r>
+              <w:rPr>
+                <w:rFonts w:ascii="Malgun Gothic" w:cs="Malgun Gothic" w:eastAsia="Malgun Gothic" w:hAnsi="Malgun Gothic"/>
+                <w:b w:val="false"/>
+                <w:bCs w:val="false"/>
+                <w:sz w:val="18"/>
+                <w:szCs w:val="18"/>
+              </w:rPr>
+              <w:t xml:space="preserve">청구항 31, 실시예 [0092] (개정 2.4판)</w:t>
+            </w:r>
+          </w:p>
+        </w:tc>
+      </w:tr>
     </w:tbl>
     <w:p>
       <w:pPr>
@@ -14281,7 +16951,1386 @@
         <w:rPr>
           <w:rFonts w:ascii="Malgun Gothic" w:cs="Malgun Gothic" w:eastAsia="Malgun Gothic" w:hAnsi="Malgun Gothic"/>
         </w:rPr>
-        <w:t xml:space="preserve">5. 유의사항</w:t>
+        <w:t xml:space="preserve">5. 기여도 모델링 보완 (개정 2.4판)</w:t>
+      </w:r>
+    </w:p>
+    <w:p>
+      <w:pPr>
+        <w:pStyle w:val="ListParagraph"/>
+        <w:numPr>
+          <w:ilvl w:val="0"/>
+          <w:numId w:val="2"/>
+        </w:numPr>
+        <w:spacing w:after="60" w:line="300"/>
+        <w:jc w:val="left"/>
+      </w:pPr>
+      <w:r>
+        <w:rPr>
+          <w:rFonts w:ascii="Malgun Gothic" w:cs="Malgun Gothic" w:eastAsia="Malgun Gothic" w:hAnsi="Malgun Gothic"/>
+          <w:b w:val="false"/>
+          <w:bCs w:val="false"/>
+          <w:sz w:val="20"/>
+          <w:szCs w:val="20"/>
+        </w:rPr>
+        <w:t xml:space="preserve">배경: 기여도의 산출 규칙 자체는 수학식 3으로 충분하였으나, 성립 조건과 실패 조건이 명세서에 없었다. 실시가능요건(특허법 제42조 제3항)과 뒷받침 요건(같은 조 제4항) 관점에서 다음을 보완하였다. 수치는 본 문서와 함께 관리되는 예제(45 nm급 예시 모델, ngspice)의 결과이다.</w:t>
+      </w:r>
+    </w:p>
+    <w:tbl>
+      <w:tblPr>
+        <w:tblW w:type="dxa" w:w="9638"/>
+        <w:tblBorders>
+          <w:top w:val="single" w:color="auto" w:sz="4"/>
+          <w:left w:val="single" w:color="auto" w:sz="4"/>
+          <w:bottom w:val="single" w:color="auto" w:sz="4"/>
+          <w:right w:val="single" w:color="auto" w:sz="4"/>
+          <w:insideH w:val="single" w:color="auto" w:sz="4"/>
+          <w:insideV w:val="single" w:color="auto" w:sz="4"/>
+        </w:tblBorders>
+      </w:tblPr>
+      <w:tblGrid>
+        <w:gridCol w:w="2409"/>
+        <w:gridCol w:w="2409"/>
+        <w:gridCol w:w="2409"/>
+        <w:gridCol w:w="2411"/>
+      </w:tblGrid>
+      <w:tr>
+        <w:trPr>
+          <w:tblHeader/>
+        </w:trPr>
+        <w:tc>
+          <w:tcPr>
+            <w:tcW w:type="dxa" w:w="2409"/>
+            <w:tcBorders>
+              <w:top w:val="single" w:color="000000" w:sz="4"/>
+              <w:left w:val="single" w:color="000000" w:sz="4"/>
+              <w:bottom w:val="single" w:color="000000" w:sz="4"/>
+              <w:right w:val="single" w:color="000000" w:sz="4"/>
+            </w:tcBorders>
+            <w:shd w:fill="E7E6E6" w:color="auto" w:val="clear"/>
+            <w:tcMar>
+              <w:top w:type="dxa" w:w="40"/>
+              <w:left w:type="dxa" w:w="80"/>
+              <w:bottom w:type="dxa" w:w="40"/>
+              <w:right w:type="dxa" w:w="80"/>
+            </w:tcMar>
+          </w:tcPr>
+          <w:p>
+            <w:pPr>
+              <w:spacing w:after="0"/>
+              <w:jc w:val="left"/>
+            </w:pPr>
+            <w:r>
+              <w:rPr>
+                <w:rFonts w:ascii="Malgun Gothic" w:cs="Malgun Gothic" w:eastAsia="Malgun Gothic" w:hAnsi="Malgun Gothic"/>
+                <w:b/>
+                <w:bCs/>
+                <w:sz w:val="18"/>
+                <w:szCs w:val="18"/>
+              </w:rPr>
+              <w:t xml:space="preserve">항목</w:t>
+            </w:r>
+          </w:p>
+        </w:tc>
+        <w:tc>
+          <w:tcPr>
+            <w:tcW w:type="dxa" w:w="2409"/>
+            <w:tcBorders>
+              <w:top w:val="single" w:color="000000" w:sz="4"/>
+              <w:left w:val="single" w:color="000000" w:sz="4"/>
+              <w:bottom w:val="single" w:color="000000" w:sz="4"/>
+              <w:right w:val="single" w:color="000000" w:sz="4"/>
+            </w:tcBorders>
+            <w:shd w:fill="E7E6E6" w:color="auto" w:val="clear"/>
+            <w:tcMar>
+              <w:top w:type="dxa" w:w="40"/>
+              <w:left w:type="dxa" w:w="80"/>
+              <w:bottom w:type="dxa" w:w="40"/>
+              <w:right w:type="dxa" w:w="80"/>
+            </w:tcMar>
+          </w:tcPr>
+          <w:p>
+            <w:pPr>
+              <w:spacing w:after="0"/>
+              <w:jc w:val="center"/>
+            </w:pPr>
+            <w:r>
+              <w:rPr>
+                <w:rFonts w:ascii="Malgun Gothic" w:cs="Malgun Gothic" w:eastAsia="Malgun Gothic" w:hAnsi="Malgun Gothic"/>
+                <w:b/>
+                <w:bCs/>
+                <w:sz w:val="18"/>
+                <w:szCs w:val="18"/>
+              </w:rPr>
+              <w:t xml:space="preserve">종전</w:t>
+            </w:r>
+          </w:p>
+        </w:tc>
+        <w:tc>
+          <w:tcPr>
+            <w:tcW w:type="dxa" w:w="2409"/>
+            <w:tcBorders>
+              <w:top w:val="single" w:color="000000" w:sz="4"/>
+              <w:left w:val="single" w:color="000000" w:sz="4"/>
+              <w:bottom w:val="single" w:color="000000" w:sz="4"/>
+              <w:right w:val="single" w:color="000000" w:sz="4"/>
+            </w:tcBorders>
+            <w:shd w:fill="E7E6E6" w:color="auto" w:val="clear"/>
+            <w:tcMar>
+              <w:top w:type="dxa" w:w="40"/>
+              <w:left w:type="dxa" w:w="80"/>
+              <w:bottom w:type="dxa" w:w="40"/>
+              <w:right w:type="dxa" w:w="80"/>
+            </w:tcMar>
+          </w:tcPr>
+          <w:p>
+            <w:pPr>
+              <w:spacing w:after="0"/>
+              <w:jc w:val="center"/>
+            </w:pPr>
+            <w:r>
+              <w:rPr>
+                <w:rFonts w:ascii="Malgun Gothic" w:cs="Malgun Gothic" w:eastAsia="Malgun Gothic" w:hAnsi="Malgun Gothic"/>
+                <w:b/>
+                <w:bCs/>
+                <w:sz w:val="18"/>
+                <w:szCs w:val="18"/>
+              </w:rPr>
+              <w:t xml:space="preserve">보완</w:t>
+            </w:r>
+          </w:p>
+        </w:tc>
+        <w:tc>
+          <w:tcPr>
+            <w:tcW w:type="dxa" w:w="2411"/>
+            <w:tcBorders>
+              <w:top w:val="single" w:color="000000" w:sz="4"/>
+              <w:left w:val="single" w:color="000000" w:sz="4"/>
+              <w:bottom w:val="single" w:color="000000" w:sz="4"/>
+              <w:right w:val="single" w:color="000000" w:sz="4"/>
+            </w:tcBorders>
+            <w:shd w:fill="E7E6E6" w:color="auto" w:val="clear"/>
+            <w:tcMar>
+              <w:top w:type="dxa" w:w="40"/>
+              <w:left w:type="dxa" w:w="80"/>
+              <w:bottom w:type="dxa" w:w="40"/>
+              <w:right w:type="dxa" w:w="80"/>
+            </w:tcMar>
+          </w:tcPr>
+          <w:p>
+            <w:pPr>
+              <w:spacing w:after="0"/>
+              <w:jc w:val="center"/>
+            </w:pPr>
+            <w:r>
+              <w:rPr>
+                <w:rFonts w:ascii="Malgun Gothic" w:cs="Malgun Gothic" w:eastAsia="Malgun Gothic" w:hAnsi="Malgun Gothic"/>
+                <w:b/>
+                <w:bCs/>
+                <w:sz w:val="18"/>
+                <w:szCs w:val="18"/>
+              </w:rPr>
+              <w:t xml:space="preserve">근거</w:t>
+            </w:r>
+          </w:p>
+        </w:tc>
+      </w:tr>
+      <w:tr>
+        <w:trPr>
+          <w:tblHeader w:val="false"/>
+        </w:trPr>
+        <w:tc>
+          <w:tcPr>
+            <w:tcW w:type="dxa" w:w="2409"/>
+            <w:tcBorders>
+              <w:top w:val="single" w:color="000000" w:sz="4"/>
+              <w:left w:val="single" w:color="000000" w:sz="4"/>
+              <w:bottom w:val="single" w:color="000000" w:sz="4"/>
+              <w:right w:val="single" w:color="000000" w:sz="4"/>
+            </w:tcBorders>
+            <w:tcMar>
+              <w:top w:type="dxa" w:w="40"/>
+              <w:left w:type="dxa" w:w="80"/>
+              <w:bottom w:type="dxa" w:w="40"/>
+              <w:right w:type="dxa" w:w="80"/>
+            </w:tcMar>
+          </w:tcPr>
+          <w:p>
+            <w:pPr>
+              <w:spacing w:after="0"/>
+              <w:jc w:val="left"/>
+            </w:pPr>
+            <w:r>
+              <w:rPr>
+                <w:rFonts w:ascii="Malgun Gothic" w:cs="Malgun Gothic" w:eastAsia="Malgun Gothic" w:hAnsi="Malgun Gothic"/>
+                <w:b w:val="false"/>
+                <w:bCs w:val="false"/>
+                <w:sz w:val="18"/>
+                <w:szCs w:val="18"/>
+              </w:rPr>
+              <w:t xml:space="preserve">타이밍 값 종류 축</w:t>
+            </w:r>
+          </w:p>
+        </w:tc>
+        <w:tc>
+          <w:tcPr>
+            <w:tcW w:type="dxa" w:w="2409"/>
+            <w:tcBorders>
+              <w:top w:val="single" w:color="000000" w:sz="4"/>
+              <w:left w:val="single" w:color="000000" w:sz="4"/>
+              <w:bottom w:val="single" w:color="000000" w:sz="4"/>
+              <w:right w:val="single" w:color="000000" w:sz="4"/>
+            </w:tcBorders>
+            <w:tcMar>
+              <w:top w:type="dxa" w:w="40"/>
+              <w:left w:type="dxa" w:w="80"/>
+              <w:bottom w:type="dxa" w:w="40"/>
+              <w:right w:type="dxa" w:w="80"/>
+            </w:tcMar>
+          </w:tcPr>
+          <w:p>
+            <w:pPr>
+              <w:spacing w:after="0"/>
+              <w:jc w:val="center"/>
+            </w:pPr>
+            <w:r>
+              <w:rPr>
+                <w:rFonts w:ascii="Malgun Gothic" w:cs="Malgun Gothic" w:eastAsia="Malgun Gothic" w:hAnsi="Malgun Gothic"/>
+                <w:b w:val="false"/>
+                <w:bCs w:val="false"/>
+                <w:sz w:val="18"/>
+                <w:szCs w:val="18"/>
+              </w:rPr>
+              <w:t xml:space="preserve">기여도의 키에 없음. 지연 기여도가 출력 천이 시간에도 쓰이는 것으로 읽힘</w:t>
+            </w:r>
+          </w:p>
+        </w:tc>
+        <w:tc>
+          <w:tcPr>
+            <w:tcW w:type="dxa" w:w="2409"/>
+            <w:tcBorders>
+              <w:top w:val="single" w:color="000000" w:sz="4"/>
+              <w:left w:val="single" w:color="000000" w:sz="4"/>
+              <w:bottom w:val="single" w:color="000000" w:sz="4"/>
+              <w:right w:val="single" w:color="000000" w:sz="4"/>
+            </w:tcBorders>
+            <w:tcMar>
+              <w:top w:type="dxa" w:w="40"/>
+              <w:left w:type="dxa" w:w="80"/>
+              <w:bottom w:type="dxa" w:w="40"/>
+              <w:right w:type="dxa" w:w="80"/>
+            </w:tcMar>
+          </w:tcPr>
+          <w:p>
+            <w:pPr>
+              <w:spacing w:after="0"/>
+              <w:jc w:val="center"/>
+            </w:pPr>
+            <w:r>
+              <w:rPr>
+                <w:rFonts w:ascii="Malgun Gothic" w:cs="Malgun Gothic" w:eastAsia="Malgun Gothic" w:hAnsi="Malgun Gothic"/>
+                <w:b w:val="false"/>
+                <w:bCs w:val="false"/>
+                <w:sz w:val="18"/>
+                <w:szCs w:val="18"/>
+              </w:rPr>
+              <w:t xml:space="preserve">[0032], [0039], [0053], [0061], [0087], 청구항 3, 11, 28</w:t>
+            </w:r>
+          </w:p>
+        </w:tc>
+        <w:tc>
+          <w:tcPr>
+            <w:tcW w:type="dxa" w:w="2411"/>
+            <w:tcBorders>
+              <w:top w:val="single" w:color="000000" w:sz="4"/>
+              <w:left w:val="single" w:color="000000" w:sz="4"/>
+              <w:bottom w:val="single" w:color="000000" w:sz="4"/>
+              <w:right w:val="single" w:color="000000" w:sz="4"/>
+            </w:tcBorders>
+            <w:tcMar>
+              <w:top w:type="dxa" w:w="40"/>
+              <w:left w:type="dxa" w:w="80"/>
+              <w:bottom w:type="dxa" w:w="40"/>
+              <w:right w:type="dxa" w:w="80"/>
+            </w:tcMar>
+          </w:tcPr>
+          <w:p>
+            <w:pPr>
+              <w:spacing w:after="0"/>
+              <w:jc w:val="center"/>
+            </w:pPr>
+            <w:r>
+              <w:rPr>
+                <w:rFonts w:ascii="Malgun Gothic" w:cs="Malgun Gothic" w:eastAsia="Malgun Gothic" w:hAnsi="Malgun Gothic"/>
+                <w:b w:val="false"/>
+                <w:bCs w:val="false"/>
+                <w:sz w:val="18"/>
+                <w:szCs w:val="18"/>
+              </w:rPr>
+              <w:t xml:space="preserve">표 6: 같은 아크에서 지연/천이 기여도 차이 0.29~0.30, 포인트별 최대 0.85</w:t>
+            </w:r>
+          </w:p>
+        </w:tc>
+      </w:tr>
+      <w:tr>
+        <w:trPr>
+          <w:tblHeader w:val="false"/>
+        </w:trPr>
+        <w:tc>
+          <w:tcPr>
+            <w:tcW w:type="dxa" w:w="2409"/>
+            <w:tcBorders>
+              <w:top w:val="single" w:color="000000" w:sz="4"/>
+              <w:left w:val="single" w:color="000000" w:sz="4"/>
+              <w:bottom w:val="single" w:color="000000" w:sz="4"/>
+              <w:right w:val="single" w:color="000000" w:sz="4"/>
+            </w:tcBorders>
+            <w:tcMar>
+              <w:top w:type="dxa" w:w="40"/>
+              <w:left w:type="dxa" w:w="80"/>
+              <w:bottom w:type="dxa" w:w="40"/>
+              <w:right w:type="dxa" w:w="80"/>
+            </w:tcMar>
+          </w:tcPr>
+          <w:p>
+            <w:pPr>
+              <w:spacing w:after="0"/>
+              <w:jc w:val="left"/>
+            </w:pPr>
+            <w:r>
+              <w:rPr>
+                <w:rFonts w:ascii="Malgun Gothic" w:cs="Malgun Gothic" w:eastAsia="Malgun Gothic" w:hAnsi="Malgun Gothic"/>
+                <w:b w:val="false"/>
+                <w:bCs w:val="false"/>
+                <w:sz w:val="18"/>
+                <w:szCs w:val="18"/>
+              </w:rPr>
+              <w:t xml:space="preserve">부호 유지 정규화</w:t>
+            </w:r>
+          </w:p>
+        </w:tc>
+        <w:tc>
+          <w:tcPr>
+            <w:tcW w:type="dxa" w:w="2409"/>
+            <w:tcBorders>
+              <w:top w:val="single" w:color="000000" w:sz="4"/>
+              <w:left w:val="single" w:color="000000" w:sz="4"/>
+              <w:bottom w:val="single" w:color="000000" w:sz="4"/>
+              <w:right w:val="single" w:color="000000" w:sz="4"/>
+            </w:tcBorders>
+            <w:tcMar>
+              <w:top w:type="dxa" w:w="40"/>
+              <w:left w:type="dxa" w:w="80"/>
+              <w:bottom w:type="dxa" w:w="40"/>
+              <w:right w:type="dxa" w:w="80"/>
+            </w:tcMar>
+          </w:tcPr>
+          <w:p>
+            <w:pPr>
+              <w:spacing w:after="0"/>
+              <w:jc w:val="center"/>
+            </w:pPr>
+            <w:r>
+              <w:rPr>
+                <w:rFonts w:ascii="Malgun Gothic" w:cs="Malgun Gothic" w:eastAsia="Malgun Gothic" w:hAnsi="Malgun Gothic"/>
+                <w:b w:val="false"/>
+                <w:bCs w:val="false"/>
+                <w:sz w:val="18"/>
+                <w:szCs w:val="18"/>
+              </w:rPr>
+              <w:t xml:space="preserve">무조건 "복원 정확도가 높다"</w:t>
+            </w:r>
+          </w:p>
+        </w:tc>
+        <w:tc>
+          <w:tcPr>
+            <w:tcW w:type="dxa" w:w="2409"/>
+            <w:tcBorders>
+              <w:top w:val="single" w:color="000000" w:sz="4"/>
+              <w:left w:val="single" w:color="000000" w:sz="4"/>
+              <w:bottom w:val="single" w:color="000000" w:sz="4"/>
+              <w:right w:val="single" w:color="000000" w:sz="4"/>
+            </w:tcBorders>
+            <w:tcMar>
+              <w:top w:type="dxa" w:w="40"/>
+              <w:left w:type="dxa" w:w="80"/>
+              <w:bottom w:type="dxa" w:w="40"/>
+              <w:right w:type="dxa" w:w="80"/>
+            </w:tcMar>
+          </w:tcPr>
+          <w:p>
+            <w:pPr>
+              <w:spacing w:after="0"/>
+              <w:jc w:val="center"/>
+            </w:pPr>
+            <w:r>
+              <w:rPr>
+                <w:rFonts w:ascii="Malgun Gothic" w:cs="Malgun Gothic" w:eastAsia="Malgun Gothic" w:hAnsi="Malgun Gothic"/>
+                <w:b w:val="false"/>
+                <w:bCs w:val="false"/>
+                <w:sz w:val="18"/>
+                <w:szCs w:val="18"/>
+              </w:rPr>
+              <w:t xml:space="preserve">부호 조건비 ρ(부호 합의 절대값을 크기 합으로 나눈 값)를 정의하고 ρ ≥ 0.5에서만 부호 유지, 상대 오차 증폭 (ε / 크기 합) / ρ 기재. [0038], [0058], [0088], [0089], 청구항 27</w:t>
+            </w:r>
+          </w:p>
+        </w:tc>
+        <w:tc>
+          <w:tcPr>
+            <w:tcW w:type="dxa" w:w="2411"/>
+            <w:tcBorders>
+              <w:top w:val="single" w:color="000000" w:sz="4"/>
+              <w:left w:val="single" w:color="000000" w:sz="4"/>
+              <w:bottom w:val="single" w:color="000000" w:sz="4"/>
+              <w:right w:val="single" w:color="000000" w:sz="4"/>
+            </w:tcBorders>
+            <w:tcMar>
+              <w:top w:type="dxa" w:w="40"/>
+              <w:left w:type="dxa" w:w="80"/>
+              <w:bottom w:type="dxa" w:w="40"/>
+              <w:right w:type="dxa" w:w="80"/>
+            </w:tcMar>
+          </w:tcPr>
+          <w:p>
+            <w:pPr>
+              <w:spacing w:after="0"/>
+              <w:jc w:val="center"/>
+            </w:pPr>
+            <w:r>
+              <w:rPr>
+                <w:rFonts w:ascii="Malgun Gothic" w:cs="Malgun Gothic" w:eastAsia="Malgun Gothic" w:hAnsi="Malgun Gothic"/>
+                <w:b w:val="false"/>
+                <w:bCs w:val="false"/>
+                <w:sz w:val="18"/>
+                <w:szCs w:val="18"/>
+              </w:rPr>
+              <w:t xml:space="preserve">표 5: 비구동 그룹 33/351에서 ρ &lt; 0.5, 최대 기여도 388</w:t>
+            </w:r>
+          </w:p>
+        </w:tc>
+      </w:tr>
+      <w:tr>
+        <w:trPr>
+          <w:tblHeader w:val="false"/>
+        </w:trPr>
+        <w:tc>
+          <w:tcPr>
+            <w:tcW w:type="dxa" w:w="2409"/>
+            <w:tcBorders>
+              <w:top w:val="single" w:color="000000" w:sz="4"/>
+              <w:left w:val="single" w:color="000000" w:sz="4"/>
+              <w:bottom w:val="single" w:color="000000" w:sz="4"/>
+              <w:right w:val="single" w:color="000000" w:sz="4"/>
+            </w:tcBorders>
+            <w:tcMar>
+              <w:top w:type="dxa" w:w="40"/>
+              <w:left w:type="dxa" w:w="80"/>
+              <w:bottom w:type="dxa" w:w="40"/>
+              <w:right w:type="dxa" w:w="80"/>
+            </w:tcMar>
+          </w:tcPr>
+          <w:p>
+            <w:pPr>
+              <w:spacing w:after="0"/>
+              <w:jc w:val="left"/>
+            </w:pPr>
+            <w:r>
+              <w:rPr>
+                <w:rFonts w:ascii="Malgun Gothic" w:cs="Malgun Gothic" w:eastAsia="Malgun Gothic" w:hAnsi="Malgun Gothic"/>
+                <w:b w:val="false"/>
+                <w:bCs w:val="false"/>
+                <w:sz w:val="18"/>
+                <w:szCs w:val="18"/>
+              </w:rPr>
+              <w:t xml:space="preserve">분모 0</w:t>
+            </w:r>
+          </w:p>
+        </w:tc>
+        <w:tc>
+          <w:tcPr>
+            <w:tcW w:type="dxa" w:w="2409"/>
+            <w:tcBorders>
+              <w:top w:val="single" w:color="000000" w:sz="4"/>
+              <w:left w:val="single" w:color="000000" w:sz="4"/>
+              <w:bottom w:val="single" w:color="000000" w:sz="4"/>
+              <w:right w:val="single" w:color="000000" w:sz="4"/>
+            </w:tcBorders>
+            <w:tcMar>
+              <w:top w:type="dxa" w:w="40"/>
+              <w:left w:type="dxa" w:w="80"/>
+              <w:bottom w:type="dxa" w:w="40"/>
+              <w:right w:type="dxa" w:w="80"/>
+            </w:tcMar>
+          </w:tcPr>
+          <w:p>
+            <w:pPr>
+              <w:spacing w:after="0"/>
+              <w:jc w:val="center"/>
+            </w:pPr>
+            <w:r>
+              <w:rPr>
+                <w:rFonts w:ascii="Malgun Gothic" w:cs="Malgun Gothic" w:eastAsia="Malgun Gothic" w:hAnsi="Malgun Gothic"/>
+                <w:b w:val="false"/>
+                <w:bCs w:val="false"/>
+                <w:sz w:val="18"/>
+                <w:szCs w:val="18"/>
+              </w:rPr>
+              <w:t xml:space="preserve">미기재</w:t>
+            </w:r>
+          </w:p>
+        </w:tc>
+        <w:tc>
+          <w:tcPr>
+            <w:tcW w:type="dxa" w:w="2409"/>
+            <w:tcBorders>
+              <w:top w:val="single" w:color="000000" w:sz="4"/>
+              <w:left w:val="single" w:color="000000" w:sz="4"/>
+              <w:bottom w:val="single" w:color="000000" w:sz="4"/>
+              <w:right w:val="single" w:color="000000" w:sz="4"/>
+            </w:tcBorders>
+            <w:tcMar>
+              <w:top w:type="dxa" w:w="40"/>
+              <w:left w:type="dxa" w:w="80"/>
+              <w:bottom w:type="dxa" w:w="40"/>
+              <w:right w:type="dxa" w:w="80"/>
+            </w:tcMar>
+          </w:tcPr>
+          <w:p>
+            <w:pPr>
+              <w:spacing w:after="0"/>
+              <w:jc w:val="center"/>
+            </w:pPr>
+            <w:r>
+              <w:rPr>
+                <w:rFonts w:ascii="Malgun Gothic" w:cs="Malgun Gothic" w:eastAsia="Malgun Gothic" w:hAnsi="Malgun Gothic"/>
+                <w:b w:val="false"/>
+                <w:bCs w:val="false"/>
+                <w:sz w:val="18"/>
+                <w:szCs w:val="18"/>
+              </w:rPr>
+              <w:t xml:space="preserve">크기 합 0인 그룹은 기여도 0. [0037], 청구항 2</w:t>
+            </w:r>
+          </w:p>
+        </w:tc>
+        <w:tc>
+          <w:tcPr>
+            <w:tcW w:type="dxa" w:w="2411"/>
+            <w:tcBorders>
+              <w:top w:val="single" w:color="000000" w:sz="4"/>
+              <w:left w:val="single" w:color="000000" w:sz="4"/>
+              <w:bottom w:val="single" w:color="000000" w:sz="4"/>
+              <w:right w:val="single" w:color="000000" w:sz="4"/>
+            </w:tcBorders>
+            <w:tcMar>
+              <w:top w:type="dxa" w:w="40"/>
+              <w:left w:type="dxa" w:w="80"/>
+              <w:bottom w:type="dxa" w:w="40"/>
+              <w:right w:type="dxa" w:w="80"/>
+            </w:tcMar>
+          </w:tcPr>
+          <w:p>
+            <w:pPr>
+              <w:spacing w:after="0"/>
+              <w:jc w:val="center"/>
+            </w:pPr>
+            <w:r>
+              <w:rPr>
+                <w:rFonts w:ascii="Malgun Gothic" w:cs="Malgun Gothic" w:eastAsia="Malgun Gothic" w:hAnsi="Malgun Gothic"/>
+                <w:b w:val="false"/>
+                <w:bCs w:val="false"/>
+                <w:sz w:val="18"/>
+                <w:szCs w:val="18"/>
+              </w:rPr>
+              <w:t xml:space="preserve">예제에서 9개 그룹</w:t>
+            </w:r>
+          </w:p>
+        </w:tc>
+      </w:tr>
+      <w:tr>
+        <w:trPr>
+          <w:tblHeader w:val="false"/>
+        </w:trPr>
+        <w:tc>
+          <w:tcPr>
+            <w:tcW w:type="dxa" w:w="2409"/>
+            <w:tcBorders>
+              <w:top w:val="single" w:color="000000" w:sz="4"/>
+              <w:left w:val="single" w:color="000000" w:sz="4"/>
+              <w:bottom w:val="single" w:color="000000" w:sz="4"/>
+              <w:right w:val="single" w:color="000000" w:sz="4"/>
+            </w:tcBorders>
+            <w:tcMar>
+              <w:top w:type="dxa" w:w="40"/>
+              <w:left w:type="dxa" w:w="80"/>
+              <w:bottom w:type="dxa" w:w="40"/>
+              <w:right w:type="dxa" w:w="80"/>
+            </w:tcMar>
+          </w:tcPr>
+          <w:p>
+            <w:pPr>
+              <w:spacing w:after="0"/>
+              <w:jc w:val="left"/>
+            </w:pPr>
+            <w:r>
+              <w:rPr>
+                <w:rFonts w:ascii="Malgun Gothic" w:cs="Malgun Gothic" w:eastAsia="Malgun Gothic" w:hAnsi="Malgun Gothic"/>
+                <w:b w:val="false"/>
+                <w:bCs w:val="false"/>
+                <w:sz w:val="18"/>
+                <w:szCs w:val="18"/>
+              </w:rPr>
+              <w:t xml:space="preserve">청구항 5 임계값</w:t>
+            </w:r>
+          </w:p>
+        </w:tc>
+        <w:tc>
+          <w:tcPr>
+            <w:tcW w:type="dxa" w:w="2409"/>
+            <w:tcBorders>
+              <w:top w:val="single" w:color="000000" w:sz="4"/>
+              <w:left w:val="single" w:color="000000" w:sz="4"/>
+              <w:bottom w:val="single" w:color="000000" w:sz="4"/>
+              <w:right w:val="single" w:color="000000" w:sz="4"/>
+            </w:tcBorders>
+            <w:tcMar>
+              <w:top w:type="dxa" w:w="40"/>
+              <w:left w:type="dxa" w:w="80"/>
+              <w:bottom w:type="dxa" w:w="40"/>
+              <w:right w:type="dxa" w:w="80"/>
+            </w:tcMar>
+          </w:tcPr>
+          <w:p>
+            <w:pPr>
+              <w:spacing w:after="0"/>
+              <w:jc w:val="center"/>
+            </w:pPr>
+            <w:r>
+              <w:rPr>
+                <w:rFonts w:ascii="Malgun Gothic" w:cs="Malgun Gothic" w:eastAsia="Malgun Gothic" w:hAnsi="Malgun Gothic"/>
+                <w:b w:val="false"/>
+                <w:bCs w:val="false"/>
+                <w:sz w:val="18"/>
+                <w:szCs w:val="18"/>
+              </w:rPr>
+              <w:t xml:space="preserve">정의 없음. 본문 "0.2 이상"이 표 3의 0.181과 불일치</w:t>
+            </w:r>
+          </w:p>
+        </w:tc>
+        <w:tc>
+          <w:tcPr>
+            <w:tcW w:type="dxa" w:w="2409"/>
+            <w:tcBorders>
+              <w:top w:val="single" w:color="000000" w:sz="4"/>
+              <w:left w:val="single" w:color="000000" w:sz="4"/>
+              <w:bottom w:val="single" w:color="000000" w:sz="4"/>
+              <w:right w:val="single" w:color="000000" w:sz="4"/>
+            </w:tcBorders>
+            <w:tcMar>
+              <w:top w:type="dxa" w:w="40"/>
+              <w:left w:type="dxa" w:w="80"/>
+              <w:bottom w:type="dxa" w:w="40"/>
+              <w:right w:type="dxa" w:w="80"/>
+            </w:tcMar>
+          </w:tcPr>
+          <w:p>
+            <w:pPr>
+              <w:spacing w:after="0"/>
+              <w:jc w:val="center"/>
+            </w:pPr>
+            <w:r>
+              <w:rPr>
+                <w:rFonts w:ascii="Malgun Gothic" w:cs="Malgun Gothic" w:eastAsia="Malgun Gothic" w:hAnsi="Malgun Gothic"/>
+                <w:b w:val="false"/>
+                <w:bCs w:val="false"/>
+                <w:sz w:val="18"/>
+                <w:szCs w:val="18"/>
+              </w:rPr>
+              <w:t xml:space="preserve">테이블 포인트 평균 또는 최대, 예시 0.1, "0.18 이상"으로 정정. [0040], 청구항 5</w:t>
+            </w:r>
+          </w:p>
+        </w:tc>
+        <w:tc>
+          <w:tcPr>
+            <w:tcW w:type="dxa" w:w="2411"/>
+            <w:tcBorders>
+              <w:top w:val="single" w:color="000000" w:sz="4"/>
+              <w:left w:val="single" w:color="000000" w:sz="4"/>
+              <w:bottom w:val="single" w:color="000000" w:sz="4"/>
+              <w:right w:val="single" w:color="000000" w:sz="4"/>
+            </w:tcBorders>
+            <w:tcMar>
+              <w:top w:type="dxa" w:w="40"/>
+              <w:left w:type="dxa" w:w="80"/>
+              <w:bottom w:type="dxa" w:w="40"/>
+              <w:right w:type="dxa" w:w="80"/>
+            </w:tcMar>
+          </w:tcPr>
+          <w:p>
+            <w:pPr>
+              <w:spacing w:after="0"/>
+              <w:jc w:val="center"/>
+            </w:pPr>
+            <w:r>
+              <w:rPr>
+                <w:rFonts w:ascii="Malgun Gothic" w:cs="Malgun Gothic" w:eastAsia="Malgun Gothic" w:hAnsi="Malgun Gothic"/>
+                <w:b w:val="false"/>
+                <w:bCs w:val="false"/>
+                <w:sz w:val="18"/>
+                <w:szCs w:val="18"/>
+              </w:rPr>
+              <w:t xml:space="preserve">표 3</w:t>
+            </w:r>
+          </w:p>
+        </w:tc>
+      </w:tr>
+      <w:tr>
+        <w:trPr>
+          <w:tblHeader w:val="false"/>
+        </w:trPr>
+        <w:tc>
+          <w:tcPr>
+            <w:tcW w:type="dxa" w:w="2409"/>
+            <w:tcBorders>
+              <w:top w:val="single" w:color="000000" w:sz="4"/>
+              <w:left w:val="single" w:color="000000" w:sz="4"/>
+              <w:bottom w:val="single" w:color="000000" w:sz="4"/>
+              <w:right w:val="single" w:color="000000" w:sz="4"/>
+            </w:tcBorders>
+            <w:tcMar>
+              <w:top w:type="dxa" w:w="40"/>
+              <w:left w:type="dxa" w:w="80"/>
+              <w:bottom w:type="dxa" w:w="40"/>
+              <w:right w:type="dxa" w:w="80"/>
+            </w:tcMar>
+          </w:tcPr>
+          <w:p>
+            <w:pPr>
+              <w:spacing w:after="0"/>
+              <w:jc w:val="left"/>
+            </w:pPr>
+            <w:r>
+              <w:rPr>
+                <w:rFonts w:ascii="Malgun Gothic" w:cs="Malgun Gothic" w:eastAsia="Malgun Gothic" w:hAnsi="Malgun Gothic"/>
+                <w:b w:val="false"/>
+                <w:bCs w:val="false"/>
+                <w:sz w:val="18"/>
+                <w:szCs w:val="18"/>
+              </w:rPr>
+              <w:t xml:space="preserve">보정 계수(청구항 24)</w:t>
+            </w:r>
+          </w:p>
+        </w:tc>
+        <w:tc>
+          <w:tcPr>
+            <w:tcW w:type="dxa" w:w="2409"/>
+            <w:tcBorders>
+              <w:top w:val="single" w:color="000000" w:sz="4"/>
+              <w:left w:val="single" w:color="000000" w:sz="4"/>
+              <w:bottom w:val="single" w:color="000000" w:sz="4"/>
+              <w:right w:val="single" w:color="000000" w:sz="4"/>
+            </w:tcBorders>
+            <w:tcMar>
+              <w:top w:type="dxa" w:w="40"/>
+              <w:left w:type="dxa" w:w="80"/>
+              <w:bottom w:type="dxa" w:w="40"/>
+              <w:right w:type="dxa" w:w="80"/>
+            </w:tcMar>
+          </w:tcPr>
+          <w:p>
+            <w:pPr>
+              <w:spacing w:after="0"/>
+              <w:jc w:val="center"/>
+            </w:pPr>
+            <w:r>
+              <w:rPr>
+                <w:rFonts w:ascii="Malgun Gothic" w:cs="Malgun Gothic" w:eastAsia="Malgun Gothic" w:hAnsi="Malgun Gothic"/>
+                <w:b w:val="false"/>
+                <w:bCs w:val="false"/>
+                <w:sz w:val="18"/>
+                <w:szCs w:val="18"/>
+              </w:rPr>
+              <w:t xml:space="preserve">정의 없음</w:t>
+            </w:r>
+          </w:p>
+        </w:tc>
+        <w:tc>
+          <w:tcPr>
+            <w:tcW w:type="dxa" w:w="2409"/>
+            <w:tcBorders>
+              <w:top w:val="single" w:color="000000" w:sz="4"/>
+              <w:left w:val="single" w:color="000000" w:sz="4"/>
+              <w:bottom w:val="single" w:color="000000" w:sz="4"/>
+              <w:right w:val="single" w:color="000000" w:sz="4"/>
+            </w:tcBorders>
+            <w:tcMar>
+              <w:top w:type="dxa" w:w="40"/>
+              <w:left w:type="dxa" w:w="80"/>
+              <w:bottom w:type="dxa" w:w="40"/>
+              <w:right w:type="dxa" w:w="80"/>
+            </w:tcMar>
+          </w:tcPr>
+          <w:p>
+            <w:pPr>
+              <w:spacing w:after="0"/>
+              <w:jc w:val="center"/>
+            </w:pPr>
+            <w:r>
+              <w:rPr>
+                <w:rFonts w:ascii="Malgun Gothic" w:cs="Malgun Gothic" w:eastAsia="Malgun Gothic" w:hAnsi="Malgun Gothic"/>
+                <w:b w:val="false"/>
+                <w:bCs w:val="false"/>
+                <w:sz w:val="18"/>
+                <w:szCs w:val="18"/>
+              </w:rPr>
+              <w:t xml:space="preserve">직접 시뮬레이션 변화량 / 선형 예측값의 비율로 정의. [0083], 청구항 24</w:t>
+            </w:r>
+          </w:p>
+        </w:tc>
+        <w:tc>
+          <w:tcPr>
+            <w:tcW w:type="dxa" w:w="2411"/>
+            <w:tcBorders>
+              <w:top w:val="single" w:color="000000" w:sz="4"/>
+              <w:left w:val="single" w:color="000000" w:sz="4"/>
+              <w:bottom w:val="single" w:color="000000" w:sz="4"/>
+              <w:right w:val="single" w:color="000000" w:sz="4"/>
+            </w:tcBorders>
+            <w:tcMar>
+              <w:top w:type="dxa" w:w="40"/>
+              <w:left w:type="dxa" w:w="80"/>
+              <w:bottom w:type="dxa" w:w="40"/>
+              <w:right w:type="dxa" w:w="80"/>
+            </w:tcMar>
+          </w:tcPr>
+          <w:p>
+            <w:pPr>
+              <w:spacing w:after="0"/>
+              <w:jc w:val="center"/>
+            </w:pPr>
+            <w:r>
+              <w:rPr>
+                <w:rFonts w:ascii="Malgun Gothic" w:cs="Malgun Gothic" w:eastAsia="Malgun Gothic" w:hAnsi="Malgun Gothic"/>
+                <w:b w:val="false"/>
+                <w:bCs w:val="false"/>
+                <w:sz w:val="18"/>
+                <w:szCs w:val="18"/>
+              </w:rPr>
+              <w:t xml:space="preserve">–</w:t>
+            </w:r>
+          </w:p>
+        </w:tc>
+      </w:tr>
+      <w:tr>
+        <w:trPr>
+          <w:tblHeader w:val="false"/>
+        </w:trPr>
+        <w:tc>
+          <w:tcPr>
+            <w:tcW w:type="dxa" w:w="2409"/>
+            <w:tcBorders>
+              <w:top w:val="single" w:color="000000" w:sz="4"/>
+              <w:left w:val="single" w:color="000000" w:sz="4"/>
+              <w:bottom w:val="single" w:color="000000" w:sz="4"/>
+              <w:right w:val="single" w:color="000000" w:sz="4"/>
+            </w:tcBorders>
+            <w:tcMar>
+              <w:top w:type="dxa" w:w="40"/>
+              <w:left w:type="dxa" w:w="80"/>
+              <w:bottom w:type="dxa" w:w="40"/>
+              <w:right w:type="dxa" w:w="80"/>
+            </w:tcMar>
+          </w:tcPr>
+          <w:p>
+            <w:pPr>
+              <w:spacing w:after="0"/>
+              <w:jc w:val="left"/>
+            </w:pPr>
+            <w:r>
+              <w:rPr>
+                <w:rFonts w:ascii="Malgun Gothic" w:cs="Malgun Gothic" w:eastAsia="Malgun Gothic" w:hAnsi="Malgun Gothic"/>
+                <w:b w:val="false"/>
+                <w:bCs w:val="false"/>
+                <w:sz w:val="18"/>
+                <w:szCs w:val="18"/>
+              </w:rPr>
+              <w:t xml:space="preserve">대체 지표(청구항 25)</w:t>
+            </w:r>
+          </w:p>
+        </w:tc>
+        <w:tc>
+          <w:tcPr>
+            <w:tcW w:type="dxa" w:w="2409"/>
+            <w:tcBorders>
+              <w:top w:val="single" w:color="000000" w:sz="4"/>
+              <w:left w:val="single" w:color="000000" w:sz="4"/>
+              <w:bottom w:val="single" w:color="000000" w:sz="4"/>
+              <w:right w:val="single" w:color="000000" w:sz="4"/>
+            </w:tcBorders>
+            <w:tcMar>
+              <w:top w:type="dxa" w:w="40"/>
+              <w:left w:type="dxa" w:w="80"/>
+              <w:bottom w:type="dxa" w:w="40"/>
+              <w:right w:type="dxa" w:w="80"/>
+            </w:tcMar>
+          </w:tcPr>
+          <w:p>
+            <w:pPr>
+              <w:spacing w:after="0"/>
+              <w:jc w:val="center"/>
+            </w:pPr>
+            <w:r>
+              <w:rPr>
+                <w:rFonts w:ascii="Malgun Gothic" w:cs="Malgun Gothic" w:eastAsia="Malgun Gothic" w:hAnsi="Malgun Gothic"/>
+                <w:b w:val="false"/>
+                <w:bCs w:val="false"/>
+                <w:sz w:val="18"/>
+                <w:szCs w:val="18"/>
+              </w:rPr>
+              <w:t xml:space="preserve">"서로 치환 가능"으로 기재. 표 3(같은 폭의 두 NMOS가 0.834/0.166)과 모순</w:t>
+            </w:r>
+          </w:p>
+        </w:tc>
+        <w:tc>
+          <w:tcPr>
+            <w:tcW w:type="dxa" w:w="2409"/>
+            <w:tcBorders>
+              <w:top w:val="single" w:color="000000" w:sz="4"/>
+              <w:left w:val="single" w:color="000000" w:sz="4"/>
+              <w:bottom w:val="single" w:color="000000" w:sz="4"/>
+              <w:right w:val="single" w:color="000000" w:sz="4"/>
+            </w:tcBorders>
+            <w:tcMar>
+              <w:top w:type="dxa" w:w="40"/>
+              <w:left w:type="dxa" w:w="80"/>
+              <w:bottom w:type="dxa" w:w="40"/>
+              <w:right w:type="dxa" w:w="80"/>
+            </w:tcMar>
+          </w:tcPr>
+          <w:p>
+            <w:pPr>
+              <w:spacing w:after="0"/>
+              <w:jc w:val="center"/>
+            </w:pPr>
+            <w:r>
+              <w:rPr>
+                <w:rFonts w:ascii="Malgun Gothic" w:cs="Malgun Gothic" w:eastAsia="Malgun Gothic" w:hAnsi="Malgun Gothic"/>
+                <w:b w:val="false"/>
+                <w:bCs w:val="false"/>
+                <w:sz w:val="18"/>
+                <w:szCs w:val="18"/>
+              </w:rPr>
+              <w:t xml:space="preserve">√w는 σ_mm으로 나눠야 함, 전류 분담률 정의, 채널폭·게이트 용량 비율 삭제, 대표 셀 확인 조건. [0084], 청구항 25</w:t>
+            </w:r>
+          </w:p>
+        </w:tc>
+        <w:tc>
+          <w:tcPr>
+            <w:tcW w:type="dxa" w:w="2411"/>
+            <w:tcBorders>
+              <w:top w:val="single" w:color="000000" w:sz="4"/>
+              <w:left w:val="single" w:color="000000" w:sz="4"/>
+              <w:bottom w:val="single" w:color="000000" w:sz="4"/>
+              <w:right w:val="single" w:color="000000" w:sz="4"/>
+            </w:tcBorders>
+            <w:tcMar>
+              <w:top w:type="dxa" w:w="40"/>
+              <w:left w:type="dxa" w:w="80"/>
+              <w:bottom w:type="dxa" w:w="40"/>
+              <w:right w:type="dxa" w:w="80"/>
+            </w:tcMar>
+          </w:tcPr>
+          <w:p>
+            <w:pPr>
+              <w:spacing w:after="0"/>
+              <w:jc w:val="center"/>
+            </w:pPr>
+            <w:r>
+              <w:rPr>
+                <w:rFonts w:ascii="Malgun Gothic" w:cs="Malgun Gothic" w:eastAsia="Malgun Gothic" w:hAnsi="Malgun Gothic"/>
+                <w:b w:val="false"/>
+                <w:bCs w:val="false"/>
+                <w:sz w:val="18"/>
+                <w:szCs w:val="18"/>
+              </w:rPr>
+              <w:t xml:space="preserve">표 3, 수학식 11</w:t>
+            </w:r>
+          </w:p>
+        </w:tc>
+      </w:tr>
+      <w:tr>
+        <w:trPr>
+          <w:tblHeader w:val="false"/>
+        </w:trPr>
+        <w:tc>
+          <w:tcPr>
+            <w:tcW w:type="dxa" w:w="2409"/>
+            <w:tcBorders>
+              <w:top w:val="single" w:color="000000" w:sz="4"/>
+              <w:left w:val="single" w:color="000000" w:sz="4"/>
+              <w:bottom w:val="single" w:color="000000" w:sz="4"/>
+              <w:right w:val="single" w:color="000000" w:sz="4"/>
+            </w:tcBorders>
+            <w:tcMar>
+              <w:top w:type="dxa" w:w="40"/>
+              <w:left w:type="dxa" w:w="80"/>
+              <w:bottom w:type="dxa" w:w="40"/>
+              <w:right w:type="dxa" w:w="80"/>
+            </w:tcMar>
+          </w:tcPr>
+          <w:p>
+            <w:pPr>
+              <w:spacing w:after="0"/>
+              <w:jc w:val="left"/>
+            </w:pPr>
+            <w:r>
+              <w:rPr>
+                <w:rFonts w:ascii="Malgun Gothic" w:cs="Malgun Gothic" w:eastAsia="Malgun Gothic" w:hAnsi="Malgun Gothic"/>
+                <w:b w:val="false"/>
+                <w:bCs w:val="false"/>
+                <w:sz w:val="18"/>
+                <w:szCs w:val="18"/>
+              </w:rPr>
+              <w:t xml:space="preserve">제약 시간의 상대 변화율</w:t>
+            </w:r>
+          </w:p>
+        </w:tc>
+        <w:tc>
+          <w:tcPr>
+            <w:tcW w:type="dxa" w:w="2409"/>
+            <w:tcBorders>
+              <w:top w:val="single" w:color="000000" w:sz="4"/>
+              <w:left w:val="single" w:color="000000" w:sz="4"/>
+              <w:bottom w:val="single" w:color="000000" w:sz="4"/>
+              <w:right w:val="single" w:color="000000" w:sz="4"/>
+            </w:tcBorders>
+            <w:tcMar>
+              <w:top w:type="dxa" w:w="40"/>
+              <w:left w:type="dxa" w:w="80"/>
+              <w:bottom w:type="dxa" w:w="40"/>
+              <w:right w:type="dxa" w:w="80"/>
+            </w:tcMar>
+          </w:tcPr>
+          <w:p>
+            <w:pPr>
+              <w:spacing w:after="0"/>
+              <w:jc w:val="center"/>
+            </w:pPr>
+            <w:r>
+              <w:rPr>
+                <w:rFonts w:ascii="Malgun Gothic" w:cs="Malgun Gothic" w:eastAsia="Malgun Gothic" w:hAnsi="Malgun Gothic"/>
+                <w:b w:val="false"/>
+                <w:bCs w:val="false"/>
+                <w:sz w:val="18"/>
+                <w:szCs w:val="18"/>
+              </w:rPr>
+              <w:t xml:space="preserve">D0 ≤ 0인 setup/hold에도 상대 변화율이 적용되는 것으로 읽힘</w:t>
+            </w:r>
+          </w:p>
+        </w:tc>
+        <w:tc>
+          <w:tcPr>
+            <w:tcW w:type="dxa" w:w="2409"/>
+            <w:tcBorders>
+              <w:top w:val="single" w:color="000000" w:sz="4"/>
+              <w:left w:val="single" w:color="000000" w:sz="4"/>
+              <w:bottom w:val="single" w:color="000000" w:sz="4"/>
+              <w:right w:val="single" w:color="000000" w:sz="4"/>
+            </w:tcBorders>
+            <w:tcMar>
+              <w:top w:type="dxa" w:w="40"/>
+              <w:left w:type="dxa" w:w="80"/>
+              <w:bottom w:type="dxa" w:w="40"/>
+              <w:right w:type="dxa" w:w="80"/>
+            </w:tcMar>
+          </w:tcPr>
+          <w:p>
+            <w:pPr>
+              <w:spacing w:after="0"/>
+              <w:jc w:val="center"/>
+            </w:pPr>
+            <w:r>
+              <w:rPr>
+                <w:rFonts w:ascii="Malgun Gothic" w:cs="Malgun Gothic" w:eastAsia="Malgun Gothic" w:hAnsi="Malgun Gothic"/>
+                <w:b w:val="false"/>
+                <w:bCs w:val="false"/>
+                <w:sz w:val="18"/>
+                <w:szCs w:val="18"/>
+              </w:rPr>
+              <w:t xml:space="preserve">D0 &gt; 0인 지연·천이에 한정, 제약 시간은 절대 변화량. [0053], [0062], 청구항 12, 14</w:t>
+            </w:r>
+          </w:p>
+        </w:tc>
+        <w:tc>
+          <w:tcPr>
+            <w:tcW w:type="dxa" w:w="2411"/>
+            <w:tcBorders>
+              <w:top w:val="single" w:color="000000" w:sz="4"/>
+              <w:left w:val="single" w:color="000000" w:sz="4"/>
+              <w:bottom w:val="single" w:color="000000" w:sz="4"/>
+              <w:right w:val="single" w:color="000000" w:sz="4"/>
+            </w:tcBorders>
+            <w:tcMar>
+              <w:top w:type="dxa" w:w="40"/>
+              <w:left w:type="dxa" w:w="80"/>
+              <w:bottom w:type="dxa" w:w="40"/>
+              <w:right w:type="dxa" w:w="80"/>
+            </w:tcMar>
+          </w:tcPr>
+          <w:p>
+            <w:pPr>
+              <w:spacing w:after="0"/>
+              <w:jc w:val="center"/>
+            </w:pPr>
+            <w:r>
+              <w:rPr>
+                <w:rFonts w:ascii="Malgun Gothic" w:cs="Malgun Gothic" w:eastAsia="Malgun Gothic" w:hAnsi="Malgun Gothic"/>
+                <w:b w:val="false"/>
+                <w:bCs w:val="false"/>
+                <w:sz w:val="18"/>
+                <w:szCs w:val="18"/>
+              </w:rPr>
+              <w:t xml:space="preserve">–</w:t>
+            </w:r>
+          </w:p>
+        </w:tc>
+      </w:tr>
+      <w:tr>
+        <w:trPr>
+          <w:tblHeader w:val="false"/>
+        </w:trPr>
+        <w:tc>
+          <w:tcPr>
+            <w:tcW w:type="dxa" w:w="2409"/>
+            <w:tcBorders>
+              <w:top w:val="single" w:color="000000" w:sz="4"/>
+              <w:left w:val="single" w:color="000000" w:sz="4"/>
+              <w:bottom w:val="single" w:color="000000" w:sz="4"/>
+              <w:right w:val="single" w:color="000000" w:sz="4"/>
+            </w:tcBorders>
+            <w:tcMar>
+              <w:top w:type="dxa" w:w="40"/>
+              <w:left w:type="dxa" w:w="80"/>
+              <w:bottom w:type="dxa" w:w="40"/>
+              <w:right w:type="dxa" w:w="80"/>
+            </w:tcMar>
+          </w:tcPr>
+          <w:p>
+            <w:pPr>
+              <w:spacing w:after="0"/>
+              <w:jc w:val="left"/>
+            </w:pPr>
+            <w:r>
+              <w:rPr>
+                <w:rFonts w:ascii="Malgun Gothic" w:cs="Malgun Gothic" w:eastAsia="Malgun Gothic" w:hAnsi="Malgun Gothic"/>
+                <w:b w:val="false"/>
+                <w:bCs w:val="false"/>
+                <w:sz w:val="18"/>
+                <w:szCs w:val="18"/>
+              </w:rPr>
+              <w:t xml:space="preserve">회피 경로</w:t>
+            </w:r>
+          </w:p>
+        </w:tc>
+        <w:tc>
+          <w:tcPr>
+            <w:tcW w:type="dxa" w:w="2409"/>
+            <w:tcBorders>
+              <w:top w:val="single" w:color="000000" w:sz="4"/>
+              <w:left w:val="single" w:color="000000" w:sz="4"/>
+              <w:bottom w:val="single" w:color="000000" w:sz="4"/>
+              <w:right w:val="single" w:color="000000" w:sz="4"/>
+            </w:tcBorders>
+            <w:tcMar>
+              <w:top w:type="dxa" w:w="40"/>
+              <w:left w:type="dxa" w:w="80"/>
+              <w:bottom w:type="dxa" w:w="40"/>
+              <w:right w:type="dxa" w:w="80"/>
+            </w:tcMar>
+          </w:tcPr>
+          <w:p>
+            <w:pPr>
+              <w:spacing w:after="0"/>
+              <w:jc w:val="center"/>
+            </w:pPr>
+            <w:r>
+              <w:rPr>
+                <w:rFonts w:ascii="Malgun Gothic" w:cs="Malgun Gothic" w:eastAsia="Malgun Gothic" w:hAnsi="Malgun Gothic"/>
+                <w:b w:val="false"/>
+                <w:bCs w:val="false"/>
+                <w:sz w:val="18"/>
+                <w:szCs w:val="18"/>
+              </w:rPr>
+              <w:t xml:space="preserve">배분 행렬, 스케일 인자 융합, 대리 모델·이식 미기재</w:t>
+            </w:r>
+          </w:p>
+        </w:tc>
+        <w:tc>
+          <w:tcPr>
+            <w:tcW w:type="dxa" w:w="2409"/>
+            <w:tcBorders>
+              <w:top w:val="single" w:color="000000" w:sz="4"/>
+              <w:left w:val="single" w:color="000000" w:sz="4"/>
+              <w:bottom w:val="single" w:color="000000" w:sz="4"/>
+              <w:right w:val="single" w:color="000000" w:sz="4"/>
+            </w:tcBorders>
+            <w:tcMar>
+              <w:top w:type="dxa" w:w="40"/>
+              <w:left w:type="dxa" w:w="80"/>
+              <w:bottom w:type="dxa" w:w="40"/>
+              <w:right w:type="dxa" w:w="80"/>
+            </w:tcMar>
+          </w:tcPr>
+          <w:p>
+            <w:pPr>
+              <w:spacing w:after="0"/>
+              <w:jc w:val="center"/>
+            </w:pPr>
+            <w:r>
+              <w:rPr>
+                <w:rFonts w:ascii="Malgun Gothic" w:cs="Malgun Gothic" w:eastAsia="Malgun Gothic" w:hAnsi="Malgun Gothic"/>
+                <w:b w:val="false"/>
+                <w:bCs w:val="false"/>
+                <w:sz w:val="18"/>
+                <w:szCs w:val="18"/>
+              </w:rPr>
+              <w:t xml:space="preserve">[0086], [0091], [0092], 청구항 29~31</w:t>
+            </w:r>
+          </w:p>
+        </w:tc>
+        <w:tc>
+          <w:tcPr>
+            <w:tcW w:type="dxa" w:w="2411"/>
+            <w:tcBorders>
+              <w:top w:val="single" w:color="000000" w:sz="4"/>
+              <w:left w:val="single" w:color="000000" w:sz="4"/>
+              <w:bottom w:val="single" w:color="000000" w:sz="4"/>
+              <w:right w:val="single" w:color="000000" w:sz="4"/>
+            </w:tcBorders>
+            <w:tcMar>
+              <w:top w:type="dxa" w:w="40"/>
+              <w:left w:type="dxa" w:w="80"/>
+              <w:bottom w:type="dxa" w:w="40"/>
+              <w:right w:type="dxa" w:w="80"/>
+            </w:tcMar>
+          </w:tcPr>
+          <w:p>
+            <w:pPr>
+              <w:spacing w:after="0"/>
+              <w:jc w:val="center"/>
+            </w:pPr>
+            <w:r>
+              <w:rPr>
+                <w:rFonts w:ascii="Malgun Gothic" w:cs="Malgun Gothic" w:eastAsia="Malgun Gothic" w:hAnsi="Malgun Gothic"/>
+                <w:b w:val="false"/>
+                <w:bCs w:val="false"/>
+                <w:sz w:val="18"/>
+                <w:szCs w:val="18"/>
+              </w:rPr>
+              <w:t xml:space="preserve">–</w:t>
+            </w:r>
+          </w:p>
+        </w:tc>
+      </w:tr>
+    </w:tbl>
+    <w:p>
+      <w:pPr>
+        <w:spacing w:after="120"/>
+      </w:pPr>
+    </w:p>
+    <w:p>
+      <w:pPr>
+        <w:pStyle w:val="ListParagraph"/>
+        <w:numPr>
+          <w:ilvl w:val="0"/>
+          <w:numId w:val="2"/>
+        </w:numPr>
+        <w:spacing w:after="60" w:line="300"/>
+        <w:jc w:val="left"/>
+      </w:pPr>
+      <w:r>
+        <w:rPr>
+          <w:rFonts w:ascii="Malgun Gothic" w:cs="Malgun Gothic" w:eastAsia="Malgun Gothic" w:hAnsi="Malgun Gothic"/>
+          <w:b w:val="false"/>
+          <w:bCs w:val="false"/>
+          <w:sz w:val="20"/>
+          <w:szCs w:val="20"/>
+        </w:rPr>
+        <w:t xml:space="preserve">청구항 1 문언 검토 요청: "정규화하여 기여도를 결정"과 "결합하여 복원"의 두 단계가 스케일 인자 융합 구성(청구항 30, [0086])을 문언상 포섭하는지 확인이 필요하다. 포섭이 불확실하면 청구항 1을 "트랜지스터별 타이밍 민감도의 비율에 따라 집합 민감도를 트랜지스터별로 배분하여 트랜지스터별 파라미터 민감도를 복원하는 단계"로 고쳐 쓰는 안을 검토한다.</w:t>
+      </w:r>
+    </w:p>
+    <w:p>
+      <w:pPr>
+        <w:pStyle w:val="ListParagraph"/>
+        <w:numPr>
+          <w:ilvl w:val="0"/>
+          <w:numId w:val="2"/>
+        </w:numPr>
+        <w:spacing w:after="60" w:line="300"/>
+        <w:jc w:val="left"/>
+      </w:pPr>
+      <w:r>
+        <w:rPr>
+          <w:rFonts w:ascii="Malgun Gothic" w:cs="Malgun Gothic" w:eastAsia="Malgun Gothic" w:hAnsi="Malgun Gothic"/>
+          <w:b w:val="false"/>
+          <w:bCs w:val="false"/>
+          <w:sz w:val="20"/>
+          <w:szCs w:val="20"/>
+        </w:rPr>
+        <w:t xml:space="preserve">청구항 25는 개정 2.2판 문안이 표 3과 모순되어 무효 위험이 있었으므로 성립 조건을 붙였다. 삭제하고 [0084]의 방어 공개로만 남기는 선택도 가능하다.</w:t>
+      </w:r>
+    </w:p>
+    <w:p>
+      <w:pPr>
+        <w:pStyle w:val="ListParagraph"/>
+        <w:numPr>
+          <w:ilvl w:val="0"/>
+          <w:numId w:val="2"/>
+        </w:numPr>
+        <w:spacing w:after="60" w:line="300"/>
+        <w:jc w:val="left"/>
+      </w:pPr>
+      <w:r>
+        <w:rPr>
+          <w:rFonts w:ascii="Malgun Gothic" w:cs="Malgun Gothic" w:eastAsia="Malgun Gothic" w:hAnsi="Malgun Gothic"/>
+          <w:b w:val="false"/>
+          <w:bCs w:val="false"/>
+          <w:sz w:val="20"/>
+          <w:szCs w:val="20"/>
+        </w:rPr>
+        <w:t xml:space="preserve">청구항 27은 청구항 2의 두 정의 중 어느 것을 쓸지 정하는 규칙이므로 실제 구현에서 반드시 거치는 단계이다. 우선순위를 높게 둔다.</w:t>
+      </w:r>
+    </w:p>
+    <w:p>
+      <w:pPr>
+        <w:pStyle w:val="ListParagraph"/>
+        <w:numPr>
+          <w:ilvl w:val="0"/>
+          <w:numId w:val="2"/>
+        </w:numPr>
+        <w:spacing w:after="60" w:line="300"/>
+        <w:jc w:val="left"/>
+      </w:pPr>
+      <w:r>
+        <w:rPr>
+          <w:rFonts w:ascii="Malgun Gothic" w:cs="Malgun Gothic" w:eastAsia="Malgun Gothic" w:hAnsi="Malgun Gothic"/>
+          <w:b w:val="false"/>
+          <w:bCs w:val="false"/>
+          <w:sz w:val="20"/>
+          <w:szCs w:val="20"/>
+        </w:rPr>
+        <w:t xml:space="preserve">표 5, 표 6의 수치는 실제 PDK 셀에서 재현한 뒤 출원 전 확정한다. 표 6의 포인트별 값(0.875 / 0.029)은 극단 사례이므로 명세서에는 테이블 평균과 함께 기재하였다.</w:t>
+      </w:r>
+    </w:p>
+    <w:p>
+      <w:pPr>
+        <w:pStyle w:val="Heading2"/>
+        <w:keepNext/>
+        <w:spacing w:after="120" w:before="240"/>
+      </w:pPr>
+      <w:r>
+        <w:rPr>
+          <w:rFonts w:ascii="Malgun Gothic" w:cs="Malgun Gothic" w:eastAsia="Malgun Gothic" w:hAnsi="Malgun Gothic"/>
+        </w:rPr>
+        <w:t xml:space="preserve">6. 유의사항</w:t>
       </w:r>
     </w:p>
     <w:p>
